--- a/docs/Avance1_Documento_Diseno.docx
+++ b/docs/Avance1_Documento_Diseno.docx
@@ -582,7 +582,7 @@
         <w:t xml:space="preserve"> </w:t>
       </w:r>
       <w:r>
-        <w:t xml:space="preserve">Java 17, NetBeans IDE, interfaz gráfica con</w:t>
+        <w:t xml:space="preserve">Java 17, proyecto Maven en NetBeans IDE, interfaz gráfica con</w:t>
       </w:r>
       <w:r>
         <w:t xml:space="preserve"> </w:t>
@@ -611,6 +611,44 @@
           <w:bCs/>
           <w:b/>
         </w:rPr>
+        <w:t xml:space="preserve">Base del diseño:</w:t>
+      </w:r>
+      <w:r>
+        <w:t xml:space="preserve"> </w:t>
+      </w:r>
+      <w:r>
+        <w:t xml:space="preserve">el modelo de clases (sección 2) aplica lo visto en las semanas 1 a 5: herencia, clases abstractas, interfaces, polimorfismo, colecciones y excepciones propias. Hilos, sockets, Swing y base de datos aún no se han visto en el curso; se incluyen como</w:t>
+      </w:r>
+      <w:r>
+        <w:t xml:space="preserve"> </w:t>
+      </w:r>
+      <w:r>
+        <w:rPr>
+          <w:bCs/>
+          <w:b/>
+        </w:rPr>
+        <w:t xml:space="preserve">arquitectura prevista</w:t>
+      </w:r>
+      <w:r>
+        <w:t xml:space="preserve"> </w:t>
+      </w:r>
+      <w:r>
+        <w:t xml:space="preserve">para cumplir el carácter cliente-servidor concurrente del proyecto y se detallarán en los siguientes avances.</w:t>
+      </w:r>
+    </w:p>
+    <w:p>
+      <w:pPr>
+        <w:numPr>
+          <w:ilvl w:val="0"/>
+          <w:numId w:val="1001"/>
+        </w:numPr>
+        <w:pStyle w:val="Compact"/>
+      </w:pPr>
+      <w:r>
+        <w:rPr>
+          <w:bCs/>
+          <w:b/>
+        </w:rPr>
         <w:t xml:space="preserve">Arquitectura cliente-servidor:</w:t>
       </w:r>
       <w:r>
@@ -689,16 +727,34 @@
         <w:t xml:space="preserve">synchronized</w:t>
       </w:r>
       <w:r>
-        <w:t xml:space="preserve">, de modo que nunca se venda más inventario del que existe. El número de factura se genera con un contador atómico (</w:t>
+        <w:t xml:space="preserve">, de modo que nunca se venda más inventario del que existe. El número de factura sale del contador</w:t>
+      </w:r>
+      <w:r>
+        <w:t xml:space="preserve"> </w:t>
       </w:r>
       <w:r>
         <w:rPr>
           <w:rStyle w:val="VerbatimChar"/>
         </w:rPr>
-        <w:t xml:space="preserve">AtomicInteger</w:t>
-      </w:r>
-      <w:r>
-        <w:t xml:space="preserve">) para que no se repita. En el cliente, las consultas largas se ejecutan con</w:t>
+        <w:t xml:space="preserve">static Factura.ultimoNumero</w:t>
+      </w:r>
+      <w:r>
+        <w:t xml:space="preserve">, que se incrementa dentro de un método</w:t>
+      </w:r>
+      <w:r>
+        <w:t xml:space="preserve"> </w:t>
+      </w:r>
+      <w:r>
+        <w:rPr>
+          <w:rStyle w:val="VerbatimChar"/>
+        </w:rPr>
+        <w:t xml:space="preserve">synchronized</w:t>
+      </w:r>
+      <w:r>
+        <w:t xml:space="preserve"> </w:t>
+      </w:r>
+      <w:r>
+        <w:t xml:space="preserve">para que dos facturas nunca reciban el mismo número. En el cliente, las consultas largas se ejecutan con</w:t>
       </w:r>
       <w:r>
         <w:t xml:space="preserve"> </w:t>
@@ -890,7 +946,7 @@
     </w:p>
     <w:bookmarkEnd w:id="24"/>
     <w:bookmarkEnd w:id="25"/>
-    <w:bookmarkStart w:id="48" w:name="entidades-y-clases"/>
+    <w:bookmarkStart w:id="57" w:name="entidades-y-clases"/>
     <w:p>
       <w:pPr>
         <w:pStyle w:val="Heading1"/>
@@ -904,7 +960,7 @@
         <w:pStyle w:val="FirstParagraph"/>
       </w:pPr>
       <w:r>
-        <w:t xml:space="preserve">Las clases se organizan en cuatro paquetes:</w:t>
+        <w:t xml:space="preserve">El modelo de clases sigue la forma de trabajo vista en las semanas 1 a 5 del curso, en particular la práctica integradora MultiSports de la semana 5:</w:t>
       </w:r>
     </w:p>
     <w:tbl>
@@ -944,7 +1000,7 @@
                 <w:b/>
                 <w:sz w:val="19"/>
               </w:rPr>
-              <w:t xml:space="preserve">Paquete</w:t>
+              <w:t xml:space="preserve">Concepto del curso</w:t>
             </w:r>
           </w:p>
         </w:tc>
@@ -962,7 +1018,7 @@
                 <w:b/>
                 <w:sz w:val="19"/>
               </w:rPr>
-              <w:t xml:space="preserve">Contenido</w:t>
+              <w:t xml:space="preserve">Dónde se aplica en Fidecompro</w:t>
             </w:r>
           </w:p>
         </w:tc>
@@ -977,25 +1033,151 @@
             </w:pPr>
             <w:r>
               <w:rPr>
-                <w:rStyle w:val="VerbatimChar"/>
-                <w:sz w:val="19"/>
-              </w:rPr>
-              <w:t xml:space="preserve">fidecompro.modelo</w:t>
-            </w:r>
-          </w:p>
-        </w:tc>
-        <w:tc>
-          <w:tcPr/>
-          <w:p>
-            <w:pPr>
-              <w:pStyle w:val="Compact"/>
-              <w:jc w:val="left"/>
-            </w:pPr>
-            <w:r>
-              <w:rPr>
-                <w:sz w:val="19"/>
-              </w:rPr>
-              <w:t xml:space="preserve">Entidades del negocio (serializables, viajan entre cliente y servidor)</w:t>
+                <w:sz w:val="19"/>
+              </w:rPr>
+              <w:t xml:space="preserve">Clase abstracta con subclases que sobrescriben un método (semanas 2 y 3)</w:t>
+            </w:r>
+          </w:p>
+        </w:tc>
+        <w:tc>
+          <w:tcPr/>
+          <w:p>
+            <w:pPr>
+              <w:pStyle w:val="Compact"/>
+              <w:jc w:val="left"/>
+            </w:pPr>
+            <w:r>
+              <w:rPr>
+                <w:rStyle w:val="VerbatimChar"/>
+                <w:sz w:val="19"/>
+              </w:rPr>
+              <w:t xml:space="preserve">Producto</w:t>
+            </w:r>
+            <w:r>
+              <w:rPr>
+                <w:sz w:val="19"/>
+              </w:rPr>
+              <w:t xml:space="preserve"> </w:t>
+            </w:r>
+            <w:r>
+              <w:rPr>
+                <w:sz w:val="19"/>
+              </w:rPr>
+              <w:t xml:space="preserve">→</w:t>
+            </w:r>
+            <w:r>
+              <w:rPr>
+                <w:sz w:val="19"/>
+              </w:rPr>
+              <w:t xml:space="preserve"> </w:t>
+            </w:r>
+            <w:r>
+              <w:rPr>
+                <w:rStyle w:val="VerbatimChar"/>
+                <w:sz w:val="19"/>
+              </w:rPr>
+              <w:t xml:space="preserve">Abarrote</w:t>
+            </w:r>
+            <w:r>
+              <w:rPr>
+                <w:sz w:val="19"/>
+              </w:rPr>
+              <w:t xml:space="preserve">,</w:t>
+            </w:r>
+            <w:r>
+              <w:rPr>
+                <w:sz w:val="19"/>
+              </w:rPr>
+              <w:t xml:space="preserve"> </w:t>
+            </w:r>
+            <w:r>
+              <w:rPr>
+                <w:rStyle w:val="VerbatimChar"/>
+                <w:sz w:val="19"/>
+              </w:rPr>
+              <w:t xml:space="preserve">Bebida</w:t>
+            </w:r>
+            <w:r>
+              <w:rPr>
+                <w:sz w:val="19"/>
+              </w:rPr>
+              <w:t xml:space="preserve">,</w:t>
+            </w:r>
+            <w:r>
+              <w:rPr>
+                <w:sz w:val="19"/>
+              </w:rPr>
+              <w:t xml:space="preserve"> </w:t>
+            </w:r>
+            <w:r>
+              <w:rPr>
+                <w:rStyle w:val="VerbatimChar"/>
+                <w:sz w:val="19"/>
+              </w:rPr>
+              <w:t xml:space="preserve">ArticuloHogar</w:t>
+            </w:r>
+            <w:r>
+              <w:rPr>
+                <w:sz w:val="19"/>
+              </w:rPr>
+              <w:t xml:space="preserve">;</w:t>
+            </w:r>
+            <w:r>
+              <w:rPr>
+                <w:sz w:val="19"/>
+              </w:rPr>
+              <w:t xml:space="preserve"> </w:t>
+            </w:r>
+            <w:r>
+              <w:rPr>
+                <w:rStyle w:val="VerbatimChar"/>
+                <w:sz w:val="19"/>
+              </w:rPr>
+              <w:t xml:space="preserve">Persona</w:t>
+            </w:r>
+            <w:r>
+              <w:rPr>
+                <w:sz w:val="19"/>
+              </w:rPr>
+              <w:t xml:space="preserve"> </w:t>
+            </w:r>
+            <w:r>
+              <w:rPr>
+                <w:sz w:val="19"/>
+              </w:rPr>
+              <w:t xml:space="preserve">→</w:t>
+            </w:r>
+            <w:r>
+              <w:rPr>
+                <w:sz w:val="19"/>
+              </w:rPr>
+              <w:t xml:space="preserve"> </w:t>
+            </w:r>
+            <w:r>
+              <w:rPr>
+                <w:rStyle w:val="VerbatimChar"/>
+                <w:sz w:val="19"/>
+              </w:rPr>
+              <w:t xml:space="preserve">Usuario</w:t>
+            </w:r>
+            <w:r>
+              <w:rPr>
+                <w:sz w:val="19"/>
+              </w:rPr>
+              <w:t xml:space="preserve">,</w:t>
+            </w:r>
+            <w:r>
+              <w:rPr>
+                <w:sz w:val="19"/>
+              </w:rPr>
+              <w:t xml:space="preserve"> </w:t>
+            </w:r>
+            <w:r>
+              <w:rPr>
+                <w:rStyle w:val="VerbatimChar"/>
+                <w:sz w:val="19"/>
+              </w:rPr>
+              <w:t xml:space="preserve">Cliente</w:t>
             </w:r>
           </w:p>
         </w:tc>
@@ -1010,25 +1192,82 @@
             </w:pPr>
             <w:r>
               <w:rPr>
-                <w:rStyle w:val="VerbatimChar"/>
-                <w:sz w:val="19"/>
-              </w:rPr>
-              <w:t xml:space="preserve">fidecompro.servidor</w:t>
-            </w:r>
-          </w:p>
-        </w:tc>
-        <w:tc>
-          <w:tcPr/>
-          <w:p>
-            <w:pPr>
-              <w:pStyle w:val="Compact"/>
-              <w:jc w:val="left"/>
-            </w:pPr>
-            <w:r>
-              <w:rPr>
-                <w:sz w:val="19"/>
-              </w:rPr>
-              <w:t xml:space="preserve">Servidor de sockets, hilos de atención, servicios y generador de archivos</w:t>
+                <w:sz w:val="19"/>
+              </w:rPr>
+              <w:t xml:space="preserve">Interface terminada en</w:t>
+            </w:r>
+            <w:r>
+              <w:rPr>
+                <w:sz w:val="19"/>
+              </w:rPr>
+              <w:t xml:space="preserve"> </w:t>
+            </w:r>
+            <w:r>
+              <w:rPr>
+                <w:iCs/>
+                <w:i/>
+                <w:sz w:val="19"/>
+              </w:rPr>
+              <w:t xml:space="preserve">-able</w:t>
+            </w:r>
+            <w:r>
+              <w:rPr>
+                <w:sz w:val="19"/>
+              </w:rPr>
+              <w:t xml:space="preserve"> </w:t>
+            </w:r>
+            <w:r>
+              <w:rPr>
+                <w:sz w:val="19"/>
+              </w:rPr>
+              <w:t xml:space="preserve">con</w:t>
+            </w:r>
+            <w:r>
+              <w:rPr>
+                <w:sz w:val="19"/>
+              </w:rPr>
+              <w:t xml:space="preserve"> </w:t>
+            </w:r>
+            <w:r>
+              <w:rPr>
+                <w:rStyle w:val="VerbatimChar"/>
+                <w:sz w:val="19"/>
+              </w:rPr>
+              <w:t xml:space="preserve">mostrarInformacion()</w:t>
+            </w:r>
+            <w:r>
+              <w:rPr>
+                <w:sz w:val="19"/>
+              </w:rPr>
+              <w:t xml:space="preserve"> </w:t>
+            </w:r>
+            <w:r>
+              <w:rPr>
+                <w:sz w:val="19"/>
+              </w:rPr>
+              <w:t xml:space="preserve">(semanas 3 y 5)</w:t>
+            </w:r>
+          </w:p>
+        </w:tc>
+        <w:tc>
+          <w:tcPr/>
+          <w:p>
+            <w:pPr>
+              <w:pStyle w:val="Compact"/>
+              <w:jc w:val="left"/>
+            </w:pPr>
+            <w:r>
+              <w:rPr>
+                <w:rStyle w:val="VerbatimChar"/>
+                <w:sz w:val="19"/>
+              </w:rPr>
+              <w:t xml:space="preserve">Mostrable</w:t>
+            </w:r>
+            <w:r>
+              <w:rPr>
+                <w:sz w:val="19"/>
+              </w:rPr>
+              <w:t xml:space="preserve">, implementada por personas, productos, facturas y detalles</w:t>
             </w:r>
           </w:p>
         </w:tc>
@@ -1043,25 +1282,49 @@
             </w:pPr>
             <w:r>
               <w:rPr>
-                <w:rStyle w:val="VerbatimChar"/>
-                <w:sz w:val="19"/>
-              </w:rPr>
-              <w:t xml:space="preserve">fidecompro.datos</w:t>
-            </w:r>
-          </w:p>
-        </w:tc>
-        <w:tc>
-          <w:tcPr/>
-          <w:p>
-            <w:pPr>
-              <w:pStyle w:val="Compact"/>
-              <w:jc w:val="left"/>
-            </w:pPr>
-            <w:r>
-              <w:rPr>
-                <w:sz w:val="19"/>
-              </w:rPr>
-              <w:t xml:space="preserve">Conexión a la base de datos y clases DAO</w:t>
+                <w:sz w:val="19"/>
+              </w:rPr>
+              <w:t xml:space="preserve">Polimorfismo: distintos objetos responden distinto al mismo mensaje (semana 3)</w:t>
+            </w:r>
+          </w:p>
+        </w:tc>
+        <w:tc>
+          <w:tcPr/>
+          <w:p>
+            <w:pPr>
+              <w:pStyle w:val="Compact"/>
+              <w:jc w:val="left"/>
+            </w:pPr>
+            <w:r>
+              <w:rPr>
+                <w:sz w:val="19"/>
+              </w:rPr>
+              <w:t xml:space="preserve">Cada tipo de producto responde</w:t>
+            </w:r>
+            <w:r>
+              <w:rPr>
+                <w:sz w:val="19"/>
+              </w:rPr>
+              <w:t xml:space="preserve"> </w:t>
+            </w:r>
+            <w:r>
+              <w:rPr>
+                <w:rStyle w:val="VerbatimChar"/>
+                <w:sz w:val="19"/>
+              </w:rPr>
+              <w:t xml:space="preserve">obtenerPorcentajeImpuesto()</w:t>
+            </w:r>
+            <w:r>
+              <w:rPr>
+                <w:sz w:val="19"/>
+              </w:rPr>
+              <w:t xml:space="preserve"> </w:t>
+            </w:r>
+            <w:r>
+              <w:rPr>
+                <w:sz w:val="19"/>
+              </w:rPr>
+              <w:t xml:space="preserve">a su manera</w:t>
             </w:r>
           </w:p>
         </w:tc>
@@ -1076,37 +1339,1189 @@
             </w:pPr>
             <w:r>
               <w:rPr>
-                <w:rStyle w:val="VerbatimChar"/>
-                <w:sz w:val="19"/>
-              </w:rPr>
-              <w:t xml:space="preserve">fidecompro.cliente</w:t>
-            </w:r>
-          </w:p>
-        </w:tc>
-        <w:tc>
-          <w:tcPr/>
-          <w:p>
-            <w:pPr>
-              <w:pStyle w:val="Compact"/>
-              <w:jc w:val="left"/>
-            </w:pPr>
-            <w:r>
-              <w:rPr>
-                <w:sz w:val="19"/>
-              </w:rPr>
-              <w:t xml:space="preserve">Conexión del cliente y ventanas Swing</w:t>
+                <w:sz w:val="19"/>
+              </w:rPr>
+              <w:t xml:space="preserve">Atributos</w:t>
+            </w:r>
+            <w:r>
+              <w:rPr>
+                <w:sz w:val="19"/>
+              </w:rPr>
+              <w:t xml:space="preserve"> </w:t>
+            </w:r>
+            <w:r>
+              <w:rPr>
+                <w:rStyle w:val="VerbatimChar"/>
+                <w:sz w:val="19"/>
+              </w:rPr>
+              <w:t xml:space="preserve">static</w:t>
+            </w:r>
+            <w:r>
+              <w:rPr>
+                <w:sz w:val="19"/>
+              </w:rPr>
+              <w:t xml:space="preserve"> </w:t>
+            </w:r>
+            <w:r>
+              <w:rPr>
+                <w:sz w:val="19"/>
+              </w:rPr>
+              <w:t xml:space="preserve">e IDs autoincrementales (semanas 1 y 5)</w:t>
+            </w:r>
+          </w:p>
+        </w:tc>
+        <w:tc>
+          <w:tcPr/>
+          <w:p>
+            <w:pPr>
+              <w:pStyle w:val="Compact"/>
+              <w:jc w:val="left"/>
+            </w:pPr>
+            <w:r>
+              <w:rPr>
+                <w:rStyle w:val="VerbatimChar"/>
+                <w:sz w:val="19"/>
+              </w:rPr>
+              <w:t xml:space="preserve">idAutoIncremental</w:t>
+            </w:r>
+            <w:r>
+              <w:rPr>
+                <w:sz w:val="19"/>
+              </w:rPr>
+              <w:t xml:space="preserve"> </w:t>
+            </w:r>
+            <w:r>
+              <w:rPr>
+                <w:sz w:val="19"/>
+              </w:rPr>
+              <w:t xml:space="preserve">en</w:t>
+            </w:r>
+            <w:r>
+              <w:rPr>
+                <w:sz w:val="19"/>
+              </w:rPr>
+              <w:t xml:space="preserve"> </w:t>
+            </w:r>
+            <w:r>
+              <w:rPr>
+                <w:rStyle w:val="VerbatimChar"/>
+                <w:sz w:val="19"/>
+              </w:rPr>
+              <w:t xml:space="preserve">Producto</w:t>
+            </w:r>
+            <w:r>
+              <w:rPr>
+                <w:sz w:val="19"/>
+              </w:rPr>
+              <w:t xml:space="preserve">,</w:t>
+            </w:r>
+            <w:r>
+              <w:rPr>
+                <w:sz w:val="19"/>
+              </w:rPr>
+              <w:t xml:space="preserve"> </w:t>
+            </w:r>
+            <w:r>
+              <w:rPr>
+                <w:rStyle w:val="VerbatimChar"/>
+                <w:sz w:val="19"/>
+              </w:rPr>
+              <w:t xml:space="preserve">Categoria</w:t>
+            </w:r>
+            <w:r>
+              <w:rPr>
+                <w:sz w:val="19"/>
+              </w:rPr>
+              <w:t xml:space="preserve">,</w:t>
+            </w:r>
+            <w:r>
+              <w:rPr>
+                <w:sz w:val="19"/>
+              </w:rPr>
+              <w:t xml:space="preserve"> </w:t>
+            </w:r>
+            <w:r>
+              <w:rPr>
+                <w:rStyle w:val="VerbatimChar"/>
+                <w:sz w:val="19"/>
+              </w:rPr>
+              <w:t xml:space="preserve">Cliente</w:t>
+            </w:r>
+            <w:r>
+              <w:rPr>
+                <w:sz w:val="19"/>
+              </w:rPr>
+              <w:t xml:space="preserve"> </w:t>
+            </w:r>
+            <w:r>
+              <w:rPr>
+                <w:sz w:val="19"/>
+              </w:rPr>
+              <w:t xml:space="preserve">y</w:t>
+            </w:r>
+            <w:r>
+              <w:rPr>
+                <w:sz w:val="19"/>
+              </w:rPr>
+              <w:t xml:space="preserve"> </w:t>
+            </w:r>
+            <w:r>
+              <w:rPr>
+                <w:rStyle w:val="VerbatimChar"/>
+                <w:sz w:val="19"/>
+              </w:rPr>
+              <w:t xml:space="preserve">Usuario</w:t>
+            </w:r>
+            <w:r>
+              <w:rPr>
+                <w:sz w:val="19"/>
+              </w:rPr>
+              <w:t xml:space="preserve">;</w:t>
+            </w:r>
+            <w:r>
+              <w:rPr>
+                <w:sz w:val="19"/>
+              </w:rPr>
+              <w:t xml:space="preserve"> </w:t>
+            </w:r>
+            <w:r>
+              <w:rPr>
+                <w:rStyle w:val="VerbatimChar"/>
+                <w:sz w:val="19"/>
+              </w:rPr>
+              <w:t xml:space="preserve">Factura.ultimoNumero</w:t>
+            </w:r>
+          </w:p>
+        </w:tc>
+      </w:tr>
+      <w:tr>
+        <w:tc>
+          <w:tcPr/>
+          <w:p>
+            <w:pPr>
+              <w:pStyle w:val="Compact"/>
+              <w:jc w:val="left"/>
+            </w:pPr>
+            <w:r>
+              <w:rPr>
+                <w:sz w:val="19"/>
+              </w:rPr>
+              <w:t xml:space="preserve">Constantes</w:t>
+            </w:r>
+            <w:r>
+              <w:rPr>
+                <w:sz w:val="19"/>
+              </w:rPr>
+              <w:t xml:space="preserve"> </w:t>
+            </w:r>
+            <w:r>
+              <w:rPr>
+                <w:rStyle w:val="VerbatimChar"/>
+                <w:sz w:val="19"/>
+              </w:rPr>
+              <w:t xml:space="preserve">final</w:t>
+            </w:r>
+            <w:r>
+              <w:rPr>
+                <w:sz w:val="19"/>
+              </w:rPr>
+              <w:t xml:space="preserve"> </w:t>
+            </w:r>
+            <w:r>
+              <w:rPr>
+                <w:sz w:val="19"/>
+              </w:rPr>
+              <w:t xml:space="preserve">(semana 1, ejemplo del IVA)</w:t>
+            </w:r>
+          </w:p>
+        </w:tc>
+        <w:tc>
+          <w:tcPr/>
+          <w:p>
+            <w:pPr>
+              <w:pStyle w:val="Compact"/>
+              <w:jc w:val="left"/>
+            </w:pPr>
+            <w:r>
+              <w:rPr>
+                <w:rStyle w:val="VerbatimChar"/>
+                <w:sz w:val="19"/>
+              </w:rPr>
+              <w:t xml:space="preserve">Producto.IVA_GENERAL = 0.13</w:t>
+            </w:r>
+            <w:r>
+              <w:rPr>
+                <w:sz w:val="19"/>
+              </w:rPr>
+              <w:t xml:space="preserve"> </w:t>
+            </w:r>
+            <w:r>
+              <w:rPr>
+                <w:sz w:val="19"/>
+              </w:rPr>
+              <w:t xml:space="preserve">y</w:t>
+            </w:r>
+            <w:r>
+              <w:rPr>
+                <w:sz w:val="19"/>
+              </w:rPr>
+              <w:t xml:space="preserve"> </w:t>
+            </w:r>
+            <w:r>
+              <w:rPr>
+                <w:rStyle w:val="VerbatimChar"/>
+                <w:sz w:val="19"/>
+              </w:rPr>
+              <w:t xml:space="preserve">Abarrote.IVA_CANASTA_BASICA = 0.01</w:t>
+            </w:r>
+          </w:p>
+        </w:tc>
+      </w:tr>
+      <w:tr>
+        <w:tc>
+          <w:tcPr/>
+          <w:p>
+            <w:pPr>
+              <w:pStyle w:val="Compact"/>
+              <w:jc w:val="left"/>
+            </w:pPr>
+            <w:r>
+              <w:rPr>
+                <w:sz w:val="19"/>
+              </w:rPr>
+              <w:t xml:space="preserve">Composición y agregación con</w:t>
+            </w:r>
+            <w:r>
+              <w:rPr>
+                <w:sz w:val="19"/>
+              </w:rPr>
+              <w:t xml:space="preserve"> </w:t>
+            </w:r>
+            <w:r>
+              <w:rPr>
+                <w:rStyle w:val="VerbatimChar"/>
+                <w:sz w:val="19"/>
+              </w:rPr>
+              <w:t xml:space="preserve">ArrayList&lt;T&gt;</w:t>
+            </w:r>
+            <w:r>
+              <w:rPr>
+                <w:sz w:val="19"/>
+              </w:rPr>
+              <w:t xml:space="preserve"> </w:t>
+            </w:r>
+            <w:r>
+              <w:rPr>
+                <w:sz w:val="19"/>
+              </w:rPr>
+              <w:t xml:space="preserve">(semanas 1 y 5)</w:t>
+            </w:r>
+          </w:p>
+        </w:tc>
+        <w:tc>
+          <w:tcPr/>
+          <w:p>
+            <w:pPr>
+              <w:pStyle w:val="Compact"/>
+              <w:jc w:val="left"/>
+            </w:pPr>
+            <w:r>
+              <w:rPr>
+                <w:rStyle w:val="VerbatimChar"/>
+                <w:sz w:val="19"/>
+              </w:rPr>
+              <w:t xml:space="preserve">Factura</w:t>
+            </w:r>
+            <w:r>
+              <w:rPr>
+                <w:sz w:val="19"/>
+              </w:rPr>
+              <w:t xml:space="preserve"> </w:t>
+            </w:r>
+            <w:r>
+              <w:rPr>
+                <w:iCs/>
+                <w:i/>
+                <w:sz w:val="19"/>
+              </w:rPr>
+              <w:t xml:space="preserve">contiene</w:t>
+            </w:r>
+            <w:r>
+              <w:rPr>
+                <w:sz w:val="19"/>
+              </w:rPr>
+              <w:t xml:space="preserve"> </w:t>
+            </w:r>
+            <w:r>
+              <w:rPr>
+                <w:sz w:val="19"/>
+              </w:rPr>
+              <w:t xml:space="preserve">sus</w:t>
+            </w:r>
+            <w:r>
+              <w:rPr>
+                <w:sz w:val="19"/>
+              </w:rPr>
+              <w:t xml:space="preserve"> </w:t>
+            </w:r>
+            <w:r>
+              <w:rPr>
+                <w:rStyle w:val="VerbatimChar"/>
+                <w:sz w:val="19"/>
+              </w:rPr>
+              <w:t xml:space="preserve">DetalleFactura</w:t>
+            </w:r>
+            <w:r>
+              <w:rPr>
+                <w:sz w:val="19"/>
+              </w:rPr>
+              <w:t xml:space="preserve">;</w:t>
+            </w:r>
+            <w:r>
+              <w:rPr>
+                <w:sz w:val="19"/>
+              </w:rPr>
+              <w:t xml:space="preserve"> </w:t>
+            </w:r>
+            <w:r>
+              <w:rPr>
+                <w:rStyle w:val="VerbatimChar"/>
+                <w:sz w:val="19"/>
+              </w:rPr>
+              <w:t xml:space="preserve">Inventario</w:t>
+            </w:r>
+            <w:r>
+              <w:rPr>
+                <w:sz w:val="19"/>
+              </w:rPr>
+              <w:t xml:space="preserve"> </w:t>
+            </w:r>
+            <w:r>
+              <w:rPr>
+                <w:sz w:val="19"/>
+              </w:rPr>
+              <w:t xml:space="preserve">agrupa</w:t>
+            </w:r>
+            <w:r>
+              <w:rPr>
+                <w:sz w:val="19"/>
+              </w:rPr>
+              <w:t xml:space="preserve"> </w:t>
+            </w:r>
+            <w:r>
+              <w:rPr>
+                <w:rStyle w:val="VerbatimChar"/>
+                <w:sz w:val="19"/>
+              </w:rPr>
+              <w:t xml:space="preserve">Categoria</w:t>
+            </w:r>
+            <w:r>
+              <w:rPr>
+                <w:sz w:val="19"/>
+              </w:rPr>
+              <w:t xml:space="preserve"> </w:t>
+            </w:r>
+            <w:r>
+              <w:rPr>
+                <w:sz w:val="19"/>
+              </w:rPr>
+              <w:t xml:space="preserve">y</w:t>
+            </w:r>
+            <w:r>
+              <w:rPr>
+                <w:sz w:val="19"/>
+              </w:rPr>
+              <w:t xml:space="preserve"> </w:t>
+            </w:r>
+            <w:r>
+              <w:rPr>
+                <w:rStyle w:val="VerbatimChar"/>
+                <w:sz w:val="19"/>
+              </w:rPr>
+              <w:t xml:space="preserve">Categoria</w:t>
+            </w:r>
+            <w:r>
+              <w:rPr>
+                <w:sz w:val="19"/>
+              </w:rPr>
+              <w:t xml:space="preserve"> </w:t>
+            </w:r>
+            <w:r>
+              <w:rPr>
+                <w:sz w:val="19"/>
+              </w:rPr>
+              <w:t xml:space="preserve">agrupa</w:t>
+            </w:r>
+            <w:r>
+              <w:rPr>
+                <w:sz w:val="19"/>
+              </w:rPr>
+              <w:t xml:space="preserve"> </w:t>
+            </w:r>
+            <w:r>
+              <w:rPr>
+                <w:rStyle w:val="VerbatimChar"/>
+                <w:sz w:val="19"/>
+              </w:rPr>
+              <w:t xml:space="preserve">Producto</w:t>
+            </w:r>
+          </w:p>
+        </w:tc>
+      </w:tr>
+      <w:tr>
+        <w:tc>
+          <w:tcPr/>
+          <w:p>
+            <w:pPr>
+              <w:pStyle w:val="Compact"/>
+              <w:jc w:val="left"/>
+            </w:pPr>
+            <w:r>
+              <w:rPr>
+                <w:sz w:val="19"/>
+              </w:rPr>
+              <w:t xml:space="preserve">Métodos</w:t>
+            </w:r>
+            <w:r>
+              <w:rPr>
+                <w:sz w:val="19"/>
+              </w:rPr>
+              <w:t xml:space="preserve"> </w:t>
+            </w:r>
+            <w:r>
+              <w:rPr>
+                <w:rStyle w:val="VerbatimChar"/>
+                <w:sz w:val="19"/>
+              </w:rPr>
+              <w:t xml:space="preserve">agregarX / editarX / eliminarX / mostrarX</w:t>
+            </w:r>
+            <w:r>
+              <w:rPr>
+                <w:sz w:val="19"/>
+              </w:rPr>
+              <w:t xml:space="preserve"> </w:t>
+            </w:r>
+            <w:r>
+              <w:rPr>
+                <w:sz w:val="19"/>
+              </w:rPr>
+              <w:t xml:space="preserve">por id (semana 5)</w:t>
+            </w:r>
+          </w:p>
+        </w:tc>
+        <w:tc>
+          <w:tcPr/>
+          <w:p>
+            <w:pPr>
+              <w:pStyle w:val="Compact"/>
+              <w:jc w:val="left"/>
+            </w:pPr>
+            <w:r>
+              <w:rPr>
+                <w:rStyle w:val="VerbatimChar"/>
+                <w:sz w:val="19"/>
+              </w:rPr>
+              <w:t xml:space="preserve">Inventario</w:t>
+            </w:r>
+            <w:r>
+              <w:rPr>
+                <w:sz w:val="19"/>
+              </w:rPr>
+              <w:t xml:space="preserve">,</w:t>
+            </w:r>
+            <w:r>
+              <w:rPr>
+                <w:sz w:val="19"/>
+              </w:rPr>
+              <w:t xml:space="preserve"> </w:t>
+            </w:r>
+            <w:r>
+              <w:rPr>
+                <w:rStyle w:val="VerbatimChar"/>
+                <w:sz w:val="19"/>
+              </w:rPr>
+              <w:t xml:space="preserve">Categoria</w:t>
+            </w:r>
+            <w:r>
+              <w:rPr>
+                <w:sz w:val="19"/>
+              </w:rPr>
+              <w:t xml:space="preserve">,</w:t>
+            </w:r>
+            <w:r>
+              <w:rPr>
+                <w:sz w:val="19"/>
+              </w:rPr>
+              <w:t xml:space="preserve"> </w:t>
+            </w:r>
+            <w:r>
+              <w:rPr>
+                <w:rStyle w:val="VerbatimChar"/>
+                <w:sz w:val="19"/>
+              </w:rPr>
+              <w:t xml:space="preserve">RegistroClientes</w:t>
+            </w:r>
+            <w:r>
+              <w:rPr>
+                <w:sz w:val="19"/>
+              </w:rPr>
+              <w:t xml:space="preserve">,</w:t>
+            </w:r>
+            <w:r>
+              <w:rPr>
+                <w:sz w:val="19"/>
+              </w:rPr>
+              <w:t xml:space="preserve"> </w:t>
+            </w:r>
+            <w:r>
+              <w:rPr>
+                <w:rStyle w:val="VerbatimChar"/>
+                <w:sz w:val="19"/>
+              </w:rPr>
+              <w:t xml:space="preserve">RegistroUsuarios</w:t>
+            </w:r>
+            <w:r>
+              <w:rPr>
+                <w:sz w:val="19"/>
+              </w:rPr>
+              <w:t xml:space="preserve">,</w:t>
+            </w:r>
+            <w:r>
+              <w:rPr>
+                <w:sz w:val="19"/>
+              </w:rPr>
+              <w:t xml:space="preserve"> </w:t>
+            </w:r>
+            <w:r>
+              <w:rPr>
+                <w:rStyle w:val="VerbatimChar"/>
+                <w:sz w:val="19"/>
+              </w:rPr>
+              <w:t xml:space="preserve">RegistroFacturas</w:t>
+            </w:r>
+          </w:p>
+        </w:tc>
+      </w:tr>
+      <w:tr>
+        <w:tc>
+          <w:tcPr/>
+          <w:p>
+            <w:pPr>
+              <w:pStyle w:val="Compact"/>
+              <w:jc w:val="left"/>
+            </w:pPr>
+            <w:r>
+              <w:rPr>
+                <w:sz w:val="19"/>
+              </w:rPr>
+              <w:t xml:space="preserve">Enumeraciones para catálogos cerrados (semana 1)</w:t>
+            </w:r>
+          </w:p>
+        </w:tc>
+        <w:tc>
+          <w:tcPr/>
+          <w:p>
+            <w:pPr>
+              <w:pStyle w:val="Compact"/>
+              <w:jc w:val="left"/>
+            </w:pPr>
+            <w:r>
+              <w:rPr>
+                <w:rStyle w:val="VerbatimChar"/>
+                <w:sz w:val="19"/>
+              </w:rPr>
+              <w:t xml:space="preserve">Rol</w:t>
+            </w:r>
+            <w:r>
+              <w:rPr>
+                <w:sz w:val="19"/>
+              </w:rPr>
+              <w:t xml:space="preserve">,</w:t>
+            </w:r>
+            <w:r>
+              <w:rPr>
+                <w:sz w:val="19"/>
+              </w:rPr>
+              <w:t xml:space="preserve"> </w:t>
+            </w:r>
+            <w:r>
+              <w:rPr>
+                <w:rStyle w:val="VerbatimChar"/>
+                <w:sz w:val="19"/>
+              </w:rPr>
+              <w:t xml:space="preserve">TipoIdentificacion</w:t>
+            </w:r>
+            <w:r>
+              <w:rPr>
+                <w:sz w:val="19"/>
+              </w:rPr>
+              <w:t xml:space="preserve">,</w:t>
+            </w:r>
+            <w:r>
+              <w:rPr>
+                <w:sz w:val="19"/>
+              </w:rPr>
+              <w:t xml:space="preserve"> </w:t>
+            </w:r>
+            <w:r>
+              <w:rPr>
+                <w:rStyle w:val="VerbatimChar"/>
+                <w:sz w:val="19"/>
+              </w:rPr>
+              <w:t xml:space="preserve">MetodoPago</w:t>
+            </w:r>
+            <w:r>
+              <w:rPr>
+                <w:sz w:val="19"/>
+              </w:rPr>
+              <w:t xml:space="preserve">,</w:t>
+            </w:r>
+            <w:r>
+              <w:rPr>
+                <w:sz w:val="19"/>
+              </w:rPr>
+              <w:t xml:space="preserve"> </w:t>
+            </w:r>
+            <w:r>
+              <w:rPr>
+                <w:rStyle w:val="VerbatimChar"/>
+                <w:sz w:val="19"/>
+              </w:rPr>
+              <w:t xml:space="preserve">EstadoFactura</w:t>
+            </w:r>
+          </w:p>
+        </w:tc>
+      </w:tr>
+      <w:tr>
+        <w:tc>
+          <w:tcPr/>
+          <w:p>
+            <w:pPr>
+              <w:pStyle w:val="Compact"/>
+              <w:jc w:val="left"/>
+            </w:pPr>
+            <w:r>
+              <w:rPr>
+                <w:rStyle w:val="VerbatimChar"/>
+                <w:sz w:val="19"/>
+              </w:rPr>
+              <w:t xml:space="preserve">Comparable</w:t>
+            </w:r>
+            <w:r>
+              <w:rPr>
+                <w:sz w:val="19"/>
+              </w:rPr>
+              <w:t xml:space="preserve"> </w:t>
+            </w:r>
+            <w:r>
+              <w:rPr>
+                <w:sz w:val="19"/>
+              </w:rPr>
+              <w:t xml:space="preserve">y</w:t>
+            </w:r>
+            <w:r>
+              <w:rPr>
+                <w:sz w:val="19"/>
+              </w:rPr>
+              <w:t xml:space="preserve"> </w:t>
+            </w:r>
+            <w:r>
+              <w:rPr>
+                <w:rStyle w:val="VerbatimChar"/>
+                <w:sz w:val="19"/>
+              </w:rPr>
+              <w:t xml:space="preserve">Comparator</w:t>
+            </w:r>
+            <w:r>
+              <w:rPr>
+                <w:sz w:val="19"/>
+              </w:rPr>
+              <w:t xml:space="preserve"> </w:t>
+            </w:r>
+            <w:r>
+              <w:rPr>
+                <w:sz w:val="19"/>
+              </w:rPr>
+              <w:t xml:space="preserve">(semana 4)</w:t>
+            </w:r>
+          </w:p>
+        </w:tc>
+        <w:tc>
+          <w:tcPr/>
+          <w:p>
+            <w:pPr>
+              <w:pStyle w:val="Compact"/>
+              <w:jc w:val="left"/>
+            </w:pPr>
+            <w:r>
+              <w:rPr>
+                <w:rStyle w:val="VerbatimChar"/>
+                <w:sz w:val="19"/>
+              </w:rPr>
+              <w:t xml:space="preserve">Producto implements Comparable&lt;Producto&gt;</w:t>
+            </w:r>
+            <w:r>
+              <w:rPr>
+                <w:sz w:val="19"/>
+              </w:rPr>
+              <w:t xml:space="preserve"> </w:t>
+            </w:r>
+            <w:r>
+              <w:rPr>
+                <w:sz w:val="19"/>
+              </w:rPr>
+              <w:t xml:space="preserve">(orden por nombre) y</w:t>
+            </w:r>
+            <w:r>
+              <w:rPr>
+                <w:sz w:val="19"/>
+              </w:rPr>
+              <w:t xml:space="preserve"> </w:t>
+            </w:r>
+            <w:r>
+              <w:rPr>
+                <w:rStyle w:val="VerbatimChar"/>
+                <w:sz w:val="19"/>
+              </w:rPr>
+              <w:t xml:space="preserve">ComparadorPorExistencias</w:t>
+            </w:r>
+          </w:p>
+        </w:tc>
+      </w:tr>
+      <w:tr>
+        <w:tc>
+          <w:tcPr/>
+          <w:p>
+            <w:pPr>
+              <w:pStyle w:val="Compact"/>
+              <w:jc w:val="left"/>
+            </w:pPr>
+            <w:r>
+              <w:rPr>
+                <w:sz w:val="19"/>
+              </w:rPr>
+              <w:t xml:space="preserve">Excepciones propias y</w:t>
+            </w:r>
+            <w:r>
+              <w:rPr>
+                <w:sz w:val="19"/>
+              </w:rPr>
+              <w:t xml:space="preserve"> </w:t>
+            </w:r>
+            <w:r>
+              <w:rPr>
+                <w:rStyle w:val="VerbatimChar"/>
+                <w:sz w:val="19"/>
+              </w:rPr>
+              <w:t xml:space="preserve">try/catch/finally</w:t>
+            </w:r>
+            <w:r>
+              <w:rPr>
+                <w:sz w:val="19"/>
+              </w:rPr>
+              <w:t xml:space="preserve"> </w:t>
+            </w:r>
+            <w:r>
+              <w:rPr>
+                <w:sz w:val="19"/>
+              </w:rPr>
+              <w:t xml:space="preserve">(semana 4)</w:t>
+            </w:r>
+          </w:p>
+        </w:tc>
+        <w:tc>
+          <w:tcPr/>
+          <w:p>
+            <w:pPr>
+              <w:pStyle w:val="Compact"/>
+              <w:jc w:val="left"/>
+            </w:pPr>
+            <w:r>
+              <w:rPr>
+                <w:rStyle w:val="VerbatimChar"/>
+                <w:sz w:val="19"/>
+              </w:rPr>
+              <w:t xml:space="preserve">StockInsuficienteException</w:t>
+            </w:r>
+            <w:r>
+              <w:rPr>
+                <w:sz w:val="19"/>
+              </w:rPr>
+              <w:t xml:space="preserve">,</w:t>
+            </w:r>
+            <w:r>
+              <w:rPr>
+                <w:sz w:val="19"/>
+              </w:rPr>
+              <w:t xml:space="preserve"> </w:t>
+            </w:r>
+            <w:r>
+              <w:rPr>
+                <w:rStyle w:val="VerbatimChar"/>
+                <w:sz w:val="19"/>
+              </w:rPr>
+              <w:t xml:space="preserve">CredencialesInvalidasException</w:t>
+            </w:r>
+            <w:r>
+              <w:rPr>
+                <w:sz w:val="19"/>
+              </w:rPr>
+              <w:t xml:space="preserve">,</w:t>
+            </w:r>
+            <w:r>
+              <w:rPr>
+                <w:sz w:val="19"/>
+              </w:rPr>
+              <w:t xml:space="preserve"> </w:t>
+            </w:r>
+            <w:r>
+              <w:rPr>
+                <w:rStyle w:val="VerbatimChar"/>
+                <w:sz w:val="19"/>
+              </w:rPr>
+              <w:t xml:space="preserve">RegistroNoEncontradoException</w:t>
+            </w:r>
+            <w:r>
+              <w:rPr>
+                <w:sz w:val="19"/>
+              </w:rPr>
+              <w:t xml:space="preserve">;</w:t>
+            </w:r>
+            <w:r>
+              <w:rPr>
+                <w:sz w:val="19"/>
+              </w:rPr>
+              <w:t xml:space="preserve"> </w:t>
+            </w:r>
+            <w:r>
+              <w:rPr>
+                <w:rStyle w:val="VerbatimChar"/>
+                <w:sz w:val="19"/>
+              </w:rPr>
+              <w:t xml:space="preserve">IOException</w:t>
+            </w:r>
+            <w:r>
+              <w:rPr>
+                <w:sz w:val="19"/>
+              </w:rPr>
+              <w:t xml:space="preserve"> </w:t>
+            </w:r>
+            <w:r>
+              <w:rPr>
+                <w:sz w:val="19"/>
+              </w:rPr>
+              <w:t xml:space="preserve">al escribir la factura</w:t>
             </w:r>
           </w:p>
         </w:tc>
       </w:tr>
     </w:tbl>
-    <w:bookmarkStart w:id="29" w:name="diagrama-de-clases-del-modelo-de-dominio"/>
+    <w:p>
+      <w:pPr>
+        <w:pStyle w:val="BodyText"/>
+      </w:pPr>
+      <w:r>
+        <w:t xml:space="preserve">Las clases se organizan en paquetes de un proyecto Maven de NetBeans:</w:t>
+      </w:r>
+    </w:p>
+    <w:tbl>
+      <w:tblPr>
+        <w:tblStyle w:val="Table"/>
+        <w:tblW w:type="pct" w:w="5000"/>
+        <w:tblLook w:firstRow="1" w:lastRow="0" w:firstColumn="0" w:lastColumn="0" w:noHBand="0" w:noVBand="0" w:val="0020"/>
+        <w:jc w:val="start"/>
+        <w:tblBorders>
+          <w:top w:val="single" w:sz="4" w:color="8E9BAB"/>
+          <w:left w:val="single" w:sz="4" w:color="8E9BAB"/>
+          <w:bottom w:val="single" w:sz="4" w:color="8E9BAB"/>
+          <w:right w:val="single" w:sz="4" w:color="8E9BAB"/>
+          <w:insideH w:val="single" w:sz="4" w:color="8E9BAB"/>
+          <w:insideV w:val="single" w:sz="4" w:color="8E9BAB"/>
+        </w:tblBorders>
+      </w:tblPr>
+      <w:tblGrid>
+        <w:gridCol w:w="3960"/>
+        <w:gridCol w:w="3960"/>
+      </w:tblGrid>
+      <w:tr>
+        <w:trPr>
+          <w:tblHeader w:val="true"/>
+        </w:trPr>
+        <w:tc>
+          <w:tcPr>
+            <w:shd w:val="clear" w:fill="DCE4EE"/>
+          </w:tcPr>
+          <w:p>
+            <w:pPr>
+              <w:pStyle w:val="Compact"/>
+              <w:jc w:val="left"/>
+            </w:pPr>
+            <w:r>
+              <w:rPr>
+                <w:b/>
+                <w:sz w:val="19"/>
+              </w:rPr>
+              <w:t xml:space="preserve">Paquete</w:t>
+            </w:r>
+          </w:p>
+        </w:tc>
+        <w:tc>
+          <w:tcPr>
+            <w:shd w:val="clear" w:fill="DCE4EE"/>
+          </w:tcPr>
+          <w:p>
+            <w:pPr>
+              <w:pStyle w:val="Compact"/>
+              <w:jc w:val="left"/>
+            </w:pPr>
+            <w:r>
+              <w:rPr>
+                <w:b/>
+                <w:sz w:val="19"/>
+              </w:rPr>
+              <w:t xml:space="preserve">Contenido</w:t>
+            </w:r>
+          </w:p>
+        </w:tc>
+      </w:tr>
+      <w:tr>
+        <w:tc>
+          <w:tcPr/>
+          <w:p>
+            <w:pPr>
+              <w:pStyle w:val="Compact"/>
+              <w:jc w:val="left"/>
+            </w:pPr>
+            <w:r>
+              <w:rPr>
+                <w:rStyle w:val="VerbatimChar"/>
+                <w:sz w:val="19"/>
+              </w:rPr>
+              <w:t xml:space="preserve">com.fidecompro.modelo</w:t>
+            </w:r>
+          </w:p>
+        </w:tc>
+        <w:tc>
+          <w:tcPr/>
+          <w:p>
+            <w:pPr>
+              <w:pStyle w:val="Compact"/>
+              <w:jc w:val="left"/>
+            </w:pPr>
+            <w:r>
+              <w:rPr>
+                <w:sz w:val="19"/>
+              </w:rPr>
+              <w:t xml:space="preserve">Entidades, enumeraciones, interface</w:t>
+            </w:r>
+            <w:r>
+              <w:rPr>
+                <w:sz w:val="19"/>
+              </w:rPr>
+              <w:t xml:space="preserve"> </w:t>
+            </w:r>
+            <w:r>
+              <w:rPr>
+                <w:rStyle w:val="VerbatimChar"/>
+                <w:sz w:val="19"/>
+              </w:rPr>
+              <w:t xml:space="preserve">Mostrable</w:t>
+            </w:r>
+            <w:r>
+              <w:rPr>
+                <w:sz w:val="19"/>
+              </w:rPr>
+              <w:t xml:space="preserve"> </w:t>
+            </w:r>
+            <w:r>
+              <w:rPr>
+                <w:sz w:val="19"/>
+              </w:rPr>
+              <w:t xml:space="preserve">y clases que administran colecciones (</w:t>
+            </w:r>
+            <w:r>
+              <w:rPr>
+                <w:rStyle w:val="VerbatimChar"/>
+                <w:sz w:val="19"/>
+              </w:rPr>
+              <w:t xml:space="preserve">Inventario</w:t>
+            </w:r>
+            <w:r>
+              <w:rPr>
+                <w:sz w:val="19"/>
+              </w:rPr>
+              <w:t xml:space="preserve">,</w:t>
+            </w:r>
+            <w:r>
+              <w:rPr>
+                <w:sz w:val="19"/>
+              </w:rPr>
+              <w:t xml:space="preserve"> </w:t>
+            </w:r>
+            <w:r>
+              <w:rPr>
+                <w:rStyle w:val="VerbatimChar"/>
+                <w:sz w:val="19"/>
+              </w:rPr>
+              <w:t xml:space="preserve">Registro…</w:t>
+            </w:r>
+            <w:r>
+              <w:rPr>
+                <w:sz w:val="19"/>
+              </w:rPr>
+              <w:t xml:space="preserve">)</w:t>
+            </w:r>
+          </w:p>
+        </w:tc>
+      </w:tr>
+      <w:tr>
+        <w:tc>
+          <w:tcPr/>
+          <w:p>
+            <w:pPr>
+              <w:pStyle w:val="Compact"/>
+              <w:jc w:val="left"/>
+            </w:pPr>
+            <w:r>
+              <w:rPr>
+                <w:rStyle w:val="VerbatimChar"/>
+                <w:sz w:val="19"/>
+              </w:rPr>
+              <w:t xml:space="preserve">com.fidecompro.excepciones</w:t>
+            </w:r>
+          </w:p>
+        </w:tc>
+        <w:tc>
+          <w:tcPr/>
+          <w:p>
+            <w:pPr>
+              <w:pStyle w:val="Compact"/>
+              <w:jc w:val="left"/>
+            </w:pPr>
+            <w:r>
+              <w:rPr>
+                <w:sz w:val="19"/>
+              </w:rPr>
+              <w:t xml:space="preserve">Excepciones propias del negocio</w:t>
+            </w:r>
+          </w:p>
+        </w:tc>
+      </w:tr>
+      <w:tr>
+        <w:tc>
+          <w:tcPr/>
+          <w:p>
+            <w:pPr>
+              <w:pStyle w:val="Compact"/>
+              <w:jc w:val="left"/>
+            </w:pPr>
+            <w:r>
+              <w:rPr>
+                <w:rStyle w:val="VerbatimChar"/>
+                <w:sz w:val="19"/>
+              </w:rPr>
+              <w:t xml:space="preserve">com.fidecompro.servidor</w:t>
+            </w:r>
+          </w:p>
+        </w:tc>
+        <w:tc>
+          <w:tcPr/>
+          <w:p>
+            <w:pPr>
+              <w:pStyle w:val="Compact"/>
+              <w:jc w:val="left"/>
+            </w:pPr>
+            <w:r>
+              <w:rPr>
+                <w:sz w:val="19"/>
+              </w:rPr>
+              <w:t xml:space="preserve">Servidor de sockets, hilos de atención y servicios (arquitectura prevista, sección 2.3)</w:t>
+            </w:r>
+          </w:p>
+        </w:tc>
+      </w:tr>
+      <w:tr>
+        <w:tc>
+          <w:tcPr/>
+          <w:p>
+            <w:pPr>
+              <w:pStyle w:val="Compact"/>
+              <w:jc w:val="left"/>
+            </w:pPr>
+            <w:r>
+              <w:rPr>
+                <w:rStyle w:val="VerbatimChar"/>
+                <w:sz w:val="19"/>
+              </w:rPr>
+              <w:t xml:space="preserve">com.fidecompro.datos</w:t>
+            </w:r>
+          </w:p>
+        </w:tc>
+        <w:tc>
+          <w:tcPr/>
+          <w:p>
+            <w:pPr>
+              <w:pStyle w:val="Compact"/>
+              <w:jc w:val="left"/>
+            </w:pPr>
+            <w:r>
+              <w:rPr>
+                <w:sz w:val="19"/>
+              </w:rPr>
+              <w:t xml:space="preserve">Conexión a la base de datos y clases DAO (arquitectura prevista)</w:t>
+            </w:r>
+          </w:p>
+        </w:tc>
+      </w:tr>
+      <w:tr>
+        <w:tc>
+          <w:tcPr/>
+          <w:p>
+            <w:pPr>
+              <w:pStyle w:val="Compact"/>
+              <w:jc w:val="left"/>
+            </w:pPr>
+            <w:r>
+              <w:rPr>
+                <w:rStyle w:val="VerbatimChar"/>
+                <w:sz w:val="19"/>
+              </w:rPr>
+              <w:t xml:space="preserve">com.fidecompro.cliente</w:t>
+            </w:r>
+          </w:p>
+        </w:tc>
+        <w:tc>
+          <w:tcPr/>
+          <w:p>
+            <w:pPr>
+              <w:pStyle w:val="Compact"/>
+              <w:jc w:val="left"/>
+            </w:pPr>
+            <w:r>
+              <w:rPr>
+                <w:sz w:val="19"/>
+              </w:rPr>
+              <w:t xml:space="preserve">Conexión del cliente y ventanas Swing (arquitectura prevista)</w:t>
+            </w:r>
+          </w:p>
+        </w:tc>
+      </w:tr>
+    </w:tbl>
+    <w:bookmarkStart w:id="32" w:name="X495d62c3deb3f6988483b89bf62055f46c2c48c"/>
     <w:p>
       <w:pPr>
         <w:pStyle w:val="Heading2"/>
       </w:pPr>
       <w:r>
-        <w:t xml:space="preserve">2.1 Diagrama de clases del modelo de dominio</w:t>
+        <w:t xml:space="preserve">2.1 Diagramas de clases del modelo de dominio</w:t>
+      </w:r>
+    </w:p>
+    <w:p>
+      <w:pPr>
+        <w:pStyle w:val="FirstParagraph"/>
+      </w:pPr>
+      <w:r>
+        <w:t xml:space="preserve">El modelo se presenta en dos diagramas para que se lea con claridad. El primero cubre el inventario, los tipos de producto y las excepciones; el segundo, las personas y la facturación.</w:t>
       </w:r>
     </w:p>
     <w:p>
@@ -1116,14 +2531,14 @@
       <w:r>
         <w:drawing>
           <wp:inline>
-            <wp:extent cx="6300000" cy="6910312"/>
+            <wp:extent cx="6300000" cy="6977250"/>
             <wp:effectExtent b="0" l="0" r="0" t="0"/>
-            <wp:docPr descr="Diagrama de clases del modelo de dominio" title="" id="27" name="Picture"/>
+            <wp:docPr descr="Diagrama de clases: inventario, tipos de producto y excepciones" title="" id="27" name="Picture"/>
             <a:graphic>
               <a:graphicData uri="http://schemas.openxmlformats.org/drawingml/2006/picture">
                 <pic:pic>
                   <pic:nvPicPr>
-                    <pic:cNvPr descr="img/01_modelo_dominio.png" id="28" name="Picture"/>
+                    <pic:cNvPr descr="img/01a_modelo_inventario.png" id="28" name="Picture"/>
                     <pic:cNvPicPr>
                       <a:picLocks noChangeArrowheads="1" noChangeAspect="1"/>
                     </pic:cNvPicPr>
@@ -1137,7 +2552,7 @@
                   <pic:spPr bwMode="auto">
                     <a:xfrm>
                       <a:off x="0" y="0"/>
-                      <a:ext cx="6300000" cy="6910312"/>
+                      <a:ext cx="6300000" cy="6977250"/>
                     </a:xfrm>
                     <a:prstGeom prst="rect">
                       <a:avLst/>
@@ -1161,17 +2576,72 @@
         <w:pStyle w:val="ImageCaption"/>
       </w:pPr>
       <w:r>
-        <w:t xml:space="preserve">Diagrama de clases del modelo de dominio</w:t>
-      </w:r>
-    </w:p>
-    <w:bookmarkEnd w:id="29"/>
-    <w:bookmarkStart w:id="38" w:name="descripción-de-las-entidades-del-dominio"/>
+        <w:t xml:space="preserve">Diagrama de clases: inventario, tipos de producto y excepciones</w:t>
+      </w:r>
+    </w:p>
+    <w:p>
+      <w:pPr>
+        <w:pStyle w:val="CaptionedFigure"/>
+      </w:pPr>
+      <w:r>
+        <w:drawing>
+          <wp:inline>
+            <wp:extent cx="6300000" cy="5209312"/>
+            <wp:effectExtent b="0" l="0" r="0" t="0"/>
+            <wp:docPr descr="Diagrama de clases: personas y facturación" title="" id="30" name="Picture"/>
+            <a:graphic>
+              <a:graphicData uri="http://schemas.openxmlformats.org/drawingml/2006/picture">
+                <pic:pic>
+                  <pic:nvPicPr>
+                    <pic:cNvPr descr="img/01b_modelo_facturacion.png" id="31" name="Picture"/>
+                    <pic:cNvPicPr>
+                      <a:picLocks noChangeArrowheads="1" noChangeAspect="1"/>
+                    </pic:cNvPicPr>
+                  </pic:nvPicPr>
+                  <pic:blipFill>
+                    <a:blip r:embed="rId29"/>
+                    <a:stretch>
+                      <a:fillRect/>
+                    </a:stretch>
+                  </pic:blipFill>
+                  <pic:spPr bwMode="auto">
+                    <a:xfrm>
+                      <a:off x="0" y="0"/>
+                      <a:ext cx="6300000" cy="5209312"/>
+                    </a:xfrm>
+                    <a:prstGeom prst="rect">
+                      <a:avLst/>
+                    </a:prstGeom>
+                    <a:noFill/>
+                    <a:ln w="9525">
+                      <a:noFill/>
+                      <a:headEnd/>
+                      <a:tailEnd/>
+                    </a:ln>
+                  </pic:spPr>
+                </pic:pic>
+              </a:graphicData>
+            </a:graphic>
+          </wp:inline>
+        </w:drawing>
+      </w:r>
+    </w:p>
+    <w:p>
+      <w:pPr>
+        <w:pStyle w:val="ImageCaption"/>
+      </w:pPr>
+      <w:r>
+        <w:t xml:space="preserve">Diagrama de clases: personas y facturación</w:t>
+      </w:r>
+    </w:p>
+    <w:bookmarkEnd w:id="32"/>
+    <w:bookmarkStart w:id="47" w:name="descripción-de-las-clases-del-dominio"/>
     <w:p>
       <w:pPr>
         <w:pStyle w:val="Heading2"/>
       </w:pPr>
       <w:r>
-        <w:t xml:space="preserve">2.2 Descripción de las entidades del dominio</w:t>
+        <w:t xml:space="preserve">2.2 Descripción de las clases del dominio</w:t>
       </w:r>
     </w:p>
     <w:p>
@@ -1179,22 +2649,7 @@
         <w:pStyle w:val="FirstParagraph"/>
       </w:pPr>
       <w:r>
-        <w:t xml:space="preserve">Todas las entidades implementan</w:t>
-      </w:r>
-      <w:r>
-        <w:t xml:space="preserve"> </w:t>
-      </w:r>
-      <w:r>
-        <w:rPr>
-          <w:rStyle w:val="VerbatimChar"/>
-        </w:rPr>
-        <w:t xml:space="preserve">Serializable</w:t>
-      </w:r>
-      <w:r>
-        <w:t xml:space="preserve"> </w:t>
-      </w:r>
-      <w:r>
-        <w:t xml:space="preserve">y tienen constructor vacío,</w:t>
+        <w:t xml:space="preserve">Todas las clases tienen constructor con sus campos,</w:t>
       </w:r>
       <w:r>
         <w:t xml:space="preserve"> </w:t>
@@ -1223,10 +2678,135 @@
         <w:t xml:space="preserve">setters</w:t>
       </w:r>
       <w:r>
-        <w:t xml:space="preserve"> </w:t>
-      </w:r>
-      <w:r>
-        <w:t xml:space="preserve">y</w:t>
+        <w:t xml:space="preserve">. En las tablas se listan solo los métodos con lógica propia.</w:t>
+      </w:r>
+    </w:p>
+    <w:bookmarkStart w:id="33" w:name="mostrable-interface"/>
+    <w:p>
+      <w:pPr>
+        <w:pStyle w:val="Heading3"/>
+      </w:pPr>
+      <w:r>
+        <w:t xml:space="preserve">Mostrable (interface)</w:t>
+      </w:r>
+    </w:p>
+    <w:p>
+      <w:pPr>
+        <w:pStyle w:val="FirstParagraph"/>
+      </w:pPr>
+      <w:r>
+        <w:t xml:space="preserve">Contrato que obliga a cada objeto a describirse a sí mismo como texto. Se usa para listar en pantalla y para armar la factura física.</w:t>
+      </w:r>
+    </w:p>
+    <w:tbl>
+      <w:tblPr>
+        <w:tblStyle w:val="Table"/>
+        <w:tblW w:type="pct" w:w="5000"/>
+        <w:tblLook w:firstRow="1" w:lastRow="0" w:firstColumn="0" w:lastColumn="0" w:noHBand="0" w:noVBand="0" w:val="0020"/>
+        <w:jc w:val="start"/>
+        <w:tblBorders>
+          <w:top w:val="single" w:sz="4" w:color="8E9BAB"/>
+          <w:left w:val="single" w:sz="4" w:color="8E9BAB"/>
+          <w:bottom w:val="single" w:sz="4" w:color="8E9BAB"/>
+          <w:right w:val="single" w:sz="4" w:color="8E9BAB"/>
+          <w:insideH w:val="single" w:sz="4" w:color="8E9BAB"/>
+          <w:insideV w:val="single" w:sz="4" w:color="8E9BAB"/>
+        </w:tblBorders>
+      </w:tblPr>
+      <w:tblGrid>
+        <w:gridCol w:w="3960"/>
+        <w:gridCol w:w="3960"/>
+      </w:tblGrid>
+      <w:tr>
+        <w:trPr>
+          <w:tblHeader w:val="true"/>
+        </w:trPr>
+        <w:tc>
+          <w:tcPr>
+            <w:shd w:val="clear" w:fill="DCE4EE"/>
+          </w:tcPr>
+          <w:p>
+            <w:pPr>
+              <w:pStyle w:val="Compact"/>
+              <w:jc w:val="left"/>
+            </w:pPr>
+            <w:r>
+              <w:rPr>
+                <w:b/>
+                <w:sz w:val="19"/>
+              </w:rPr>
+              <w:t xml:space="preserve">Método</w:t>
+            </w:r>
+          </w:p>
+        </w:tc>
+        <w:tc>
+          <w:tcPr>
+            <w:shd w:val="clear" w:fill="DCE4EE"/>
+          </w:tcPr>
+          <w:p>
+            <w:pPr>
+              <w:pStyle w:val="Compact"/>
+              <w:jc w:val="left"/>
+            </w:pPr>
+            <w:r>
+              <w:rPr>
+                <w:b/>
+                <w:sz w:val="19"/>
+              </w:rPr>
+              <w:t xml:space="preserve">Descripción</w:t>
+            </w:r>
+          </w:p>
+        </w:tc>
+      </w:tr>
+      <w:tr>
+        <w:tc>
+          <w:tcPr/>
+          <w:p>
+            <w:pPr>
+              <w:pStyle w:val="Compact"/>
+              <w:jc w:val="left"/>
+            </w:pPr>
+            <w:r>
+              <w:rPr>
+                <w:sz w:val="19"/>
+              </w:rPr>
+              <w:t xml:space="preserve">mostrarInformacion(): String</w:t>
+            </w:r>
+          </w:p>
+        </w:tc>
+        <w:tc>
+          <w:tcPr/>
+          <w:p>
+            <w:pPr>
+              <w:pStyle w:val="Compact"/>
+              <w:jc w:val="left"/>
+            </w:pPr>
+            <w:r>
+              <w:rPr>
+                <w:sz w:val="19"/>
+              </w:rPr>
+              <w:t xml:space="preserve">Devuelve la información del objeto lista para mostrar o imprimir</w:t>
+            </w:r>
+          </w:p>
+        </w:tc>
+      </w:tr>
+    </w:tbl>
+    <w:bookmarkEnd w:id="33"/>
+    <w:bookmarkStart w:id="34" w:name="persona-abstracta"/>
+    <w:p>
+      <w:pPr>
+        <w:pStyle w:val="Heading3"/>
+      </w:pPr>
+      <w:r>
+        <w:t xml:space="preserve">Persona (abstracta)</w:t>
+      </w:r>
+    </w:p>
+    <w:p>
+      <w:pPr>
+        <w:pStyle w:val="FirstParagraph"/>
+      </w:pPr>
+      <w:r>
+        <w:t xml:space="preserve">Datos comunes de quien usa el sistema y de a quien se le vende. No se instancia directamente. Implementa</w:t>
       </w:r>
       <w:r>
         <w:t xml:space="preserve"> </w:t>
@@ -1235,19 +2815,289 @@
         <w:rPr>
           <w:rStyle w:val="VerbatimChar"/>
         </w:rPr>
-        <w:t xml:space="preserve">toString()</w:t>
-      </w:r>
-      <w:r>
-        <w:t xml:space="preserve">; en las tablas se listan solo los métodos con lógica propia.</w:t>
-      </w:r>
-    </w:p>
-    <w:bookmarkStart w:id="30" w:name="usuario"/>
+        <w:t xml:space="preserve">Mostrable</w:t>
+      </w:r>
+      <w:r>
+        <w:t xml:space="preserve">.</w:t>
+      </w:r>
+    </w:p>
+    <w:tbl>
+      <w:tblPr>
+        <w:tblStyle w:val="Table"/>
+        <w:tblW w:type="auto" w:w="0"/>
+        <w:tblLook w:firstRow="1" w:lastRow="0" w:firstColumn="0" w:lastColumn="0" w:noHBand="0" w:noVBand="0" w:val="0020"/>
+        <w:jc w:val="start"/>
+        <w:tblBorders>
+          <w:top w:val="single" w:sz="4" w:color="8E9BAB"/>
+          <w:left w:val="single" w:sz="4" w:color="8E9BAB"/>
+          <w:bottom w:val="single" w:sz="4" w:color="8E9BAB"/>
+          <w:right w:val="single" w:sz="4" w:color="8E9BAB"/>
+          <w:insideH w:val="single" w:sz="4" w:color="8E9BAB"/>
+          <w:insideV w:val="single" w:sz="4" w:color="8E9BAB"/>
+        </w:tblBorders>
+      </w:tblPr>
+      <w:tblGrid>
+        <w:gridCol w:w="2640"/>
+        <w:gridCol w:w="2640"/>
+        <w:gridCol w:w="2640"/>
+      </w:tblGrid>
+      <w:tr>
+        <w:trPr>
+          <w:tblHeader w:val="true"/>
+        </w:trPr>
+        <w:tc>
+          <w:tcPr>
+            <w:shd w:val="clear" w:fill="DCE4EE"/>
+          </w:tcPr>
+          <w:p>
+            <w:pPr>
+              <w:pStyle w:val="Compact"/>
+              <w:jc w:val="left"/>
+            </w:pPr>
+            <w:r>
+              <w:rPr>
+                <w:b/>
+                <w:sz w:val="19"/>
+              </w:rPr>
+              <w:t xml:space="preserve">Atributo</w:t>
+            </w:r>
+          </w:p>
+        </w:tc>
+        <w:tc>
+          <w:tcPr>
+            <w:shd w:val="clear" w:fill="DCE4EE"/>
+          </w:tcPr>
+          <w:p>
+            <w:pPr>
+              <w:pStyle w:val="Compact"/>
+              <w:jc w:val="left"/>
+            </w:pPr>
+            <w:r>
+              <w:rPr>
+                <w:b/>
+                <w:sz w:val="19"/>
+              </w:rPr>
+              <w:t xml:space="preserve">Tipo</w:t>
+            </w:r>
+          </w:p>
+        </w:tc>
+        <w:tc>
+          <w:tcPr>
+            <w:shd w:val="clear" w:fill="DCE4EE"/>
+          </w:tcPr>
+          <w:p>
+            <w:pPr>
+              <w:pStyle w:val="Compact"/>
+              <w:jc w:val="left"/>
+            </w:pPr>
+            <w:r>
+              <w:rPr>
+                <w:b/>
+                <w:sz w:val="19"/>
+              </w:rPr>
+              <w:t xml:space="preserve">Descripción</w:t>
+            </w:r>
+          </w:p>
+        </w:tc>
+      </w:tr>
+      <w:tr>
+        <w:tc>
+          <w:tcPr/>
+          <w:p>
+            <w:pPr>
+              <w:pStyle w:val="Compact"/>
+              <w:jc w:val="left"/>
+            </w:pPr>
+            <w:r>
+              <w:rPr>
+                <w:sz w:val="19"/>
+              </w:rPr>
+              <w:t xml:space="preserve">nombre</w:t>
+            </w:r>
+          </w:p>
+        </w:tc>
+        <w:tc>
+          <w:tcPr/>
+          <w:p>
+            <w:pPr>
+              <w:pStyle w:val="Compact"/>
+              <w:jc w:val="left"/>
+            </w:pPr>
+            <w:r>
+              <w:rPr>
+                <w:sz w:val="19"/>
+              </w:rPr>
+              <w:t xml:space="preserve">String</w:t>
+            </w:r>
+          </w:p>
+        </w:tc>
+        <w:tc>
+          <w:tcPr/>
+          <w:p>
+            <w:pPr>
+              <w:pStyle w:val="Compact"/>
+              <w:jc w:val="left"/>
+            </w:pPr>
+            <w:r>
+              <w:rPr>
+                <w:sz w:val="19"/>
+              </w:rPr>
+              <w:t xml:space="preserve">Nombre completo o razón social</w:t>
+            </w:r>
+          </w:p>
+        </w:tc>
+      </w:tr>
+      <w:tr>
+        <w:tc>
+          <w:tcPr/>
+          <w:p>
+            <w:pPr>
+              <w:pStyle w:val="Compact"/>
+              <w:jc w:val="left"/>
+            </w:pPr>
+            <w:r>
+              <w:rPr>
+                <w:sz w:val="19"/>
+              </w:rPr>
+              <w:t xml:space="preserve">telefono</w:t>
+            </w:r>
+          </w:p>
+        </w:tc>
+        <w:tc>
+          <w:tcPr/>
+          <w:p>
+            <w:pPr>
+              <w:pStyle w:val="Compact"/>
+              <w:jc w:val="left"/>
+            </w:pPr>
+            <w:r>
+              <w:rPr>
+                <w:sz w:val="19"/>
+              </w:rPr>
+              <w:t xml:space="preserve">String</w:t>
+            </w:r>
+          </w:p>
+        </w:tc>
+        <w:tc>
+          <w:tcPr/>
+          <w:p>
+            <w:pPr>
+              <w:pStyle w:val="Compact"/>
+              <w:jc w:val="left"/>
+            </w:pPr>
+            <w:r>
+              <w:rPr>
+                <w:sz w:val="19"/>
+              </w:rPr>
+              <w:t xml:space="preserve">Teléfono de contacto</w:t>
+            </w:r>
+          </w:p>
+        </w:tc>
+      </w:tr>
+      <w:tr>
+        <w:tc>
+          <w:tcPr/>
+          <w:p>
+            <w:pPr>
+              <w:pStyle w:val="Compact"/>
+              <w:jc w:val="left"/>
+            </w:pPr>
+            <w:r>
+              <w:rPr>
+                <w:sz w:val="19"/>
+              </w:rPr>
+              <w:t xml:space="preserve">correo</w:t>
+            </w:r>
+          </w:p>
+        </w:tc>
+        <w:tc>
+          <w:tcPr/>
+          <w:p>
+            <w:pPr>
+              <w:pStyle w:val="Compact"/>
+              <w:jc w:val="left"/>
+            </w:pPr>
+            <w:r>
+              <w:rPr>
+                <w:sz w:val="19"/>
+              </w:rPr>
+              <w:t xml:space="preserve">String</w:t>
+            </w:r>
+          </w:p>
+        </w:tc>
+        <w:tc>
+          <w:tcPr/>
+          <w:p>
+            <w:pPr>
+              <w:pStyle w:val="Compact"/>
+              <w:jc w:val="left"/>
+            </w:pPr>
+            <w:r>
+              <w:rPr>
+                <w:sz w:val="19"/>
+              </w:rPr>
+              <w:t xml:space="preserve">Correo electrónico</w:t>
+            </w:r>
+          </w:p>
+        </w:tc>
+      </w:tr>
+    </w:tbl>
+    <w:p>
+      <w:pPr>
+        <w:pStyle w:val="BodyText"/>
+      </w:pPr>
+      <w:r>
+        <w:rPr>
+          <w:bCs/>
+          <w:b/>
+        </w:rPr>
+        <w:t xml:space="preserve">Relaciones:</w:t>
+      </w:r>
+      <w:r>
+        <w:t xml:space="preserve"> </w:t>
+      </w:r>
+      <w:r>
+        <w:t xml:space="preserve">superclase de</w:t>
+      </w:r>
+      <w:r>
+        <w:t xml:space="preserve"> </w:t>
+      </w:r>
+      <w:r>
+        <w:rPr>
+          <w:rStyle w:val="VerbatimChar"/>
+        </w:rPr>
+        <w:t xml:space="preserve">Usuario</w:t>
+      </w:r>
+      <w:r>
+        <w:t xml:space="preserve"> </w:t>
+      </w:r>
+      <w:r>
+        <w:t xml:space="preserve">y</w:t>
+      </w:r>
+      <w:r>
+        <w:t xml:space="preserve"> </w:t>
+      </w:r>
+      <w:r>
+        <w:rPr>
+          <w:rStyle w:val="VerbatimChar"/>
+        </w:rPr>
+        <w:t xml:space="preserve">Cliente</w:t>
+      </w:r>
+      <w:r>
+        <w:t xml:space="preserve"> </w:t>
+      </w:r>
+      <w:r>
+        <w:t xml:space="preserve">(herencia jerárquica).</w:t>
+      </w:r>
+    </w:p>
+    <w:bookmarkEnd w:id="34"/>
+    <w:bookmarkStart w:id="35" w:name="usuario-extends-persona"/>
     <w:p>
       <w:pPr>
         <w:pStyle w:val="Heading3"/>
       </w:pPr>
       <w:r>
-        <w:t xml:space="preserve">Usuario</w:t>
+        <w:t xml:space="preserve">Usuario (extends Persona)</w:t>
       </w:r>
     </w:p>
     <w:p>
@@ -1255,7 +3105,7 @@
         <w:pStyle w:val="FirstParagraph"/>
       </w:pPr>
       <w:r>
-        <w:t xml:space="preserve">Persona que ingresa al sistema (vendedor o administrador).</w:t>
+        <w:t xml:space="preserve">Persona que ingresa al sistema: vendedor o administrador.</w:t>
       </w:r>
     </w:p>
     <w:tbl>
@@ -1349,37 +3199,37 @@
               <w:rPr>
                 <w:sz w:val="19"/>
               </w:rPr>
-              <w:t xml:space="preserve">idUsuario</w:t>
-            </w:r>
-          </w:p>
-        </w:tc>
-        <w:tc>
-          <w:tcPr/>
-          <w:p>
-            <w:pPr>
-              <w:pStyle w:val="Compact"/>
-              <w:jc w:val="left"/>
-            </w:pPr>
-            <w:r>
-              <w:rPr>
-                <w:sz w:val="19"/>
-              </w:rPr>
-              <w:t xml:space="preserve">int</w:t>
-            </w:r>
-          </w:p>
-        </w:tc>
-        <w:tc>
-          <w:tcPr/>
-          <w:p>
-            <w:pPr>
-              <w:pStyle w:val="Compact"/>
-              <w:jc w:val="left"/>
-            </w:pPr>
-            <w:r>
-              <w:rPr>
-                <w:sz w:val="19"/>
-              </w:rPr>
-              <w:t xml:space="preserve">Identificador único</w:t>
+              <w:t xml:space="preserve">idAutoIncremental</w:t>
+            </w:r>
+          </w:p>
+        </w:tc>
+        <w:tc>
+          <w:tcPr/>
+          <w:p>
+            <w:pPr>
+              <w:pStyle w:val="Compact"/>
+              <w:jc w:val="left"/>
+            </w:pPr>
+            <w:r>
+              <w:rPr>
+                <w:sz w:val="19"/>
+              </w:rPr>
+              <w:t xml:space="preserve">static int</w:t>
+            </w:r>
+          </w:p>
+        </w:tc>
+        <w:tc>
+          <w:tcPr/>
+          <w:p>
+            <w:pPr>
+              <w:pStyle w:val="Compact"/>
+              <w:jc w:val="left"/>
+            </w:pPr>
+            <w:r>
+              <w:rPr>
+                <w:sz w:val="19"/>
+              </w:rPr>
+              <w:t xml:space="preserve">Contador de la clase para asignar el siguiente id</w:t>
             </w:r>
           </w:p>
         </w:tc>
@@ -1396,37 +3246,37 @@
               <w:rPr>
                 <w:sz w:val="19"/>
               </w:rPr>
-              <w:t xml:space="preserve">nombreUsuario</w:t>
-            </w:r>
-          </w:p>
-        </w:tc>
-        <w:tc>
-          <w:tcPr/>
-          <w:p>
-            <w:pPr>
-              <w:pStyle w:val="Compact"/>
-              <w:jc w:val="left"/>
-            </w:pPr>
-            <w:r>
-              <w:rPr>
-                <w:sz w:val="19"/>
-              </w:rPr>
-              <w:t xml:space="preserve">String</w:t>
-            </w:r>
-          </w:p>
-        </w:tc>
-        <w:tc>
-          <w:tcPr/>
-          <w:p>
-            <w:pPr>
-              <w:pStyle w:val="Compact"/>
-              <w:jc w:val="left"/>
-            </w:pPr>
-            <w:r>
-              <w:rPr>
-                <w:sz w:val="19"/>
-              </w:rPr>
-              <w:t xml:space="preserve">Nombre con el que inicia sesión (único)</w:t>
+              <w:t xml:space="preserve">id</w:t>
+            </w:r>
+          </w:p>
+        </w:tc>
+        <w:tc>
+          <w:tcPr/>
+          <w:p>
+            <w:pPr>
+              <w:pStyle w:val="Compact"/>
+              <w:jc w:val="left"/>
+            </w:pPr>
+            <w:r>
+              <w:rPr>
+                <w:sz w:val="19"/>
+              </w:rPr>
+              <w:t xml:space="preserve">int</w:t>
+            </w:r>
+          </w:p>
+        </w:tc>
+        <w:tc>
+          <w:tcPr/>
+          <w:p>
+            <w:pPr>
+              <w:pStyle w:val="Compact"/>
+              <w:jc w:val="left"/>
+            </w:pPr>
+            <w:r>
+              <w:rPr>
+                <w:sz w:val="19"/>
+              </w:rPr>
+              <w:t xml:space="preserve">Identificador asignado en el constructor</w:t>
             </w:r>
           </w:p>
         </w:tc>
@@ -1443,7 +3293,7 @@
               <w:rPr>
                 <w:sz w:val="19"/>
               </w:rPr>
-              <w:t xml:space="preserve">contrasenaHash</w:t>
+              <w:t xml:space="preserve">nombreUsuario</w:t>
             </w:r>
           </w:p>
         </w:tc>
@@ -1473,7 +3323,7 @@
               <w:rPr>
                 <w:sz w:val="19"/>
               </w:rPr>
-              <w:t xml:space="preserve">Contraseña cifrada con SHA-256 (nunca se guarda en texto plano)</w:t>
+              <w:t xml:space="preserve">Nombre con el que inicia sesión (único)</w:t>
             </w:r>
           </w:p>
         </w:tc>
@@ -1490,7 +3340,7 @@
               <w:rPr>
                 <w:sz w:val="19"/>
               </w:rPr>
-              <w:t xml:space="preserve">nombreCompleto</w:t>
+              <w:t xml:space="preserve">contrasena</w:t>
             </w:r>
           </w:p>
         </w:tc>
@@ -1520,7 +3370,7 @@
               <w:rPr>
                 <w:sz w:val="19"/>
               </w:rPr>
-              <w:t xml:space="preserve">Nombre de la persona</w:t>
+              <w:t xml:space="preserve">Contraseña de acceso</w:t>
             </w:r>
           </w:p>
         </w:tc>
@@ -1719,35 +3569,22 @@
               <w:rPr>
                 <w:sz w:val="19"/>
               </w:rPr>
-              <w:t xml:space="preserve">verificarContrasena(String): boolean</w:t>
-            </w:r>
-          </w:p>
-        </w:tc>
-        <w:tc>
-          <w:tcPr/>
-          <w:p>
-            <w:pPr>
-              <w:pStyle w:val="Compact"/>
-              <w:jc w:val="left"/>
-            </w:pPr>
-            <w:r>
-              <w:rPr>
-                <w:sz w:val="19"/>
-              </w:rPr>
-              <w:t xml:space="preserve">Cifra la contraseña recibida y la compara con</w:t>
-            </w:r>
-            <w:r>
-              <w:rPr>
-                <w:sz w:val="19"/>
-              </w:rPr>
-              <w:t xml:space="preserve"> </w:t>
-            </w:r>
-            <w:r>
-              <w:rPr>
-                <w:rStyle w:val="VerbatimChar"/>
-                <w:sz w:val="19"/>
-              </w:rPr>
-              <w:t xml:space="preserve">contrasenaHash</w:t>
+              <w:t xml:space="preserve">validarCredenciales(String, String): boolean</w:t>
+            </w:r>
+          </w:p>
+        </w:tc>
+        <w:tc>
+          <w:tcPr/>
+          <w:p>
+            <w:pPr>
+              <w:pStyle w:val="Compact"/>
+              <w:jc w:val="left"/>
+            </w:pPr>
+            <w:r>
+              <w:rPr>
+                <w:sz w:val="19"/>
+              </w:rPr>
+              <w:t xml:space="preserve">Compara usuario y contraseña con los suyos y revisa que esté activo</w:t>
             </w:r>
           </w:p>
         </w:tc>
@@ -1764,22 +3601,22 @@
               <w:rPr>
                 <w:sz w:val="19"/>
               </w:rPr>
-              <w:t xml:space="preserve">cambiarContrasena(String actual, String nueva): void</w:t>
-            </w:r>
-          </w:p>
-        </w:tc>
-        <w:tc>
-          <w:tcPr/>
-          <w:p>
-            <w:pPr>
-              <w:pStyle w:val="Compact"/>
-              <w:jc w:val="left"/>
-            </w:pPr>
-            <w:r>
-              <w:rPr>
-                <w:sz w:val="19"/>
-              </w:rPr>
-              <w:t xml:space="preserve">Valida la actual y guarda la nueva cifrada</w:t>
+              <w:t xml:space="preserve">esAdministrador(): boolean</w:t>
+            </w:r>
+          </w:p>
+        </w:tc>
+        <w:tc>
+          <w:tcPr/>
+          <w:p>
+            <w:pPr>
+              <w:pStyle w:val="Compact"/>
+              <w:jc w:val="left"/>
+            </w:pPr>
+            <w:r>
+              <w:rPr>
+                <w:sz w:val="19"/>
+              </w:rPr>
+              <w:t xml:space="preserve">Indica si puede entrar a los módulos restringidos</w:t>
             </w:r>
           </w:p>
         </w:tc>
@@ -1796,54 +3633,47 @@
               <w:rPr>
                 <w:sz w:val="19"/>
               </w:rPr>
-              <w:t xml:space="preserve">esAdministrador(): boolean</w:t>
-            </w:r>
-          </w:p>
-        </w:tc>
-        <w:tc>
-          <w:tcPr/>
-          <w:p>
-            <w:pPr>
-              <w:pStyle w:val="Compact"/>
-              <w:jc w:val="left"/>
-            </w:pPr>
-            <w:r>
-              <w:rPr>
-                <w:sz w:val="19"/>
-              </w:rPr>
-              <w:t xml:space="preserve">Indica si puede entrar a los módulos restringidos</w:t>
-            </w:r>
-          </w:p>
-        </w:tc>
-      </w:tr>
-      <w:tr>
-        <w:tc>
-          <w:tcPr/>
-          <w:p>
-            <w:pPr>
-              <w:pStyle w:val="Compact"/>
-              <w:jc w:val="left"/>
-            </w:pPr>
-            <w:r>
-              <w:rPr>
-                <w:sz w:val="19"/>
-              </w:rPr>
-              <w:t xml:space="preserve">activar() / desactivar(): void</w:t>
-            </w:r>
-          </w:p>
-        </w:tc>
-        <w:tc>
-          <w:tcPr/>
-          <w:p>
-            <w:pPr>
-              <w:pStyle w:val="Compact"/>
-              <w:jc w:val="left"/>
-            </w:pPr>
-            <w:r>
-              <w:rPr>
-                <w:sz w:val="19"/>
-              </w:rPr>
-              <w:t xml:space="preserve">Habilita o bloquea el acceso</w:t>
+              <w:t xml:space="preserve">mostrarInformacion(): String</w:t>
+            </w:r>
+          </w:p>
+        </w:tc>
+        <w:tc>
+          <w:tcPr/>
+          <w:p>
+            <w:pPr>
+              <w:pStyle w:val="Compact"/>
+              <w:jc w:val="left"/>
+            </w:pPr>
+            <w:r>
+              <w:rPr>
+                <w:sz w:val="19"/>
+              </w:rPr>
+              <w:t xml:space="preserve">Sobrescribe el de</w:t>
+            </w:r>
+            <w:r>
+              <w:rPr>
+                <w:sz w:val="19"/>
+              </w:rPr>
+              <w:t xml:space="preserve"> </w:t>
+            </w:r>
+            <w:r>
+              <w:rPr>
+                <w:rStyle w:val="VerbatimChar"/>
+                <w:sz w:val="19"/>
+              </w:rPr>
+              <w:t xml:space="preserve">Persona</w:t>
+            </w:r>
+            <w:r>
+              <w:rPr>
+                <w:sz w:val="19"/>
+              </w:rPr>
+              <w:t xml:space="preserve"> </w:t>
+            </w:r>
+            <w:r>
+              <w:rPr>
+                <w:sz w:val="19"/>
+              </w:rPr>
+              <w:t xml:space="preserve">agregando usuario y rol</w:t>
             </w:r>
           </w:p>
         </w:tc>
@@ -1864,7 +3694,7 @@
         <w:t xml:space="preserve"> </w:t>
       </w:r>
       <w:r>
-        <w:t xml:space="preserve">un usuario emite muchas</w:t>
+        <w:t xml:space="preserve">emite muchas</w:t>
       </w:r>
       <w:r>
         <w:t xml:space="preserve"> </w:t>
@@ -1879,7 +3709,7 @@
         <w:t xml:space="preserve"> </w:t>
       </w:r>
       <w:r>
-        <w:t xml:space="preserve">(1 a *) y registra muchos</w:t>
+        <w:t xml:space="preserve">(1 a *); lo administra</w:t>
       </w:r>
       <w:r>
         <w:t xml:space="preserve"> </w:t>
@@ -1888,23 +3718,20 @@
         <w:rPr>
           <w:rStyle w:val="VerbatimChar"/>
         </w:rPr>
-        <w:t xml:space="preserve">MovimientoInventario</w:t>
-      </w:r>
-      <w:r>
-        <w:t xml:space="preserve"> </w:t>
-      </w:r>
-      <w:r>
-        <w:t xml:space="preserve">(1 a *).</w:t>
-      </w:r>
-    </w:p>
-    <w:bookmarkEnd w:id="30"/>
-    <w:bookmarkStart w:id="31" w:name="cliente"/>
+        <w:t xml:space="preserve">RegistroUsuarios</w:t>
+      </w:r>
+      <w:r>
+        <w:t xml:space="preserve">.</w:t>
+      </w:r>
+    </w:p>
+    <w:bookmarkEnd w:id="35"/>
+    <w:bookmarkStart w:id="36" w:name="cliente-extends-persona"/>
     <w:p>
       <w:pPr>
         <w:pStyle w:val="Heading3"/>
       </w:pPr>
       <w:r>
-        <w:t xml:space="preserve">Cliente</w:t>
+        <w:t xml:space="preserve">Cliente (extends Persona)</w:t>
       </w:r>
     </w:p>
     <w:p>
@@ -2006,37 +3833,37 @@
               <w:rPr>
                 <w:sz w:val="19"/>
               </w:rPr>
-              <w:t xml:space="preserve">idCliente</w:t>
-            </w:r>
-          </w:p>
-        </w:tc>
-        <w:tc>
-          <w:tcPr/>
-          <w:p>
-            <w:pPr>
-              <w:pStyle w:val="Compact"/>
-              <w:jc w:val="left"/>
-            </w:pPr>
-            <w:r>
-              <w:rPr>
-                <w:sz w:val="19"/>
-              </w:rPr>
-              <w:t xml:space="preserve">int</w:t>
-            </w:r>
-          </w:p>
-        </w:tc>
-        <w:tc>
-          <w:tcPr/>
-          <w:p>
-            <w:pPr>
-              <w:pStyle w:val="Compact"/>
-              <w:jc w:val="left"/>
-            </w:pPr>
-            <w:r>
-              <w:rPr>
-                <w:sz w:val="19"/>
-              </w:rPr>
-              <w:t xml:space="preserve">Identificador único</w:t>
+              <w:t xml:space="preserve">idAutoIncremental</w:t>
+            </w:r>
+          </w:p>
+        </w:tc>
+        <w:tc>
+          <w:tcPr/>
+          <w:p>
+            <w:pPr>
+              <w:pStyle w:val="Compact"/>
+              <w:jc w:val="left"/>
+            </w:pPr>
+            <w:r>
+              <w:rPr>
+                <w:sz w:val="19"/>
+              </w:rPr>
+              <w:t xml:space="preserve">static int</w:t>
+            </w:r>
+          </w:p>
+        </w:tc>
+        <w:tc>
+          <w:tcPr/>
+          <w:p>
+            <w:pPr>
+              <w:pStyle w:val="Compact"/>
+              <w:jc w:val="left"/>
+            </w:pPr>
+            <w:r>
+              <w:rPr>
+                <w:sz w:val="19"/>
+              </w:rPr>
+              <w:t xml:space="preserve">Contador de la clase</w:t>
             </w:r>
           </w:p>
         </w:tc>
@@ -2053,37 +3880,37 @@
               <w:rPr>
                 <w:sz w:val="19"/>
               </w:rPr>
-              <w:t xml:space="preserve">tipoIdentificacion</w:t>
-            </w:r>
-          </w:p>
-        </w:tc>
-        <w:tc>
-          <w:tcPr/>
-          <w:p>
-            <w:pPr>
-              <w:pStyle w:val="Compact"/>
-              <w:jc w:val="left"/>
-            </w:pPr>
-            <w:r>
-              <w:rPr>
-                <w:sz w:val="19"/>
-              </w:rPr>
-              <w:t xml:space="preserve">TipoIdentificacion</w:t>
-            </w:r>
-          </w:p>
-        </w:tc>
-        <w:tc>
-          <w:tcPr/>
-          <w:p>
-            <w:pPr>
-              <w:pStyle w:val="Compact"/>
-              <w:jc w:val="left"/>
-            </w:pPr>
-            <w:r>
-              <w:rPr>
-                <w:sz w:val="19"/>
-              </w:rPr>
-              <w:t xml:space="preserve">Física, jurídica, DIMEX o pasaporte</w:t>
+              <w:t xml:space="preserve">id</w:t>
+            </w:r>
+          </w:p>
+        </w:tc>
+        <w:tc>
+          <w:tcPr/>
+          <w:p>
+            <w:pPr>
+              <w:pStyle w:val="Compact"/>
+              <w:jc w:val="left"/>
+            </w:pPr>
+            <w:r>
+              <w:rPr>
+                <w:sz w:val="19"/>
+              </w:rPr>
+              <w:t xml:space="preserve">int</w:t>
+            </w:r>
+          </w:p>
+        </w:tc>
+        <w:tc>
+          <w:tcPr/>
+          <w:p>
+            <w:pPr>
+              <w:pStyle w:val="Compact"/>
+              <w:jc w:val="left"/>
+            </w:pPr>
+            <w:r>
+              <w:rPr>
+                <w:sz w:val="19"/>
+              </w:rPr>
+              <w:t xml:space="preserve">Identificador</w:t>
             </w:r>
           </w:p>
         </w:tc>
@@ -2100,37 +3927,37 @@
               <w:rPr>
                 <w:sz w:val="19"/>
               </w:rPr>
-              <w:t xml:space="preserve">identificacion</w:t>
-            </w:r>
-          </w:p>
-        </w:tc>
-        <w:tc>
-          <w:tcPr/>
-          <w:p>
-            <w:pPr>
-              <w:pStyle w:val="Compact"/>
-              <w:jc w:val="left"/>
-            </w:pPr>
-            <w:r>
-              <w:rPr>
-                <w:sz w:val="19"/>
-              </w:rPr>
-              <w:t xml:space="preserve">String</w:t>
-            </w:r>
-          </w:p>
-        </w:tc>
-        <w:tc>
-          <w:tcPr/>
-          <w:p>
-            <w:pPr>
-              <w:pStyle w:val="Compact"/>
-              <w:jc w:val="left"/>
-            </w:pPr>
-            <w:r>
-              <w:rPr>
-                <w:sz w:val="19"/>
-              </w:rPr>
-              <w:t xml:space="preserve">Número de cédula o documento (único)</w:t>
+              <w:t xml:space="preserve">tipoIdentificacion</w:t>
+            </w:r>
+          </w:p>
+        </w:tc>
+        <w:tc>
+          <w:tcPr/>
+          <w:p>
+            <w:pPr>
+              <w:pStyle w:val="Compact"/>
+              <w:jc w:val="left"/>
+            </w:pPr>
+            <w:r>
+              <w:rPr>
+                <w:sz w:val="19"/>
+              </w:rPr>
+              <w:t xml:space="preserve">TipoIdentificacion</w:t>
+            </w:r>
+          </w:p>
+        </w:tc>
+        <w:tc>
+          <w:tcPr/>
+          <w:p>
+            <w:pPr>
+              <w:pStyle w:val="Compact"/>
+              <w:jc w:val="left"/>
+            </w:pPr>
+            <w:r>
+              <w:rPr>
+                <w:sz w:val="19"/>
+              </w:rPr>
+              <w:t xml:space="preserve">Física, jurídica, DIMEX o pasaporte</w:t>
             </w:r>
           </w:p>
         </w:tc>
@@ -2147,7 +3974,7 @@
               <w:rPr>
                 <w:sz w:val="19"/>
               </w:rPr>
-              <w:t xml:space="preserve">nombre</w:t>
+              <w:t xml:space="preserve">identificacion</w:t>
             </w:r>
           </w:p>
         </w:tc>
@@ -2177,7 +4004,7 @@
               <w:rPr>
                 <w:sz w:val="19"/>
               </w:rPr>
-              <w:t xml:space="preserve">Nombre o razón social</w:t>
+              <w:t xml:space="preserve">Número de cédula o documento (único)</w:t>
             </w:r>
           </w:p>
         </w:tc>
@@ -2194,7 +4021,7 @@
               <w:rPr>
                 <w:sz w:val="19"/>
               </w:rPr>
-              <w:t xml:space="preserve">telefono, correo, direccion</w:t>
+              <w:t xml:space="preserve">direccion</w:t>
             </w:r>
           </w:p>
         </w:tc>
@@ -2224,7 +4051,7 @@
               <w:rPr>
                 <w:sz w:val="19"/>
               </w:rPr>
-              <w:t xml:space="preserve">Datos de contacto</w:t>
+              <w:t xml:space="preserve">Dirección de entrega</w:t>
             </w:r>
           </w:p>
         </w:tc>
@@ -2397,86 +4224,47 @@
               <w:rPr>
                 <w:sz w:val="19"/>
               </w:rPr>
-              <w:t xml:space="preserve">validar(): boolean</w:t>
-            </w:r>
-          </w:p>
-        </w:tc>
-        <w:tc>
-          <w:tcPr/>
-          <w:p>
-            <w:pPr>
-              <w:pStyle w:val="Compact"/>
-              <w:jc w:val="left"/>
-            </w:pPr>
-            <w:r>
-              <w:rPr>
-                <w:sz w:val="19"/>
-              </w:rPr>
-              <w:t xml:space="preserve">Revisa campos obligatorios y formato de identificación y correo</w:t>
-            </w:r>
-          </w:p>
-        </w:tc>
-      </w:tr>
-      <w:tr>
-        <w:tc>
-          <w:tcPr/>
-          <w:p>
-            <w:pPr>
-              <w:pStyle w:val="Compact"/>
-              <w:jc w:val="left"/>
-            </w:pPr>
-            <w:r>
-              <w:rPr>
-                <w:sz w:val="19"/>
-              </w:rPr>
-              <w:t xml:space="preserve">actualizarContacto(String, String, String): void</w:t>
-            </w:r>
-          </w:p>
-        </w:tc>
-        <w:tc>
-          <w:tcPr/>
-          <w:p>
-            <w:pPr>
-              <w:pStyle w:val="Compact"/>
-              <w:jc w:val="left"/>
-            </w:pPr>
-            <w:r>
-              <w:rPr>
-                <w:sz w:val="19"/>
-              </w:rPr>
-              <w:t xml:space="preserve">Cambia teléfono, correo y dirección</w:t>
-            </w:r>
-          </w:p>
-        </w:tc>
-      </w:tr>
-      <w:tr>
-        <w:tc>
-          <w:tcPr/>
-          <w:p>
-            <w:pPr>
-              <w:pStyle w:val="Compact"/>
-              <w:jc w:val="left"/>
-            </w:pPr>
-            <w:r>
-              <w:rPr>
-                <w:sz w:val="19"/>
-              </w:rPr>
-              <w:t xml:space="preserve">desactivar(): void</w:t>
-            </w:r>
-          </w:p>
-        </w:tc>
-        <w:tc>
-          <w:tcPr/>
-          <w:p>
-            <w:pPr>
-              <w:pStyle w:val="Compact"/>
-              <w:jc w:val="left"/>
-            </w:pPr>
-            <w:r>
-              <w:rPr>
-                <w:sz w:val="19"/>
-              </w:rPr>
-              <w:t xml:space="preserve">Baja lógica (se conserva el historial de facturas)</w:t>
+              <w:t xml:space="preserve">mostrarInformacion(): String</w:t>
+            </w:r>
+          </w:p>
+        </w:tc>
+        <w:tc>
+          <w:tcPr/>
+          <w:p>
+            <w:pPr>
+              <w:pStyle w:val="Compact"/>
+              <w:jc w:val="left"/>
+            </w:pPr>
+            <w:r>
+              <w:rPr>
+                <w:sz w:val="19"/>
+              </w:rPr>
+              <w:t xml:space="preserve">Sobrescribe el de</w:t>
+            </w:r>
+            <w:r>
+              <w:rPr>
+                <w:sz w:val="19"/>
+              </w:rPr>
+              <w:t xml:space="preserve"> </w:t>
+            </w:r>
+            <w:r>
+              <w:rPr>
+                <w:rStyle w:val="VerbatimChar"/>
+                <w:sz w:val="19"/>
+              </w:rPr>
+              <w:t xml:space="preserve">Persona</w:t>
+            </w:r>
+            <w:r>
+              <w:rPr>
+                <w:sz w:val="19"/>
+              </w:rPr>
+              <w:t xml:space="preserve"> </w:t>
+            </w:r>
+            <w:r>
+              <w:rPr>
+                <w:sz w:val="19"/>
+              </w:rPr>
+              <w:t xml:space="preserve">agregando identificación y dirección</w:t>
             </w:r>
           </w:p>
         </w:tc>
@@ -2497,7 +4285,7 @@
         <w:t xml:space="preserve"> </w:t>
       </w:r>
       <w:r>
-        <w:t xml:space="preserve">un cliente tiene muchas</w:t>
+        <w:t xml:space="preserve">tiene muchas</w:t>
       </w:r>
       <w:r>
         <w:t xml:space="preserve"> </w:t>
@@ -2512,17 +4300,29 @@
         <w:t xml:space="preserve"> </w:t>
       </w:r>
       <w:r>
-        <w:t xml:space="preserve">(1 a *).</w:t>
-      </w:r>
-    </w:p>
-    <w:bookmarkEnd w:id="31"/>
-    <w:bookmarkStart w:id="32" w:name="categoriaproducto"/>
+        <w:t xml:space="preserve">(1 a *); lo administra</w:t>
+      </w:r>
+      <w:r>
+        <w:t xml:space="preserve"> </w:t>
+      </w:r>
+      <w:r>
+        <w:rPr>
+          <w:rStyle w:val="VerbatimChar"/>
+        </w:rPr>
+        <w:t xml:space="preserve">RegistroClientes</w:t>
+      </w:r>
+      <w:r>
+        <w:t xml:space="preserve">.</w:t>
+      </w:r>
+    </w:p>
+    <w:bookmarkEnd w:id="36"/>
+    <w:bookmarkStart w:id="37" w:name="producto-abstracta"/>
     <w:p>
       <w:pPr>
         <w:pStyle w:val="Heading3"/>
       </w:pPr>
       <w:r>
-        <w:t xml:space="preserve">CategoriaProducto</w:t>
+        <w:t xml:space="preserve">Producto (abstracta)</w:t>
       </w:r>
     </w:p>
     <w:p>
@@ -2530,7 +4330,7 @@
         <w:pStyle w:val="FirstParagraph"/>
       </w:pPr>
       <w:r>
-        <w:t xml:space="preserve">Representa los</w:t>
+        <w:t xml:space="preserve">Representa cualquier artículo que vende la cadena. Como el enunciado indica que Fidecompro maneja</w:t>
       </w:r>
       <w:r>
         <w:t xml:space="preserve"> </w:t>
@@ -2540,13 +4340,79 @@
           <w:bCs/>
           <w:b/>
         </w:rPr>
-        <w:t xml:space="preserve">tipos de producto</w:t>
-      </w:r>
-      <w:r>
-        <w:t xml:space="preserve"> </w:t>
-      </w:r>
-      <w:r>
-        <w:t xml:space="preserve">que maneja la cadena (abarrotes, bebidas, limpieza, higiene, etc.). Cada tipo define su porcentaje de impuesto.</w:t>
+        <w:t xml:space="preserve">varios tipos de productos</w:t>
+      </w:r>
+      <w:r>
+        <w:t xml:space="preserve">, cada tipo es una subclase, igual que</w:t>
+      </w:r>
+      <w:r>
+        <w:t xml:space="preserve"> </w:t>
+      </w:r>
+      <w:r>
+        <w:rPr>
+          <w:rStyle w:val="VerbatimChar"/>
+        </w:rPr>
+        <w:t xml:space="preserve">Pelota</w:t>
+      </w:r>
+      <w:r>
+        <w:t xml:space="preserve">,</w:t>
+      </w:r>
+      <w:r>
+        <w:t xml:space="preserve"> </w:t>
+      </w:r>
+      <w:r>
+        <w:rPr>
+          <w:rStyle w:val="VerbatimChar"/>
+        </w:rPr>
+        <w:t xml:space="preserve">Bate</w:t>
+      </w:r>
+      <w:r>
+        <w:t xml:space="preserve"> </w:t>
+      </w:r>
+      <w:r>
+        <w:t xml:space="preserve">y</w:t>
+      </w:r>
+      <w:r>
+        <w:t xml:space="preserve"> </w:t>
+      </w:r>
+      <w:r>
+        <w:rPr>
+          <w:rStyle w:val="VerbatimChar"/>
+        </w:rPr>
+        <w:t xml:space="preserve">EquipoDeAnotacion</w:t>
+      </w:r>
+      <w:r>
+        <w:t xml:space="preserve"> </w:t>
+      </w:r>
+      <w:r>
+        <w:t xml:space="preserve">en la práctica MultiSports. Implementa</w:t>
+      </w:r>
+      <w:r>
+        <w:t xml:space="preserve"> </w:t>
+      </w:r>
+      <w:r>
+        <w:rPr>
+          <w:rStyle w:val="VerbatimChar"/>
+        </w:rPr>
+        <w:t xml:space="preserve">Mostrable</w:t>
+      </w:r>
+      <w:r>
+        <w:t xml:space="preserve"> </w:t>
+      </w:r>
+      <w:r>
+        <w:t xml:space="preserve">y</w:t>
+      </w:r>
+      <w:r>
+        <w:t xml:space="preserve"> </w:t>
+      </w:r>
+      <w:r>
+        <w:rPr>
+          <w:rStyle w:val="VerbatimChar"/>
+        </w:rPr>
+        <w:t xml:space="preserve">Comparable&lt;Producto&gt;</w:t>
+      </w:r>
+      <w:r>
+        <w:t xml:space="preserve">.</w:t>
       </w:r>
     </w:p>
     <w:tbl>
@@ -2640,37 +4506,62 @@
               <w:rPr>
                 <w:sz w:val="19"/>
               </w:rPr>
-              <w:t xml:space="preserve">idCategoria</w:t>
-            </w:r>
-          </w:p>
-        </w:tc>
-        <w:tc>
-          <w:tcPr/>
-          <w:p>
-            <w:pPr>
-              <w:pStyle w:val="Compact"/>
-              <w:jc w:val="left"/>
-            </w:pPr>
-            <w:r>
-              <w:rPr>
-                <w:sz w:val="19"/>
-              </w:rPr>
-              <w:t xml:space="preserve">int</w:t>
-            </w:r>
-          </w:p>
-        </w:tc>
-        <w:tc>
-          <w:tcPr/>
-          <w:p>
-            <w:pPr>
-              <w:pStyle w:val="Compact"/>
-              <w:jc w:val="left"/>
-            </w:pPr>
-            <w:r>
-              <w:rPr>
-                <w:sz w:val="19"/>
-              </w:rPr>
-              <w:t xml:space="preserve">Identificador</w:t>
+              <w:t xml:space="preserve">IVA_GENERAL</w:t>
+            </w:r>
+          </w:p>
+        </w:tc>
+        <w:tc>
+          <w:tcPr/>
+          <w:p>
+            <w:pPr>
+              <w:pStyle w:val="Compact"/>
+              <w:jc w:val="left"/>
+            </w:pPr>
+            <w:r>
+              <w:rPr>
+                <w:sz w:val="19"/>
+              </w:rPr>
+              <w:t xml:space="preserve">static final double</w:t>
+            </w:r>
+          </w:p>
+        </w:tc>
+        <w:tc>
+          <w:tcPr/>
+          <w:p>
+            <w:pPr>
+              <w:pStyle w:val="Compact"/>
+              <w:jc w:val="left"/>
+            </w:pPr>
+            <w:r>
+              <w:rPr>
+                <w:sz w:val="19"/>
+              </w:rPr>
+              <w:t xml:space="preserve">Constante</w:t>
+            </w:r>
+            <w:r>
+              <w:rPr>
+                <w:sz w:val="19"/>
+              </w:rPr>
+              <w:t xml:space="preserve"> </w:t>
+            </w:r>
+            <w:r>
+              <w:rPr>
+                <w:rStyle w:val="VerbatimChar"/>
+                <w:sz w:val="19"/>
+              </w:rPr>
+              <w:t xml:space="preserve">0.13</w:t>
+            </w:r>
+            <w:r>
+              <w:rPr>
+                <w:sz w:val="19"/>
+              </w:rPr>
+              <w:t xml:space="preserve"> </w:t>
+            </w:r>
+            <w:r>
+              <w:rPr>
+                <w:sz w:val="19"/>
+              </w:rPr>
+              <w:t xml:space="preserve">(tarifa general del IVA)</w:t>
             </w:r>
           </w:p>
         </w:tc>
@@ -2687,37 +4578,37 @@
               <w:rPr>
                 <w:sz w:val="19"/>
               </w:rPr>
-              <w:t xml:space="preserve">nombre</w:t>
-            </w:r>
-          </w:p>
-        </w:tc>
-        <w:tc>
-          <w:tcPr/>
-          <w:p>
-            <w:pPr>
-              <w:pStyle w:val="Compact"/>
-              <w:jc w:val="left"/>
-            </w:pPr>
-            <w:r>
-              <w:rPr>
-                <w:sz w:val="19"/>
-              </w:rPr>
-              <w:t xml:space="preserve">String</w:t>
-            </w:r>
-          </w:p>
-        </w:tc>
-        <w:tc>
-          <w:tcPr/>
-          <w:p>
-            <w:pPr>
-              <w:pStyle w:val="Compact"/>
-              <w:jc w:val="left"/>
-            </w:pPr>
-            <w:r>
-              <w:rPr>
-                <w:sz w:val="19"/>
-              </w:rPr>
-              <w:t xml:space="preserve">Nombre del tipo de producto</w:t>
+              <w:t xml:space="preserve">idAutoIncremental</w:t>
+            </w:r>
+          </w:p>
+        </w:tc>
+        <w:tc>
+          <w:tcPr/>
+          <w:p>
+            <w:pPr>
+              <w:pStyle w:val="Compact"/>
+              <w:jc w:val="left"/>
+            </w:pPr>
+            <w:r>
+              <w:rPr>
+                <w:sz w:val="19"/>
+              </w:rPr>
+              <w:t xml:space="preserve">static int</w:t>
+            </w:r>
+          </w:p>
+        </w:tc>
+        <w:tc>
+          <w:tcPr/>
+          <w:p>
+            <w:pPr>
+              <w:pStyle w:val="Compact"/>
+              <w:jc w:val="left"/>
+            </w:pPr>
+            <w:r>
+              <w:rPr>
+                <w:sz w:val="19"/>
+              </w:rPr>
+              <w:t xml:space="preserve">Contador de la clase</w:t>
             </w:r>
           </w:p>
         </w:tc>
@@ -2734,37 +4625,37 @@
               <w:rPr>
                 <w:sz w:val="19"/>
               </w:rPr>
-              <w:t xml:space="preserve">descripcion</w:t>
-            </w:r>
-          </w:p>
-        </w:tc>
-        <w:tc>
-          <w:tcPr/>
-          <w:p>
-            <w:pPr>
-              <w:pStyle w:val="Compact"/>
-              <w:jc w:val="left"/>
-            </w:pPr>
-            <w:r>
-              <w:rPr>
-                <w:sz w:val="19"/>
-              </w:rPr>
-              <w:t xml:space="preserve">String</w:t>
-            </w:r>
-          </w:p>
-        </w:tc>
-        <w:tc>
-          <w:tcPr/>
-          <w:p>
-            <w:pPr>
-              <w:pStyle w:val="Compact"/>
-              <w:jc w:val="left"/>
-            </w:pPr>
-            <w:r>
-              <w:rPr>
-                <w:sz w:val="19"/>
-              </w:rPr>
-              <w:t xml:space="preserve">Descripción</w:t>
+              <w:t xml:space="preserve">id</w:t>
+            </w:r>
+          </w:p>
+        </w:tc>
+        <w:tc>
+          <w:tcPr/>
+          <w:p>
+            <w:pPr>
+              <w:pStyle w:val="Compact"/>
+              <w:jc w:val="left"/>
+            </w:pPr>
+            <w:r>
+              <w:rPr>
+                <w:sz w:val="19"/>
+              </w:rPr>
+              <w:t xml:space="preserve">int</w:t>
+            </w:r>
+          </w:p>
+        </w:tc>
+        <w:tc>
+          <w:tcPr/>
+          <w:p>
+            <w:pPr>
+              <w:pStyle w:val="Compact"/>
+              <w:jc w:val="left"/>
+            </w:pPr>
+            <w:r>
+              <w:rPr>
+                <w:sz w:val="19"/>
+              </w:rPr>
+              <w:t xml:space="preserve">Identificador</w:t>
             </w:r>
           </w:p>
         </w:tc>
@@ -2781,7 +4672,120 @@
               <w:rPr>
                 <w:sz w:val="19"/>
               </w:rPr>
-              <w:t xml:space="preserve">porcentajeImpuesto</w:t>
+              <w:t xml:space="preserve">codigo</w:t>
+            </w:r>
+          </w:p>
+        </w:tc>
+        <w:tc>
+          <w:tcPr/>
+          <w:p>
+            <w:pPr>
+              <w:pStyle w:val="Compact"/>
+              <w:jc w:val="left"/>
+            </w:pPr>
+            <w:r>
+              <w:rPr>
+                <w:sz w:val="19"/>
+              </w:rPr>
+              <w:t xml:space="preserve">String</w:t>
+            </w:r>
+          </w:p>
+        </w:tc>
+        <w:tc>
+          <w:tcPr/>
+          <w:p>
+            <w:pPr>
+              <w:pStyle w:val="Compact"/>
+              <w:jc w:val="left"/>
+            </w:pPr>
+            <w:r>
+              <w:rPr>
+                <w:sz w:val="19"/>
+              </w:rPr>
+              <w:t xml:space="preserve">Código interno único (p. ej.</w:t>
+            </w:r>
+            <w:r>
+              <w:rPr>
+                <w:sz w:val="19"/>
+              </w:rPr>
+              <w:t xml:space="preserve"> </w:t>
+            </w:r>
+            <w:r>
+              <w:rPr>
+                <w:rStyle w:val="VerbatimChar"/>
+                <w:sz w:val="19"/>
+              </w:rPr>
+              <w:t xml:space="preserve">ABR-0012</w:t>
+            </w:r>
+            <w:r>
+              <w:rPr>
+                <w:sz w:val="19"/>
+              </w:rPr>
+              <w:t xml:space="preserve">)</w:t>
+            </w:r>
+          </w:p>
+        </w:tc>
+      </w:tr>
+      <w:tr>
+        <w:tc>
+          <w:tcPr/>
+          <w:p>
+            <w:pPr>
+              <w:pStyle w:val="Compact"/>
+              <w:jc w:val="left"/>
+            </w:pPr>
+            <w:r>
+              <w:rPr>
+                <w:sz w:val="19"/>
+              </w:rPr>
+              <w:t xml:space="preserve">nombre, descripcion</w:t>
+            </w:r>
+          </w:p>
+        </w:tc>
+        <w:tc>
+          <w:tcPr/>
+          <w:p>
+            <w:pPr>
+              <w:pStyle w:val="Compact"/>
+              <w:jc w:val="left"/>
+            </w:pPr>
+            <w:r>
+              <w:rPr>
+                <w:sz w:val="19"/>
+              </w:rPr>
+              <w:t xml:space="preserve">String</w:t>
+            </w:r>
+          </w:p>
+        </w:tc>
+        <w:tc>
+          <w:tcPr/>
+          <w:p>
+            <w:pPr>
+              <w:pStyle w:val="Compact"/>
+              <w:jc w:val="left"/>
+            </w:pPr>
+            <w:r>
+              <w:rPr>
+                <w:sz w:val="19"/>
+              </w:rPr>
+              <w:t xml:space="preserve">Datos descriptivos</w:t>
+            </w:r>
+          </w:p>
+        </w:tc>
+      </w:tr>
+      <w:tr>
+        <w:tc>
+          <w:tcPr/>
+          <w:p>
+            <w:pPr>
+              <w:pStyle w:val="Compact"/>
+              <w:jc w:val="left"/>
+            </w:pPr>
+            <w:r>
+              <w:rPr>
+                <w:sz w:val="19"/>
+              </w:rPr>
+              <w:t xml:space="preserve">valorCompra</w:t>
             </w:r>
           </w:p>
         </w:tc>
@@ -2811,7 +4815,195 @@
               <w:rPr>
                 <w:sz w:val="19"/>
               </w:rPr>
-              <w:t xml:space="preserve">IVA aplicable (p. ej. 1 % canasta básica, 13 % general)</w:t>
+              <w:t xml:space="preserve">Costo al que Fidecompro compra el producto</w:t>
+            </w:r>
+          </w:p>
+        </w:tc>
+      </w:tr>
+      <w:tr>
+        <w:tc>
+          <w:tcPr/>
+          <w:p>
+            <w:pPr>
+              <w:pStyle w:val="Compact"/>
+              <w:jc w:val="left"/>
+            </w:pPr>
+            <w:r>
+              <w:rPr>
+                <w:sz w:val="19"/>
+              </w:rPr>
+              <w:t xml:space="preserve">valorVenta</w:t>
+            </w:r>
+          </w:p>
+        </w:tc>
+        <w:tc>
+          <w:tcPr/>
+          <w:p>
+            <w:pPr>
+              <w:pStyle w:val="Compact"/>
+              <w:jc w:val="left"/>
+            </w:pPr>
+            <w:r>
+              <w:rPr>
+                <w:sz w:val="19"/>
+              </w:rPr>
+              <w:t xml:space="preserve">double</w:t>
+            </w:r>
+          </w:p>
+        </w:tc>
+        <w:tc>
+          <w:tcPr/>
+          <w:p>
+            <w:pPr>
+              <w:pStyle w:val="Compact"/>
+              <w:jc w:val="left"/>
+            </w:pPr>
+            <w:r>
+              <w:rPr>
+                <w:sz w:val="19"/>
+              </w:rPr>
+              <w:t xml:space="preserve">Precio de venta sin impuesto</w:t>
+            </w:r>
+          </w:p>
+        </w:tc>
+      </w:tr>
+      <w:tr>
+        <w:tc>
+          <w:tcPr/>
+          <w:p>
+            <w:pPr>
+              <w:pStyle w:val="Compact"/>
+              <w:jc w:val="left"/>
+            </w:pPr>
+            <w:r>
+              <w:rPr>
+                <w:sz w:val="19"/>
+              </w:rPr>
+              <w:t xml:space="preserve">existencias</w:t>
+            </w:r>
+          </w:p>
+        </w:tc>
+        <w:tc>
+          <w:tcPr/>
+          <w:p>
+            <w:pPr>
+              <w:pStyle w:val="Compact"/>
+              <w:jc w:val="left"/>
+            </w:pPr>
+            <w:r>
+              <w:rPr>
+                <w:sz w:val="19"/>
+              </w:rPr>
+              <w:t xml:space="preserve">int</w:t>
+            </w:r>
+          </w:p>
+        </w:tc>
+        <w:tc>
+          <w:tcPr/>
+          <w:p>
+            <w:pPr>
+              <w:pStyle w:val="Compact"/>
+              <w:jc w:val="left"/>
+            </w:pPr>
+            <w:r>
+              <w:rPr>
+                <w:sz w:val="19"/>
+              </w:rPr>
+              <w:t xml:space="preserve">Unidades disponibles</w:t>
+            </w:r>
+          </w:p>
+        </w:tc>
+      </w:tr>
+      <w:tr>
+        <w:tc>
+          <w:tcPr/>
+          <w:p>
+            <w:pPr>
+              <w:pStyle w:val="Compact"/>
+              <w:jc w:val="left"/>
+            </w:pPr>
+            <w:r>
+              <w:rPr>
+                <w:sz w:val="19"/>
+              </w:rPr>
+              <w:t xml:space="preserve">stockMinimo</w:t>
+            </w:r>
+          </w:p>
+        </w:tc>
+        <w:tc>
+          <w:tcPr/>
+          <w:p>
+            <w:pPr>
+              <w:pStyle w:val="Compact"/>
+              <w:jc w:val="left"/>
+            </w:pPr>
+            <w:r>
+              <w:rPr>
+                <w:sz w:val="19"/>
+              </w:rPr>
+              <w:t xml:space="preserve">int</w:t>
+            </w:r>
+          </w:p>
+        </w:tc>
+        <w:tc>
+          <w:tcPr/>
+          <w:p>
+            <w:pPr>
+              <w:pStyle w:val="Compact"/>
+              <w:jc w:val="left"/>
+            </w:pPr>
+            <w:r>
+              <w:rPr>
+                <w:sz w:val="19"/>
+              </w:rPr>
+              <w:t xml:space="preserve">Nivel a partir del cual se alerta reabastecer</w:t>
+            </w:r>
+          </w:p>
+        </w:tc>
+      </w:tr>
+      <w:tr>
+        <w:tc>
+          <w:tcPr/>
+          <w:p>
+            <w:pPr>
+              <w:pStyle w:val="Compact"/>
+              <w:jc w:val="left"/>
+            </w:pPr>
+            <w:r>
+              <w:rPr>
+                <w:sz w:val="19"/>
+              </w:rPr>
+              <w:t xml:space="preserve">categoria</w:t>
+            </w:r>
+          </w:p>
+        </w:tc>
+        <w:tc>
+          <w:tcPr/>
+          <w:p>
+            <w:pPr>
+              <w:pStyle w:val="Compact"/>
+              <w:jc w:val="left"/>
+            </w:pPr>
+            <w:r>
+              <w:rPr>
+                <w:sz w:val="19"/>
+              </w:rPr>
+              <w:t xml:space="preserve">Categoria</w:t>
+            </w:r>
+          </w:p>
+        </w:tc>
+        <w:tc>
+          <w:tcPr/>
+          <w:p>
+            <w:pPr>
+              <w:pStyle w:val="Compact"/>
+              <w:jc w:val="left"/>
+            </w:pPr>
+            <w:r>
+              <w:rPr>
+                <w:sz w:val="19"/>
+              </w:rPr>
+              <w:t xml:space="preserve">Categoría a la que pertenece</w:t>
             </w:r>
           </w:p>
         </w:tc>
@@ -2890,22 +5082,235 @@
               <w:rPr>
                 <w:sz w:val="19"/>
               </w:rPr>
-              <w:t xml:space="preserve">calcularImpuesto(double monto): double</w:t>
-            </w:r>
-          </w:p>
-        </w:tc>
-        <w:tc>
-          <w:tcPr/>
-          <w:p>
-            <w:pPr>
-              <w:pStyle w:val="Compact"/>
-              <w:jc w:val="left"/>
-            </w:pPr>
-            <w:r>
-              <w:rPr>
-                <w:sz w:val="19"/>
-              </w:rPr>
-              <w:t xml:space="preserve">Devuelve el impuesto sobre un monto</w:t>
+              <w:t xml:space="preserve">obtenerPorcentajeImpuesto(): double</w:t>
+            </w:r>
+          </w:p>
+        </w:tc>
+        <w:tc>
+          <w:tcPr/>
+          <w:p>
+            <w:pPr>
+              <w:pStyle w:val="Compact"/>
+              <w:jc w:val="left"/>
+            </w:pPr>
+            <w:r>
+              <w:rPr>
+                <w:bCs/>
+                <w:b/>
+                <w:sz w:val="19"/>
+              </w:rPr>
+              <w:t xml:space="preserve">Abstracto.</w:t>
+            </w:r>
+            <w:r>
+              <w:rPr>
+                <w:sz w:val="19"/>
+              </w:rPr>
+              <w:t xml:space="preserve"> </w:t>
+            </w:r>
+            <w:r>
+              <w:rPr>
+                <w:sz w:val="19"/>
+              </w:rPr>
+              <w:t xml:space="preserve">Cada tipo de producto define su impuesto (polimorfismo)</w:t>
+            </w:r>
+          </w:p>
+        </w:tc>
+      </w:tr>
+      <w:tr>
+        <w:tc>
+          <w:tcPr/>
+          <w:p>
+            <w:pPr>
+              <w:pStyle w:val="Compact"/>
+              <w:jc w:val="left"/>
+            </w:pPr>
+            <w:r>
+              <w:rPr>
+                <w:sz w:val="19"/>
+              </w:rPr>
+              <w:t xml:space="preserve">descontarExistencias(int): void</w:t>
+            </w:r>
+          </w:p>
+        </w:tc>
+        <w:tc>
+          <w:tcPr/>
+          <w:p>
+            <w:pPr>
+              <w:pStyle w:val="Compact"/>
+              <w:jc w:val="left"/>
+            </w:pPr>
+            <w:r>
+              <w:rPr>
+                <w:sz w:val="19"/>
+              </w:rPr>
+              <w:t xml:space="preserve">Resta unidades; lanza</w:t>
+            </w:r>
+            <w:r>
+              <w:rPr>
+                <w:sz w:val="19"/>
+              </w:rPr>
+              <w:t xml:space="preserve"> </w:t>
+            </w:r>
+            <w:r>
+              <w:rPr>
+                <w:rStyle w:val="VerbatimChar"/>
+                <w:sz w:val="19"/>
+              </w:rPr>
+              <w:t xml:space="preserve">StockInsuficienteException</w:t>
+            </w:r>
+            <w:r>
+              <w:rPr>
+                <w:sz w:val="19"/>
+              </w:rPr>
+              <w:t xml:space="preserve"> </w:t>
+            </w:r>
+            <w:r>
+              <w:rPr>
+                <w:sz w:val="19"/>
+              </w:rPr>
+              <w:t xml:space="preserve">si no alcanzan</w:t>
+            </w:r>
+          </w:p>
+        </w:tc>
+      </w:tr>
+      <w:tr>
+        <w:tc>
+          <w:tcPr/>
+          <w:p>
+            <w:pPr>
+              <w:pStyle w:val="Compact"/>
+              <w:jc w:val="left"/>
+            </w:pPr>
+            <w:r>
+              <w:rPr>
+                <w:sz w:val="19"/>
+              </w:rPr>
+              <w:t xml:space="preserve">aumentarExistencias(int): void</w:t>
+            </w:r>
+          </w:p>
+        </w:tc>
+        <w:tc>
+          <w:tcPr/>
+          <w:p>
+            <w:pPr>
+              <w:pStyle w:val="Compact"/>
+              <w:jc w:val="left"/>
+            </w:pPr>
+            <w:r>
+              <w:rPr>
+                <w:sz w:val="19"/>
+              </w:rPr>
+              <w:t xml:space="preserve">Suma unidades (compras, ajustes o facturas anuladas)</w:t>
+            </w:r>
+          </w:p>
+        </w:tc>
+      </w:tr>
+      <w:tr>
+        <w:tc>
+          <w:tcPr/>
+          <w:p>
+            <w:pPr>
+              <w:pStyle w:val="Compact"/>
+              <w:jc w:val="left"/>
+            </w:pPr>
+            <w:r>
+              <w:rPr>
+                <w:sz w:val="19"/>
+              </w:rPr>
+              <w:t xml:space="preserve">necesitaReabastecer(): boolean</w:t>
+            </w:r>
+          </w:p>
+        </w:tc>
+        <w:tc>
+          <w:tcPr/>
+          <w:p>
+            <w:pPr>
+              <w:pStyle w:val="Compact"/>
+              <w:jc w:val="left"/>
+            </w:pPr>
+            <w:r>
+              <w:rPr>
+                <w:rStyle w:val="VerbatimChar"/>
+                <w:sz w:val="19"/>
+              </w:rPr>
+              <w:t xml:space="preserve">existencias &lt;= stockMinimo</w:t>
+            </w:r>
+          </w:p>
+        </w:tc>
+      </w:tr>
+      <w:tr>
+        <w:tc>
+          <w:tcPr/>
+          <w:p>
+            <w:pPr>
+              <w:pStyle w:val="Compact"/>
+              <w:jc w:val="left"/>
+            </w:pPr>
+            <w:r>
+              <w:rPr>
+                <w:sz w:val="19"/>
+              </w:rPr>
+              <w:t xml:space="preserve">compareTo(Producto): int</w:t>
+            </w:r>
+          </w:p>
+        </w:tc>
+        <w:tc>
+          <w:tcPr/>
+          <w:p>
+            <w:pPr>
+              <w:pStyle w:val="Compact"/>
+              <w:jc w:val="left"/>
+            </w:pPr>
+            <w:r>
+              <w:rPr>
+                <w:sz w:val="19"/>
+              </w:rPr>
+              <w:t xml:space="preserve">Orden natural por nombre, para listar el catálogo con</w:t>
+            </w:r>
+            <w:r>
+              <w:rPr>
+                <w:sz w:val="19"/>
+              </w:rPr>
+              <w:t xml:space="preserve"> </w:t>
+            </w:r>
+            <w:r>
+              <w:rPr>
+                <w:rStyle w:val="VerbatimChar"/>
+                <w:sz w:val="19"/>
+              </w:rPr>
+              <w:t xml:space="preserve">Collections.sort</w:t>
+            </w:r>
+          </w:p>
+        </w:tc>
+      </w:tr>
+      <w:tr>
+        <w:tc>
+          <w:tcPr/>
+          <w:p>
+            <w:pPr>
+              <w:pStyle w:val="Compact"/>
+              <w:jc w:val="left"/>
+            </w:pPr>
+            <w:r>
+              <w:rPr>
+                <w:sz w:val="19"/>
+              </w:rPr>
+              <w:t xml:space="preserve">mostrarInformacion(): String</w:t>
+            </w:r>
+          </w:p>
+        </w:tc>
+        <w:tc>
+          <w:tcPr/>
+          <w:p>
+            <w:pPr>
+              <w:pStyle w:val="Compact"/>
+              <w:jc w:val="left"/>
+            </w:pPr>
+            <w:r>
+              <w:rPr>
+                <w:sz w:val="19"/>
+              </w:rPr>
+              <w:t xml:space="preserve">Código, nombre, precio y existencias</w:t>
             </w:r>
           </w:p>
         </w:tc>
@@ -2926,7 +5331,7 @@
         <w:t xml:space="preserve"> </w:t>
       </w:r>
       <w:r>
-        <w:t xml:space="preserve">una categoría agrupa muchos</w:t>
+        <w:t xml:space="preserve">superclase de</w:t>
       </w:r>
       <w:r>
         <w:t xml:space="preserve"> </w:t>
@@ -2935,23 +5340,636 @@
         <w:rPr>
           <w:rStyle w:val="VerbatimChar"/>
         </w:rPr>
-        <w:t xml:space="preserve">Producto</w:t>
-      </w:r>
-      <w:r>
-        <w:t xml:space="preserve"> </w:t>
-      </w:r>
-      <w:r>
-        <w:t xml:space="preserve">(1 a *).</w:t>
-      </w:r>
-    </w:p>
-    <w:bookmarkEnd w:id="32"/>
-    <w:bookmarkStart w:id="33" w:name="producto"/>
+        <w:t xml:space="preserve">Abarrote</w:t>
+      </w:r>
+      <w:r>
+        <w:t xml:space="preserve">,</w:t>
+      </w:r>
+      <w:r>
+        <w:t xml:space="preserve"> </w:t>
+      </w:r>
+      <w:r>
+        <w:rPr>
+          <w:rStyle w:val="VerbatimChar"/>
+        </w:rPr>
+        <w:t xml:space="preserve">Bebida</w:t>
+      </w:r>
+      <w:r>
+        <w:t xml:space="preserve"> </w:t>
+      </w:r>
+      <w:r>
+        <w:t xml:space="preserve">y</w:t>
+      </w:r>
+      <w:r>
+        <w:t xml:space="preserve"> </w:t>
+      </w:r>
+      <w:r>
+        <w:rPr>
+          <w:rStyle w:val="VerbatimChar"/>
+        </w:rPr>
+        <w:t xml:space="preserve">ArticuloHogar</w:t>
+      </w:r>
+      <w:r>
+        <w:t xml:space="preserve">; agregado en</w:t>
+      </w:r>
+      <w:r>
+        <w:t xml:space="preserve"> </w:t>
+      </w:r>
+      <w:r>
+        <w:rPr>
+          <w:rStyle w:val="VerbatimChar"/>
+        </w:rPr>
+        <w:t xml:space="preserve">Categoria</w:t>
+      </w:r>
+      <w:r>
+        <w:t xml:space="preserve"> </w:t>
+      </w:r>
+      <w:r>
+        <w:t xml:space="preserve">(* a 1); referenciado por</w:t>
+      </w:r>
+      <w:r>
+        <w:t xml:space="preserve"> </w:t>
+      </w:r>
+      <w:r>
+        <w:rPr>
+          <w:rStyle w:val="VerbatimChar"/>
+        </w:rPr>
+        <w:t xml:space="preserve">DetalleFactura</w:t>
+      </w:r>
+      <w:r>
+        <w:t xml:space="preserve">.</w:t>
+      </w:r>
+    </w:p>
+    <w:bookmarkEnd w:id="37"/>
+    <w:bookmarkStart w:id="38" w:name="X55c0f9a4f153f8b17d9d9d0c66b094ef1cd1d81"/>
     <w:p>
       <w:pPr>
         <w:pStyle w:val="Heading3"/>
       </w:pPr>
       <w:r>
-        <w:t xml:space="preserve">Producto</w:t>
+        <w:t xml:space="preserve">Abarrote, Bebida y ArticuloHogar (extends Producto)</w:t>
+      </w:r>
+    </w:p>
+    <w:tbl>
+      <w:tblPr>
+        <w:tblStyle w:val="Table"/>
+        <w:tblW w:type="pct" w:w="5000"/>
+        <w:tblLook w:firstRow="1" w:lastRow="0" w:firstColumn="0" w:lastColumn="0" w:noHBand="0" w:noVBand="0" w:val="0020"/>
+        <w:jc w:val="start"/>
+        <w:tblBorders>
+          <w:top w:val="single" w:sz="4" w:color="8E9BAB"/>
+          <w:left w:val="single" w:sz="4" w:color="8E9BAB"/>
+          <w:bottom w:val="single" w:sz="4" w:color="8E9BAB"/>
+          <w:right w:val="single" w:sz="4" w:color="8E9BAB"/>
+          <w:insideH w:val="single" w:sz="4" w:color="8E9BAB"/>
+          <w:insideV w:val="single" w:sz="4" w:color="8E9BAB"/>
+        </w:tblBorders>
+      </w:tblPr>
+      <w:tblGrid>
+        <w:gridCol w:w="1980"/>
+        <w:gridCol w:w="1980"/>
+        <w:gridCol w:w="1980"/>
+        <w:gridCol w:w="1980"/>
+      </w:tblGrid>
+      <w:tr>
+        <w:trPr>
+          <w:tblHeader w:val="true"/>
+        </w:trPr>
+        <w:tc>
+          <w:tcPr>
+            <w:shd w:val="clear" w:fill="DCE4EE"/>
+          </w:tcPr>
+          <w:p>
+            <w:pPr>
+              <w:pStyle w:val="Compact"/>
+              <w:jc w:val="left"/>
+            </w:pPr>
+            <w:r>
+              <w:rPr>
+                <w:b/>
+                <w:sz w:val="19"/>
+              </w:rPr>
+              <w:t xml:space="preserve">Subclase</w:t>
+            </w:r>
+          </w:p>
+        </w:tc>
+        <w:tc>
+          <w:tcPr>
+            <w:shd w:val="clear" w:fill="DCE4EE"/>
+          </w:tcPr>
+          <w:p>
+            <w:pPr>
+              <w:pStyle w:val="Compact"/>
+              <w:jc w:val="left"/>
+            </w:pPr>
+            <w:r>
+              <w:rPr>
+                <w:b/>
+                <w:sz w:val="19"/>
+              </w:rPr>
+              <w:t xml:space="preserve">Atributos propios</w:t>
+            </w:r>
+          </w:p>
+        </w:tc>
+        <w:tc>
+          <w:tcPr>
+            <w:shd w:val="clear" w:fill="DCE4EE"/>
+          </w:tcPr>
+          <w:p>
+            <w:pPr>
+              <w:pStyle w:val="Compact"/>
+              <w:jc w:val="left"/>
+            </w:pPr>
+            <w:r>
+              <w:rPr>
+                <w:b/>
+                <w:sz w:val="19"/>
+              </w:rPr>
+              <w:t xml:space="preserve">Impuesto (</w:t>
+            </w:r>
+            <w:r>
+              <w:rPr>
+                <w:rStyle w:val="VerbatimChar"/>
+                <w:b/>
+                <w:sz w:val="19"/>
+              </w:rPr>
+              <w:t xml:space="preserve">obtenerPorcentajeImpuesto</w:t>
+            </w:r>
+            <w:r>
+              <w:rPr>
+                <w:b/>
+                <w:sz w:val="19"/>
+              </w:rPr>
+              <w:t xml:space="preserve">)</w:t>
+            </w:r>
+          </w:p>
+        </w:tc>
+        <w:tc>
+          <w:tcPr>
+            <w:shd w:val="clear" w:fill="DCE4EE"/>
+          </w:tcPr>
+          <w:p>
+            <w:pPr>
+              <w:pStyle w:val="Compact"/>
+              <w:jc w:val="left"/>
+            </w:pPr>
+            <w:r>
+              <w:rPr>
+                <w:b/>
+                <w:sz w:val="19"/>
+              </w:rPr>
+              <w:t xml:space="preserve">Métodos propios</w:t>
+            </w:r>
+          </w:p>
+        </w:tc>
+      </w:tr>
+      <w:tr>
+        <w:tc>
+          <w:tcPr/>
+          <w:p>
+            <w:pPr>
+              <w:pStyle w:val="Compact"/>
+              <w:jc w:val="left"/>
+            </w:pPr>
+            <w:r>
+              <w:rPr>
+                <w:bCs/>
+                <w:b/>
+                <w:sz w:val="19"/>
+              </w:rPr>
+              <w:t xml:space="preserve">Abarrote</w:t>
+            </w:r>
+            <w:r>
+              <w:rPr>
+                <w:sz w:val="19"/>
+              </w:rPr>
+              <w:t xml:space="preserve"> </w:t>
+            </w:r>
+            <w:r>
+              <w:rPr>
+                <w:sz w:val="19"/>
+              </w:rPr>
+              <w:t xml:space="preserve">(arroz, frijoles, aceite, café…)</w:t>
+            </w:r>
+          </w:p>
+        </w:tc>
+        <w:tc>
+          <w:tcPr/>
+          <w:p>
+            <w:pPr>
+              <w:pStyle w:val="Compact"/>
+              <w:jc w:val="left"/>
+            </w:pPr>
+            <w:r>
+              <w:rPr>
+                <w:rStyle w:val="VerbatimChar"/>
+                <w:sz w:val="19"/>
+              </w:rPr>
+              <w:t xml:space="preserve">fechaVencimiento: LocalDate</w:t>
+            </w:r>
+            <w:r>
+              <w:rPr>
+                <w:sz w:val="19"/>
+              </w:rPr>
+              <w:t xml:space="preserve">,</w:t>
+            </w:r>
+            <w:r>
+              <w:rPr>
+                <w:sz w:val="19"/>
+              </w:rPr>
+              <w:t xml:space="preserve"> </w:t>
+            </w:r>
+            <w:r>
+              <w:rPr>
+                <w:rStyle w:val="VerbatimChar"/>
+                <w:sz w:val="19"/>
+              </w:rPr>
+              <w:t xml:space="preserve">pesoKg: double</w:t>
+            </w:r>
+            <w:r>
+              <w:rPr>
+                <w:sz w:val="19"/>
+              </w:rPr>
+              <w:t xml:space="preserve">,</w:t>
+            </w:r>
+            <w:r>
+              <w:rPr>
+                <w:sz w:val="19"/>
+              </w:rPr>
+              <w:t xml:space="preserve"> </w:t>
+            </w:r>
+            <w:r>
+              <w:rPr>
+                <w:rStyle w:val="VerbatimChar"/>
+                <w:sz w:val="19"/>
+              </w:rPr>
+              <w:t xml:space="preserve">canastaBasica: boolean</w:t>
+            </w:r>
+            <w:r>
+              <w:rPr>
+                <w:sz w:val="19"/>
+              </w:rPr>
+              <w:t xml:space="preserve">; constante</w:t>
+            </w:r>
+            <w:r>
+              <w:rPr>
+                <w:sz w:val="19"/>
+              </w:rPr>
+              <w:t xml:space="preserve"> </w:t>
+            </w:r>
+            <w:r>
+              <w:rPr>
+                <w:rStyle w:val="VerbatimChar"/>
+                <w:sz w:val="19"/>
+              </w:rPr>
+              <w:t xml:space="preserve">IVA_CANASTA_BASICA = 0.01</w:t>
+            </w:r>
+          </w:p>
+        </w:tc>
+        <w:tc>
+          <w:tcPr/>
+          <w:p>
+            <w:pPr>
+              <w:pStyle w:val="Compact"/>
+              <w:jc w:val="left"/>
+            </w:pPr>
+            <w:r>
+              <w:rPr>
+                <w:sz w:val="19"/>
+              </w:rPr>
+              <w:t xml:space="preserve">1 % si es canasta básica, si no</w:t>
+            </w:r>
+            <w:r>
+              <w:rPr>
+                <w:sz w:val="19"/>
+              </w:rPr>
+              <w:t xml:space="preserve"> </w:t>
+            </w:r>
+            <w:r>
+              <w:rPr>
+                <w:rStyle w:val="VerbatimChar"/>
+                <w:sz w:val="19"/>
+              </w:rPr>
+              <w:t xml:space="preserve">IVA_GENERAL</w:t>
+            </w:r>
+          </w:p>
+        </w:tc>
+        <w:tc>
+          <w:tcPr/>
+          <w:p>
+            <w:pPr>
+              <w:pStyle w:val="Compact"/>
+              <w:jc w:val="left"/>
+            </w:pPr>
+            <w:r>
+              <w:rPr>
+                <w:rStyle w:val="VerbatimChar"/>
+                <w:sz w:val="19"/>
+              </w:rPr>
+              <w:t xml:space="preserve">estaVencido(): boolean</w:t>
+            </w:r>
+          </w:p>
+        </w:tc>
+      </w:tr>
+      <w:tr>
+        <w:tc>
+          <w:tcPr/>
+          <w:p>
+            <w:pPr>
+              <w:pStyle w:val="Compact"/>
+              <w:jc w:val="left"/>
+            </w:pPr>
+            <w:r>
+              <w:rPr>
+                <w:bCs/>
+                <w:b/>
+                <w:sz w:val="19"/>
+              </w:rPr>
+              <w:t xml:space="preserve">Bebida</w:t>
+            </w:r>
+            <w:r>
+              <w:rPr>
+                <w:sz w:val="19"/>
+              </w:rPr>
+              <w:t xml:space="preserve"> </w:t>
+            </w:r>
+            <w:r>
+              <w:rPr>
+                <w:sz w:val="19"/>
+              </w:rPr>
+              <w:t xml:space="preserve">(refrescos, jugos, agua)</w:t>
+            </w:r>
+          </w:p>
+        </w:tc>
+        <w:tc>
+          <w:tcPr/>
+          <w:p>
+            <w:pPr>
+              <w:pStyle w:val="Compact"/>
+              <w:jc w:val="left"/>
+            </w:pPr>
+            <w:r>
+              <w:rPr>
+                <w:rStyle w:val="VerbatimChar"/>
+                <w:sz w:val="19"/>
+              </w:rPr>
+              <w:t xml:space="preserve">volumenMl: int</w:t>
+            </w:r>
+            <w:r>
+              <w:rPr>
+                <w:sz w:val="19"/>
+              </w:rPr>
+              <w:t xml:space="preserve">,</w:t>
+            </w:r>
+            <w:r>
+              <w:rPr>
+                <w:sz w:val="19"/>
+              </w:rPr>
+              <w:t xml:space="preserve"> </w:t>
+            </w:r>
+            <w:r>
+              <w:rPr>
+                <w:rStyle w:val="VerbatimChar"/>
+                <w:sz w:val="19"/>
+              </w:rPr>
+              <w:t xml:space="preserve">unidadesPorPaquete: int</w:t>
+            </w:r>
+            <w:r>
+              <w:rPr>
+                <w:sz w:val="19"/>
+              </w:rPr>
+              <w:t xml:space="preserve">,</w:t>
+            </w:r>
+            <w:r>
+              <w:rPr>
+                <w:sz w:val="19"/>
+              </w:rPr>
+              <w:t xml:space="preserve"> </w:t>
+            </w:r>
+            <w:r>
+              <w:rPr>
+                <w:rStyle w:val="VerbatimChar"/>
+                <w:sz w:val="19"/>
+              </w:rPr>
+              <w:t xml:space="preserve">retornable: boolean</w:t>
+            </w:r>
+          </w:p>
+        </w:tc>
+        <w:tc>
+          <w:tcPr/>
+          <w:p>
+            <w:pPr>
+              <w:pStyle w:val="Compact"/>
+              <w:jc w:val="left"/>
+            </w:pPr>
+            <w:r>
+              <w:rPr>
+                <w:rStyle w:val="VerbatimChar"/>
+                <w:sz w:val="19"/>
+              </w:rPr>
+              <w:t xml:space="preserve">IVA_GENERAL</w:t>
+            </w:r>
+          </w:p>
+        </w:tc>
+        <w:tc>
+          <w:tcPr/>
+          <w:p>
+            <w:pPr>
+              <w:pStyle w:val="Compact"/>
+              <w:jc w:val="left"/>
+            </w:pPr>
+            <w:r>
+              <w:rPr>
+                <w:sz w:val="19"/>
+              </w:rPr>
+              <w:t xml:space="preserve">—</w:t>
+            </w:r>
+          </w:p>
+        </w:tc>
+      </w:tr>
+      <w:tr>
+        <w:tc>
+          <w:tcPr/>
+          <w:p>
+            <w:pPr>
+              <w:pStyle w:val="Compact"/>
+              <w:jc w:val="left"/>
+            </w:pPr>
+            <w:r>
+              <w:rPr>
+                <w:bCs/>
+                <w:b/>
+                <w:sz w:val="19"/>
+              </w:rPr>
+              <w:t xml:space="preserve">ArticuloHogar</w:t>
+            </w:r>
+            <w:r>
+              <w:rPr>
+                <w:sz w:val="19"/>
+              </w:rPr>
+              <w:t xml:space="preserve"> </w:t>
+            </w:r>
+            <w:r>
+              <w:rPr>
+                <w:sz w:val="19"/>
+              </w:rPr>
+              <w:t xml:space="preserve">(limpieza e higiene)</w:t>
+            </w:r>
+          </w:p>
+        </w:tc>
+        <w:tc>
+          <w:tcPr/>
+          <w:p>
+            <w:pPr>
+              <w:pStyle w:val="Compact"/>
+              <w:jc w:val="left"/>
+            </w:pPr>
+            <w:r>
+              <w:rPr>
+                <w:rStyle w:val="VerbatimChar"/>
+                <w:sz w:val="19"/>
+              </w:rPr>
+              <w:t xml:space="preserve">marca: String</w:t>
+            </w:r>
+            <w:r>
+              <w:rPr>
+                <w:sz w:val="19"/>
+              </w:rPr>
+              <w:t xml:space="preserve">,</w:t>
+            </w:r>
+            <w:r>
+              <w:rPr>
+                <w:sz w:val="19"/>
+              </w:rPr>
+              <w:t xml:space="preserve"> </w:t>
+            </w:r>
+            <w:r>
+              <w:rPr>
+                <w:rStyle w:val="VerbatimChar"/>
+                <w:sz w:val="19"/>
+              </w:rPr>
+              <w:t xml:space="preserve">presentacion: String</w:t>
+            </w:r>
+            <w:r>
+              <w:rPr>
+                <w:sz w:val="19"/>
+              </w:rPr>
+              <w:t xml:space="preserve">,</w:t>
+            </w:r>
+            <w:r>
+              <w:rPr>
+                <w:sz w:val="19"/>
+              </w:rPr>
+              <w:t xml:space="preserve"> </w:t>
+            </w:r>
+            <w:r>
+              <w:rPr>
+                <w:rStyle w:val="VerbatimChar"/>
+                <w:sz w:val="19"/>
+              </w:rPr>
+              <w:t xml:space="preserve">advertencias: ArrayList&lt;String&gt;</w:t>
+            </w:r>
+          </w:p>
+        </w:tc>
+        <w:tc>
+          <w:tcPr/>
+          <w:p>
+            <w:pPr>
+              <w:pStyle w:val="Compact"/>
+              <w:jc w:val="left"/>
+            </w:pPr>
+            <w:r>
+              <w:rPr>
+                <w:rStyle w:val="VerbatimChar"/>
+                <w:sz w:val="19"/>
+              </w:rPr>
+              <w:t xml:space="preserve">IVA_GENERAL</w:t>
+            </w:r>
+          </w:p>
+        </w:tc>
+        <w:tc>
+          <w:tcPr/>
+          <w:p>
+            <w:pPr>
+              <w:pStyle w:val="Compact"/>
+              <w:jc w:val="left"/>
+            </w:pPr>
+            <w:r>
+              <w:rPr>
+                <w:rStyle w:val="VerbatimChar"/>
+                <w:sz w:val="19"/>
+              </w:rPr>
+              <w:t xml:space="preserve">agregarAdvertencia(String)</w:t>
+            </w:r>
+            <w:r>
+              <w:rPr>
+                <w:sz w:val="19"/>
+              </w:rPr>
+              <w:t xml:space="preserve">,</w:t>
+            </w:r>
+            <w:r>
+              <w:rPr>
+                <w:sz w:val="19"/>
+              </w:rPr>
+              <w:t xml:space="preserve"> </w:t>
+            </w:r>
+            <w:r>
+              <w:rPr>
+                <w:rStyle w:val="VerbatimChar"/>
+                <w:sz w:val="19"/>
+              </w:rPr>
+              <w:t xml:space="preserve">eliminarAdvertencia(String)</w:t>
+            </w:r>
+          </w:p>
+        </w:tc>
+      </w:tr>
+    </w:tbl>
+    <w:p>
+      <w:pPr>
+        <w:pStyle w:val="BodyText"/>
+      </w:pPr>
+      <w:r>
+        <w:t xml:space="preserve">Las tres sobrescriben</w:t>
+      </w:r>
+      <w:r>
+        <w:t xml:space="preserve"> </w:t>
+      </w:r>
+      <w:r>
+        <w:rPr>
+          <w:rStyle w:val="VerbatimChar"/>
+        </w:rPr>
+        <w:t xml:space="preserve">mostrarInformacion()</w:t>
+      </w:r>
+      <w:r>
+        <w:t xml:space="preserve"> </w:t>
+      </w:r>
+      <w:r>
+        <w:t xml:space="preserve">llamando a</w:t>
+      </w:r>
+      <w:r>
+        <w:t xml:space="preserve"> </w:t>
+      </w:r>
+      <w:r>
+        <w:rPr>
+          <w:rStyle w:val="VerbatimChar"/>
+        </w:rPr>
+        <w:t xml:space="preserve">super.mostrarInformacion()</w:t>
+      </w:r>
+      <w:r>
+        <w:t xml:space="preserve"> </w:t>
+      </w:r>
+      <w:r>
+        <w:t xml:space="preserve">y agregando sus datos propios.</w:t>
+      </w:r>
+    </w:p>
+    <w:bookmarkEnd w:id="38"/>
+    <w:bookmarkStart w:id="39" w:name="categoria"/>
+    <w:p>
+      <w:pPr>
+        <w:pStyle w:val="Heading3"/>
+      </w:pPr>
+      <w:r>
+        <w:t xml:space="preserve">Categoria</w:t>
       </w:r>
     </w:p>
     <w:p>
@@ -2959,7 +5977,7 @@
         <w:pStyle w:val="FirstParagraph"/>
       </w:pPr>
       <w:r>
-        <w:t xml:space="preserve">Artículo que se vende y cuyo inventario se controla.</w:t>
+        <w:t xml:space="preserve">Agrupa productos para ordenar el catálogo (Abarrotes, Bebidas, Limpieza, Higiene…), igual que en MultiSports.</w:t>
       </w:r>
     </w:p>
     <w:tbl>
@@ -3053,37 +6071,37 @@
               <w:rPr>
                 <w:sz w:val="19"/>
               </w:rPr>
-              <w:t xml:space="preserve">idProducto</w:t>
-            </w:r>
-          </w:p>
-        </w:tc>
-        <w:tc>
-          <w:tcPr/>
-          <w:p>
-            <w:pPr>
-              <w:pStyle w:val="Compact"/>
-              <w:jc w:val="left"/>
-            </w:pPr>
-            <w:r>
-              <w:rPr>
-                <w:sz w:val="19"/>
-              </w:rPr>
-              <w:t xml:space="preserve">int</w:t>
-            </w:r>
-          </w:p>
-        </w:tc>
-        <w:tc>
-          <w:tcPr/>
-          <w:p>
-            <w:pPr>
-              <w:pStyle w:val="Compact"/>
-              <w:jc w:val="left"/>
-            </w:pPr>
-            <w:r>
-              <w:rPr>
-                <w:sz w:val="19"/>
-              </w:rPr>
-              <w:t xml:space="preserve">Identificador</w:t>
+              <w:t xml:space="preserve">idAutoIncremental</w:t>
+            </w:r>
+          </w:p>
+        </w:tc>
+        <w:tc>
+          <w:tcPr/>
+          <w:p>
+            <w:pPr>
+              <w:pStyle w:val="Compact"/>
+              <w:jc w:val="left"/>
+            </w:pPr>
+            <w:r>
+              <w:rPr>
+                <w:sz w:val="19"/>
+              </w:rPr>
+              <w:t xml:space="preserve">static int</w:t>
+            </w:r>
+          </w:p>
+        </w:tc>
+        <w:tc>
+          <w:tcPr/>
+          <w:p>
+            <w:pPr>
+              <w:pStyle w:val="Compact"/>
+              <w:jc w:val="left"/>
+            </w:pPr>
+            <w:r>
+              <w:rPr>
+                <w:sz w:val="19"/>
+              </w:rPr>
+              <w:t xml:space="preserve">Contador de la clase</w:t>
             </w:r>
           </w:p>
         </w:tc>
@@ -3100,56 +6118,37 @@
               <w:rPr>
                 <w:sz w:val="19"/>
               </w:rPr>
-              <w:t xml:space="preserve">codigo</w:t>
-            </w:r>
-          </w:p>
-        </w:tc>
-        <w:tc>
-          <w:tcPr/>
-          <w:p>
-            <w:pPr>
-              <w:pStyle w:val="Compact"/>
-              <w:jc w:val="left"/>
-            </w:pPr>
-            <w:r>
-              <w:rPr>
-                <w:sz w:val="19"/>
-              </w:rPr>
-              <w:t xml:space="preserve">String</w:t>
-            </w:r>
-          </w:p>
-        </w:tc>
-        <w:tc>
-          <w:tcPr/>
-          <w:p>
-            <w:pPr>
-              <w:pStyle w:val="Compact"/>
-              <w:jc w:val="left"/>
-            </w:pPr>
-            <w:r>
-              <w:rPr>
-                <w:sz w:val="19"/>
-              </w:rPr>
-              <w:t xml:space="preserve">Código interno único (p. ej.</w:t>
-            </w:r>
-            <w:r>
-              <w:rPr>
-                <w:sz w:val="19"/>
-              </w:rPr>
-              <w:t xml:space="preserve"> </w:t>
-            </w:r>
-            <w:r>
-              <w:rPr>
-                <w:rStyle w:val="VerbatimChar"/>
-                <w:sz w:val="19"/>
-              </w:rPr>
-              <w:t xml:space="preserve">ABR-0012</w:t>
-            </w:r>
-            <w:r>
-              <w:rPr>
-                <w:sz w:val="19"/>
-              </w:rPr>
-              <w:t xml:space="preserve">)</w:t>
+              <w:t xml:space="preserve">id</w:t>
+            </w:r>
+          </w:p>
+        </w:tc>
+        <w:tc>
+          <w:tcPr/>
+          <w:p>
+            <w:pPr>
+              <w:pStyle w:val="Compact"/>
+              <w:jc w:val="left"/>
+            </w:pPr>
+            <w:r>
+              <w:rPr>
+                <w:sz w:val="19"/>
+              </w:rPr>
+              <w:t xml:space="preserve">int</w:t>
+            </w:r>
+          </w:p>
+        </w:tc>
+        <w:tc>
+          <w:tcPr/>
+          <w:p>
+            <w:pPr>
+              <w:pStyle w:val="Compact"/>
+              <w:jc w:val="left"/>
+            </w:pPr>
+            <w:r>
+              <w:rPr>
+                <w:sz w:val="19"/>
+              </w:rPr>
+              <w:t xml:space="preserve">Identificador</w:t>
             </w:r>
           </w:p>
         </w:tc>
@@ -3196,7 +6195,7 @@
               <w:rPr>
                 <w:sz w:val="19"/>
               </w:rPr>
-              <w:t xml:space="preserve">Datos descriptivos</w:t>
+              <w:t xml:space="preserve">Datos de la categoría</w:t>
             </w:r>
           </w:p>
         </w:tc>
@@ -3213,225 +6212,37 @@
               <w:rPr>
                 <w:sz w:val="19"/>
               </w:rPr>
-              <w:t xml:space="preserve">categoria</w:t>
-            </w:r>
-          </w:p>
-        </w:tc>
-        <w:tc>
-          <w:tcPr/>
-          <w:p>
-            <w:pPr>
-              <w:pStyle w:val="Compact"/>
-              <w:jc w:val="left"/>
-            </w:pPr>
-            <w:r>
-              <w:rPr>
-                <w:sz w:val="19"/>
-              </w:rPr>
-              <w:t xml:space="preserve">CategoriaProducto</w:t>
-            </w:r>
-          </w:p>
-        </w:tc>
-        <w:tc>
-          <w:tcPr/>
-          <w:p>
-            <w:pPr>
-              <w:pStyle w:val="Compact"/>
-              <w:jc w:val="left"/>
-            </w:pPr>
-            <w:r>
-              <w:rPr>
-                <w:sz w:val="19"/>
-              </w:rPr>
-              <w:t xml:space="preserve">Tipo de producto</w:t>
-            </w:r>
-          </w:p>
-        </w:tc>
-      </w:tr>
-      <w:tr>
-        <w:tc>
-          <w:tcPr/>
-          <w:p>
-            <w:pPr>
-              <w:pStyle w:val="Compact"/>
-              <w:jc w:val="left"/>
-            </w:pPr>
-            <w:r>
-              <w:rPr>
-                <w:sz w:val="19"/>
-              </w:rPr>
-              <w:t xml:space="preserve">precioUnitario</w:t>
-            </w:r>
-          </w:p>
-        </w:tc>
-        <w:tc>
-          <w:tcPr/>
-          <w:p>
-            <w:pPr>
-              <w:pStyle w:val="Compact"/>
-              <w:jc w:val="left"/>
-            </w:pPr>
-            <w:r>
-              <w:rPr>
-                <w:sz w:val="19"/>
-              </w:rPr>
-              <w:t xml:space="preserve">double</w:t>
-            </w:r>
-          </w:p>
-        </w:tc>
-        <w:tc>
-          <w:tcPr/>
-          <w:p>
-            <w:pPr>
-              <w:pStyle w:val="Compact"/>
-              <w:jc w:val="left"/>
-            </w:pPr>
-            <w:r>
-              <w:rPr>
-                <w:sz w:val="19"/>
-              </w:rPr>
-              <w:t xml:space="preserve">Precio de venta sin impuesto</w:t>
-            </w:r>
-          </w:p>
-        </w:tc>
-      </w:tr>
-      <w:tr>
-        <w:tc>
-          <w:tcPr/>
-          <w:p>
-            <w:pPr>
-              <w:pStyle w:val="Compact"/>
-              <w:jc w:val="left"/>
-            </w:pPr>
-            <w:r>
-              <w:rPr>
-                <w:sz w:val="19"/>
-              </w:rPr>
-              <w:t xml:space="preserve">cantidadStock</w:t>
-            </w:r>
-          </w:p>
-        </w:tc>
-        <w:tc>
-          <w:tcPr/>
-          <w:p>
-            <w:pPr>
-              <w:pStyle w:val="Compact"/>
-              <w:jc w:val="left"/>
-            </w:pPr>
-            <w:r>
-              <w:rPr>
-                <w:sz w:val="19"/>
-              </w:rPr>
-              <w:t xml:space="preserve">int</w:t>
-            </w:r>
-          </w:p>
-        </w:tc>
-        <w:tc>
-          <w:tcPr/>
-          <w:p>
-            <w:pPr>
-              <w:pStyle w:val="Compact"/>
-              <w:jc w:val="left"/>
-            </w:pPr>
-            <w:r>
-              <w:rPr>
-                <w:sz w:val="19"/>
-              </w:rPr>
-              <w:t xml:space="preserve">Existencias actuales</w:t>
-            </w:r>
-          </w:p>
-        </w:tc>
-      </w:tr>
-      <w:tr>
-        <w:tc>
-          <w:tcPr/>
-          <w:p>
-            <w:pPr>
-              <w:pStyle w:val="Compact"/>
-              <w:jc w:val="left"/>
-            </w:pPr>
-            <w:r>
-              <w:rPr>
-                <w:sz w:val="19"/>
-              </w:rPr>
-              <w:t xml:space="preserve">stockMinimo</w:t>
-            </w:r>
-          </w:p>
-        </w:tc>
-        <w:tc>
-          <w:tcPr/>
-          <w:p>
-            <w:pPr>
-              <w:pStyle w:val="Compact"/>
-              <w:jc w:val="left"/>
-            </w:pPr>
-            <w:r>
-              <w:rPr>
-                <w:sz w:val="19"/>
-              </w:rPr>
-              <w:t xml:space="preserve">int</w:t>
-            </w:r>
-          </w:p>
-        </w:tc>
-        <w:tc>
-          <w:tcPr/>
-          <w:p>
-            <w:pPr>
-              <w:pStyle w:val="Compact"/>
-              <w:jc w:val="left"/>
-            </w:pPr>
-            <w:r>
-              <w:rPr>
-                <w:sz w:val="19"/>
-              </w:rPr>
-              <w:t xml:space="preserve">Nivel a partir del cual se alerta reabastecer</w:t>
-            </w:r>
-          </w:p>
-        </w:tc>
-      </w:tr>
-      <w:tr>
-        <w:tc>
-          <w:tcPr/>
-          <w:p>
-            <w:pPr>
-              <w:pStyle w:val="Compact"/>
-              <w:jc w:val="left"/>
-            </w:pPr>
-            <w:r>
-              <w:rPr>
-                <w:sz w:val="19"/>
-              </w:rPr>
-              <w:t xml:space="preserve">activo</w:t>
-            </w:r>
-          </w:p>
-        </w:tc>
-        <w:tc>
-          <w:tcPr/>
-          <w:p>
-            <w:pPr>
-              <w:pStyle w:val="Compact"/>
-              <w:jc w:val="left"/>
-            </w:pPr>
-            <w:r>
-              <w:rPr>
-                <w:sz w:val="19"/>
-              </w:rPr>
-              <w:t xml:space="preserve">boolean</w:t>
-            </w:r>
-          </w:p>
-        </w:tc>
-        <w:tc>
-          <w:tcPr/>
-          <w:p>
-            <w:pPr>
-              <w:pStyle w:val="Compact"/>
-              <w:jc w:val="left"/>
-            </w:pPr>
-            <w:r>
-              <w:rPr>
-                <w:sz w:val="19"/>
-              </w:rPr>
-              <w:t xml:space="preserve">Si se puede vender</w:t>
+              <w:t xml:space="preserve">productos</w:t>
+            </w:r>
+          </w:p>
+        </w:tc>
+        <w:tc>
+          <w:tcPr/>
+          <w:p>
+            <w:pPr>
+              <w:pStyle w:val="Compact"/>
+              <w:jc w:val="left"/>
+            </w:pPr>
+            <w:r>
+              <w:rPr>
+                <w:sz w:val="19"/>
+              </w:rPr>
+              <w:t xml:space="preserve">ArrayList&lt;Producto&gt;</w:t>
+            </w:r>
+          </w:p>
+        </w:tc>
+        <w:tc>
+          <w:tcPr/>
+          <w:p>
+            <w:pPr>
+              <w:pStyle w:val="Compact"/>
+              <w:jc w:val="left"/>
+            </w:pPr>
+            <w:r>
+              <w:rPr>
+                <w:sz w:val="19"/>
+              </w:rPr>
+              <w:t xml:space="preserve">Productos de la categoría</w:t>
             </w:r>
           </w:p>
         </w:tc>
@@ -3510,22 +6321,22 @@
               <w:rPr>
                 <w:sz w:val="19"/>
               </w:rPr>
-              <w:t xml:space="preserve">hayStockSuficiente(int): boolean</w:t>
-            </w:r>
-          </w:p>
-        </w:tc>
-        <w:tc>
-          <w:tcPr/>
-          <w:p>
-            <w:pPr>
-              <w:pStyle w:val="Compact"/>
-              <w:jc w:val="left"/>
-            </w:pPr>
-            <w:r>
-              <w:rPr>
-                <w:sz w:val="19"/>
-              </w:rPr>
-              <w:t xml:space="preserve">Indica si se puede vender la cantidad pedida</w:t>
+              <w:t xml:space="preserve">agregarProducto(Producto): void</w:t>
+            </w:r>
+          </w:p>
+        </w:tc>
+        <w:tc>
+          <w:tcPr/>
+          <w:p>
+            <w:pPr>
+              <w:pStyle w:val="Compact"/>
+              <w:jc w:val="left"/>
+            </w:pPr>
+            <w:r>
+              <w:rPr>
+                <w:sz w:val="19"/>
+              </w:rPr>
+              <w:t xml:space="preserve">Agrega un producto y le asigna esta categoría</w:t>
             </w:r>
           </w:p>
         </w:tc>
@@ -3542,47 +6353,22 @@
               <w:rPr>
                 <w:sz w:val="19"/>
               </w:rPr>
-              <w:t xml:space="preserve">descontarStock(int): void</w:t>
-            </w:r>
-          </w:p>
-        </w:tc>
-        <w:tc>
-          <w:tcPr/>
-          <w:p>
-            <w:pPr>
-              <w:pStyle w:val="Compact"/>
-              <w:jc w:val="left"/>
-            </w:pPr>
-            <w:r>
-              <w:rPr>
-                <w:sz w:val="19"/>
-              </w:rPr>
-              <w:t xml:space="preserve">Resta existencias; lanza</w:t>
-            </w:r>
-            <w:r>
-              <w:rPr>
-                <w:sz w:val="19"/>
-              </w:rPr>
-              <w:t xml:space="preserve"> </w:t>
-            </w:r>
-            <w:r>
-              <w:rPr>
-                <w:rStyle w:val="VerbatimChar"/>
-                <w:sz w:val="19"/>
-              </w:rPr>
-              <w:t xml:space="preserve">StockInsuficienteException</w:t>
-            </w:r>
-            <w:r>
-              <w:rPr>
-                <w:sz w:val="19"/>
-              </w:rPr>
-              <w:t xml:space="preserve"> </w:t>
-            </w:r>
-            <w:r>
-              <w:rPr>
-                <w:sz w:val="19"/>
-              </w:rPr>
-              <w:t xml:space="preserve">si no alcanza</w:t>
+              <w:t xml:space="preserve">editarProducto(int idProducto, Producto): void</w:t>
+            </w:r>
+          </w:p>
+        </w:tc>
+        <w:tc>
+          <w:tcPr/>
+          <w:p>
+            <w:pPr>
+              <w:pStyle w:val="Compact"/>
+              <w:jc w:val="left"/>
+            </w:pPr>
+            <w:r>
+              <w:rPr>
+                <w:sz w:val="19"/>
+              </w:rPr>
+              <w:t xml:space="preserve">Reemplaza los datos del producto con ese id</w:t>
             </w:r>
           </w:p>
         </w:tc>
@@ -3599,22 +6385,47 @@
               <w:rPr>
                 <w:sz w:val="19"/>
               </w:rPr>
-              <w:t xml:space="preserve">aumentarStock(int): void</w:t>
-            </w:r>
-          </w:p>
-        </w:tc>
-        <w:tc>
-          <w:tcPr/>
-          <w:p>
-            <w:pPr>
-              <w:pStyle w:val="Compact"/>
-              <w:jc w:val="left"/>
-            </w:pPr>
-            <w:r>
-              <w:rPr>
-                <w:sz w:val="19"/>
-              </w:rPr>
-              <w:t xml:space="preserve">Suma existencias (compras o devoluciones)</w:t>
+              <w:t xml:space="preserve">eliminarProducto(int idProducto): void</w:t>
+            </w:r>
+          </w:p>
+        </w:tc>
+        <w:tc>
+          <w:tcPr/>
+          <w:p>
+            <w:pPr>
+              <w:pStyle w:val="Compact"/>
+              <w:jc w:val="left"/>
+            </w:pPr>
+            <w:r>
+              <w:rPr>
+                <w:sz w:val="19"/>
+              </w:rPr>
+              <w:t xml:space="preserve">Quita el producto; lanza</w:t>
+            </w:r>
+            <w:r>
+              <w:rPr>
+                <w:sz w:val="19"/>
+              </w:rPr>
+              <w:t xml:space="preserve"> </w:t>
+            </w:r>
+            <w:r>
+              <w:rPr>
+                <w:rStyle w:val="VerbatimChar"/>
+                <w:sz w:val="19"/>
+              </w:rPr>
+              <w:t xml:space="preserve">RegistroNoEncontradoException</w:t>
+            </w:r>
+            <w:r>
+              <w:rPr>
+                <w:sz w:val="19"/>
+              </w:rPr>
+              <w:t xml:space="preserve"> </w:t>
+            </w:r>
+            <w:r>
+              <w:rPr>
+                <w:sz w:val="19"/>
+              </w:rPr>
+              <w:t xml:space="preserve">si no existe</w:t>
             </w:r>
           </w:p>
         </w:tc>
@@ -3631,23 +6442,79 @@
               <w:rPr>
                 <w:sz w:val="19"/>
               </w:rPr>
-              <w:t xml:space="preserve">necesitaReabastecer(): boolean</w:t>
-            </w:r>
-          </w:p>
-        </w:tc>
-        <w:tc>
-          <w:tcPr/>
-          <w:p>
-            <w:pPr>
-              <w:pStyle w:val="Compact"/>
-              <w:jc w:val="left"/>
-            </w:pPr>
-            <w:r>
-              <w:rPr>
-                <w:rStyle w:val="VerbatimChar"/>
-                <w:sz w:val="19"/>
-              </w:rPr>
-              <w:t xml:space="preserve">cantidadStock &lt;= stockMinimo</w:t>
+              <w:t xml:space="preserve">buscarProducto(int idProducto): Producto</w:t>
+            </w:r>
+          </w:p>
+        </w:tc>
+        <w:tc>
+          <w:tcPr/>
+          <w:p>
+            <w:pPr>
+              <w:pStyle w:val="Compact"/>
+              <w:jc w:val="left"/>
+            </w:pPr>
+            <w:r>
+              <w:rPr>
+                <w:sz w:val="19"/>
+              </w:rPr>
+              <w:t xml:space="preserve">Busca por id</w:t>
+            </w:r>
+          </w:p>
+        </w:tc>
+      </w:tr>
+      <w:tr>
+        <w:tc>
+          <w:tcPr/>
+          <w:p>
+            <w:pPr>
+              <w:pStyle w:val="Compact"/>
+              <w:jc w:val="left"/>
+            </w:pPr>
+            <w:r>
+              <w:rPr>
+                <w:sz w:val="19"/>
+              </w:rPr>
+              <w:t xml:space="preserve">mostrarProductos(): String</w:t>
+            </w:r>
+          </w:p>
+        </w:tc>
+        <w:tc>
+          <w:tcPr/>
+          <w:p>
+            <w:pPr>
+              <w:pStyle w:val="Compact"/>
+              <w:jc w:val="left"/>
+            </w:pPr>
+            <w:r>
+              <w:rPr>
+                <w:sz w:val="19"/>
+              </w:rPr>
+              <w:t xml:space="preserve">Une el</w:t>
+            </w:r>
+            <w:r>
+              <w:rPr>
+                <w:sz w:val="19"/>
+              </w:rPr>
+              <w:t xml:space="preserve"> </w:t>
+            </w:r>
+            <w:r>
+              <w:rPr>
+                <w:rStyle w:val="VerbatimChar"/>
+                <w:sz w:val="19"/>
+              </w:rPr>
+              <w:t xml:space="preserve">mostrarInformacion()</w:t>
+            </w:r>
+            <w:r>
+              <w:rPr>
+                <w:sz w:val="19"/>
+              </w:rPr>
+              <w:t xml:space="preserve"> </w:t>
+            </w:r>
+            <w:r>
+              <w:rPr>
+                <w:sz w:val="19"/>
+              </w:rPr>
+              <w:t xml:space="preserve">de cada producto</w:t>
             </w:r>
           </w:p>
         </w:tc>
@@ -3668,7 +6535,7 @@
         <w:t xml:space="preserve"> </w:t>
       </w:r>
       <w:r>
-        <w:t xml:space="preserve">pertenece a una</w:t>
+        <w:t xml:space="preserve">agregación con</w:t>
       </w:r>
       <w:r>
         <w:t xml:space="preserve"> </w:t>
@@ -3677,13 +6544,13 @@
         <w:rPr>
           <w:rStyle w:val="VerbatimChar"/>
         </w:rPr>
-        <w:t xml:space="preserve">CategoriaProducto</w:t>
-      </w:r>
-      <w:r>
-        <w:t xml:space="preserve"> </w:t>
-      </w:r>
-      <w:r>
-        <w:t xml:space="preserve">(* a 1); es referenciado por</w:t>
+        <w:t xml:space="preserve">Producto</w:t>
+      </w:r>
+      <w:r>
+        <w:t xml:space="preserve"> </w:t>
+      </w:r>
+      <w:r>
+        <w:t xml:space="preserve">(1 a *); agregada en</w:t>
       </w:r>
       <w:r>
         <w:t xml:space="preserve"> </w:t>
@@ -3692,35 +6559,20 @@
         <w:rPr>
           <w:rStyle w:val="VerbatimChar"/>
         </w:rPr>
-        <w:t xml:space="preserve">DetalleFactura</w:t>
-      </w:r>
-      <w:r>
-        <w:t xml:space="preserve"> </w:t>
-      </w:r>
-      <w:r>
-        <w:t xml:space="preserve">y</w:t>
-      </w:r>
-      <w:r>
-        <w:t xml:space="preserve"> </w:t>
-      </w:r>
-      <w:r>
-        <w:rPr>
-          <w:rStyle w:val="VerbatimChar"/>
-        </w:rPr>
-        <w:t xml:space="preserve">MovimientoInventario</w:t>
+        <w:t xml:space="preserve">Inventario</w:t>
       </w:r>
       <w:r>
         <w:t xml:space="preserve">.</w:t>
       </w:r>
     </w:p>
-    <w:bookmarkEnd w:id="33"/>
-    <w:bookmarkStart w:id="34" w:name="movimientoinventario"/>
+    <w:bookmarkEnd w:id="39"/>
+    <w:bookmarkStart w:id="40" w:name="inventario"/>
     <w:p>
       <w:pPr>
         <w:pStyle w:val="Heading3"/>
       </w:pPr>
       <w:r>
-        <w:t xml:space="preserve">MovimientoInventario</w:t>
+        <w:t xml:space="preserve">Inventario</w:t>
       </w:r>
     </w:p>
     <w:p>
@@ -3728,7 +6580,7 @@
         <w:pStyle w:val="FirstParagraph"/>
       </w:pPr>
       <w:r>
-        <w:t xml:space="preserve">Bitácora de cada entrada, salida o ajuste de inventario, para saber quién cambió el stock y por qué.</w:t>
+        <w:t xml:space="preserve">Punto central del catálogo de una sede.</w:t>
       </w:r>
     </w:p>
     <w:tbl>
@@ -3822,37 +6674,37 @@
               <w:rPr>
                 <w:sz w:val="19"/>
               </w:rPr>
-              <w:t xml:space="preserve">idMovimiento</w:t>
-            </w:r>
-          </w:p>
-        </w:tc>
-        <w:tc>
-          <w:tcPr/>
-          <w:p>
-            <w:pPr>
-              <w:pStyle w:val="Compact"/>
-              <w:jc w:val="left"/>
-            </w:pPr>
-            <w:r>
-              <w:rPr>
-                <w:sz w:val="19"/>
-              </w:rPr>
-              <w:t xml:space="preserve">int</w:t>
-            </w:r>
-          </w:p>
-        </w:tc>
-        <w:tc>
-          <w:tcPr/>
-          <w:p>
-            <w:pPr>
-              <w:pStyle w:val="Compact"/>
-              <w:jc w:val="left"/>
-            </w:pPr>
-            <w:r>
-              <w:rPr>
-                <w:sz w:val="19"/>
-              </w:rPr>
-              <w:t xml:space="preserve">Identificador</w:t>
+              <w:t xml:space="preserve">nombre</w:t>
+            </w:r>
+          </w:p>
+        </w:tc>
+        <w:tc>
+          <w:tcPr/>
+          <w:p>
+            <w:pPr>
+              <w:pStyle w:val="Compact"/>
+              <w:jc w:val="left"/>
+            </w:pPr>
+            <w:r>
+              <w:rPr>
+                <w:sz w:val="19"/>
+              </w:rPr>
+              <w:t xml:space="preserve">String</w:t>
+            </w:r>
+          </w:p>
+        </w:tc>
+        <w:tc>
+          <w:tcPr/>
+          <w:p>
+            <w:pPr>
+              <w:pStyle w:val="Compact"/>
+              <w:jc w:val="left"/>
+            </w:pPr>
+            <w:r>
+              <w:rPr>
+                <w:sz w:val="19"/>
+              </w:rPr>
+              <w:t xml:space="preserve">Nombre del inventario</w:t>
             </w:r>
           </w:p>
         </w:tc>
@@ -3869,37 +6721,37 @@
               <w:rPr>
                 <w:sz w:val="19"/>
               </w:rPr>
-              <w:t xml:space="preserve">producto</w:t>
-            </w:r>
-          </w:p>
-        </w:tc>
-        <w:tc>
-          <w:tcPr/>
-          <w:p>
-            <w:pPr>
-              <w:pStyle w:val="Compact"/>
-              <w:jc w:val="left"/>
-            </w:pPr>
-            <w:r>
-              <w:rPr>
-                <w:sz w:val="19"/>
-              </w:rPr>
-              <w:t xml:space="preserve">Producto</w:t>
-            </w:r>
-          </w:p>
-        </w:tc>
-        <w:tc>
-          <w:tcPr/>
-          <w:p>
-            <w:pPr>
-              <w:pStyle w:val="Compact"/>
-              <w:jc w:val="left"/>
-            </w:pPr>
-            <w:r>
-              <w:rPr>
-                <w:sz w:val="19"/>
-              </w:rPr>
-              <w:t xml:space="preserve">Producto afectado</w:t>
+              <w:t xml:space="preserve">sede</w:t>
+            </w:r>
+          </w:p>
+        </w:tc>
+        <w:tc>
+          <w:tcPr/>
+          <w:p>
+            <w:pPr>
+              <w:pStyle w:val="Compact"/>
+              <w:jc w:val="left"/>
+            </w:pPr>
+            <w:r>
+              <w:rPr>
+                <w:sz w:val="19"/>
+              </w:rPr>
+              <w:t xml:space="preserve">String</w:t>
+            </w:r>
+          </w:p>
+        </w:tc>
+        <w:tc>
+          <w:tcPr/>
+          <w:p>
+            <w:pPr>
+              <w:pStyle w:val="Compact"/>
+              <w:jc w:val="left"/>
+            </w:pPr>
+            <w:r>
+              <w:rPr>
+                <w:sz w:val="19"/>
+              </w:rPr>
+              <w:t xml:space="preserve">Sucursal de Fidecompro</w:t>
             </w:r>
           </w:p>
         </w:tc>
@@ -3916,836 +6768,37 @@
               <w:rPr>
                 <w:sz w:val="19"/>
               </w:rPr>
-              <w:t xml:space="preserve">tipo</w:t>
-            </w:r>
-          </w:p>
-        </w:tc>
-        <w:tc>
-          <w:tcPr/>
-          <w:p>
-            <w:pPr>
-              <w:pStyle w:val="Compact"/>
-              <w:jc w:val="left"/>
-            </w:pPr>
-            <w:r>
-              <w:rPr>
-                <w:sz w:val="19"/>
-              </w:rPr>
-              <w:t xml:space="preserve">TipoMovimiento</w:t>
-            </w:r>
-          </w:p>
-        </w:tc>
-        <w:tc>
-          <w:tcPr/>
-          <w:p>
-            <w:pPr>
-              <w:pStyle w:val="Compact"/>
-              <w:jc w:val="left"/>
-            </w:pPr>
-            <w:r>
-              <w:rPr>
-                <w:rStyle w:val="VerbatimChar"/>
-                <w:sz w:val="19"/>
-              </w:rPr>
-              <w:t xml:space="preserve">ENTRADA</w:t>
-            </w:r>
-            <w:r>
-              <w:rPr>
-                <w:sz w:val="19"/>
-              </w:rPr>
-              <w:t xml:space="preserve">,</w:t>
-            </w:r>
-            <w:r>
-              <w:rPr>
-                <w:sz w:val="19"/>
-              </w:rPr>
-              <w:t xml:space="preserve"> </w:t>
-            </w:r>
-            <w:r>
-              <w:rPr>
-                <w:rStyle w:val="VerbatimChar"/>
-                <w:sz w:val="19"/>
-              </w:rPr>
-              <w:t xml:space="preserve">SALIDA</w:t>
-            </w:r>
-            <w:r>
-              <w:rPr>
-                <w:sz w:val="19"/>
-              </w:rPr>
-              <w:t xml:space="preserve"> </w:t>
-            </w:r>
-            <w:r>
-              <w:rPr>
-                <w:sz w:val="19"/>
-              </w:rPr>
-              <w:t xml:space="preserve">o</w:t>
-            </w:r>
-            <w:r>
-              <w:rPr>
-                <w:sz w:val="19"/>
-              </w:rPr>
-              <w:t xml:space="preserve"> </w:t>
-            </w:r>
-            <w:r>
-              <w:rPr>
-                <w:rStyle w:val="VerbatimChar"/>
-                <w:sz w:val="19"/>
-              </w:rPr>
-              <w:t xml:space="preserve">AJUSTE</w:t>
-            </w:r>
-          </w:p>
-        </w:tc>
-      </w:tr>
-      <w:tr>
-        <w:tc>
-          <w:tcPr/>
-          <w:p>
-            <w:pPr>
-              <w:pStyle w:val="Compact"/>
-              <w:jc w:val="left"/>
-            </w:pPr>
-            <w:r>
-              <w:rPr>
-                <w:sz w:val="19"/>
-              </w:rPr>
-              <w:t xml:space="preserve">cantidad</w:t>
-            </w:r>
-          </w:p>
-        </w:tc>
-        <w:tc>
-          <w:tcPr/>
-          <w:p>
-            <w:pPr>
-              <w:pStyle w:val="Compact"/>
-              <w:jc w:val="left"/>
-            </w:pPr>
-            <w:r>
-              <w:rPr>
-                <w:sz w:val="19"/>
-              </w:rPr>
-              <w:t xml:space="preserve">int</w:t>
-            </w:r>
-          </w:p>
-        </w:tc>
-        <w:tc>
-          <w:tcPr/>
-          <w:p>
-            <w:pPr>
-              <w:pStyle w:val="Compact"/>
-              <w:jc w:val="left"/>
-            </w:pPr>
-            <w:r>
-              <w:rPr>
-                <w:sz w:val="19"/>
-              </w:rPr>
-              <w:t xml:space="preserve">Unidades movidas</w:t>
-            </w:r>
-          </w:p>
-        </w:tc>
-      </w:tr>
-      <w:tr>
-        <w:tc>
-          <w:tcPr/>
-          <w:p>
-            <w:pPr>
-              <w:pStyle w:val="Compact"/>
-              <w:jc w:val="left"/>
-            </w:pPr>
-            <w:r>
-              <w:rPr>
-                <w:sz w:val="19"/>
-              </w:rPr>
-              <w:t xml:space="preserve">fecha</w:t>
-            </w:r>
-          </w:p>
-        </w:tc>
-        <w:tc>
-          <w:tcPr/>
-          <w:p>
-            <w:pPr>
-              <w:pStyle w:val="Compact"/>
-              <w:jc w:val="left"/>
-            </w:pPr>
-            <w:r>
-              <w:rPr>
-                <w:sz w:val="19"/>
-              </w:rPr>
-              <w:t xml:space="preserve">LocalDateTime</w:t>
-            </w:r>
-          </w:p>
-        </w:tc>
-        <w:tc>
-          <w:tcPr/>
-          <w:p>
-            <w:pPr>
-              <w:pStyle w:val="Compact"/>
-              <w:jc w:val="left"/>
-            </w:pPr>
-            <w:r>
-              <w:rPr>
-                <w:sz w:val="19"/>
-              </w:rPr>
-              <w:t xml:space="preserve">Momento del movimiento</w:t>
-            </w:r>
-          </w:p>
-        </w:tc>
-      </w:tr>
-      <w:tr>
-        <w:tc>
-          <w:tcPr/>
-          <w:p>
-            <w:pPr>
-              <w:pStyle w:val="Compact"/>
-              <w:jc w:val="left"/>
-            </w:pPr>
-            <w:r>
-              <w:rPr>
-                <w:sz w:val="19"/>
-              </w:rPr>
-              <w:t xml:space="preserve">usuario</w:t>
-            </w:r>
-          </w:p>
-        </w:tc>
-        <w:tc>
-          <w:tcPr/>
-          <w:p>
-            <w:pPr>
-              <w:pStyle w:val="Compact"/>
-              <w:jc w:val="left"/>
-            </w:pPr>
-            <w:r>
-              <w:rPr>
-                <w:sz w:val="19"/>
-              </w:rPr>
-              <w:t xml:space="preserve">Usuario</w:t>
-            </w:r>
-          </w:p>
-        </w:tc>
-        <w:tc>
-          <w:tcPr/>
-          <w:p>
-            <w:pPr>
-              <w:pStyle w:val="Compact"/>
-              <w:jc w:val="left"/>
-            </w:pPr>
-            <w:r>
-              <w:rPr>
-                <w:sz w:val="19"/>
-              </w:rPr>
-              <w:t xml:space="preserve">Quién lo registró</w:t>
-            </w:r>
-          </w:p>
-        </w:tc>
-      </w:tr>
-      <w:tr>
-        <w:tc>
-          <w:tcPr/>
-          <w:p>
-            <w:pPr>
-              <w:pStyle w:val="Compact"/>
-              <w:jc w:val="left"/>
-            </w:pPr>
-            <w:r>
-              <w:rPr>
-                <w:sz w:val="19"/>
-              </w:rPr>
-              <w:t xml:space="preserve">referencia</w:t>
-            </w:r>
-          </w:p>
-        </w:tc>
-        <w:tc>
-          <w:tcPr/>
-          <w:p>
-            <w:pPr>
-              <w:pStyle w:val="Compact"/>
-              <w:jc w:val="left"/>
-            </w:pPr>
-            <w:r>
-              <w:rPr>
-                <w:sz w:val="19"/>
-              </w:rPr>
-              <w:t xml:space="preserve">String</w:t>
-            </w:r>
-          </w:p>
-        </w:tc>
-        <w:tc>
-          <w:tcPr/>
-          <w:p>
-            <w:pPr>
-              <w:pStyle w:val="Compact"/>
-              <w:jc w:val="left"/>
-            </w:pPr>
-            <w:r>
-              <w:rPr>
-                <w:sz w:val="19"/>
-              </w:rPr>
-              <w:t xml:space="preserve">Número de factura o motivo del ajuste</w:t>
-            </w:r>
-          </w:p>
-        </w:tc>
-      </w:tr>
-    </w:tbl>
-    <w:bookmarkEnd w:id="34"/>
-    <w:bookmarkStart w:id="35" w:name="factura"/>
-    <w:p>
-      <w:pPr>
-        <w:pStyle w:val="Heading3"/>
-      </w:pPr>
-      <w:r>
-        <w:t xml:space="preserve">Factura</w:t>
-      </w:r>
-    </w:p>
-    <w:p>
-      <w:pPr>
-        <w:pStyle w:val="FirstParagraph"/>
-      </w:pPr>
-      <w:r>
-        <w:t xml:space="preserve">Documento de venta emitido a un cliente.</w:t>
-      </w:r>
-    </w:p>
-    <w:tbl>
-      <w:tblPr>
-        <w:tblStyle w:val="Table"/>
-        <w:tblW w:type="auto" w:w="0"/>
-        <w:tblLook w:firstRow="1" w:lastRow="0" w:firstColumn="0" w:lastColumn="0" w:noHBand="0" w:noVBand="0" w:val="0020"/>
-        <w:jc w:val="start"/>
-        <w:tblBorders>
-          <w:top w:val="single" w:sz="4" w:color="8E9BAB"/>
-          <w:left w:val="single" w:sz="4" w:color="8E9BAB"/>
-          <w:bottom w:val="single" w:sz="4" w:color="8E9BAB"/>
-          <w:right w:val="single" w:sz="4" w:color="8E9BAB"/>
-          <w:insideH w:val="single" w:sz="4" w:color="8E9BAB"/>
-          <w:insideV w:val="single" w:sz="4" w:color="8E9BAB"/>
-        </w:tblBorders>
-      </w:tblPr>
-      <w:tblGrid>
-        <w:gridCol w:w="2640"/>
-        <w:gridCol w:w="2640"/>
-        <w:gridCol w:w="2640"/>
-      </w:tblGrid>
-      <w:tr>
-        <w:trPr>
-          <w:tblHeader w:val="true"/>
-        </w:trPr>
-        <w:tc>
-          <w:tcPr>
-            <w:shd w:val="clear" w:fill="DCE4EE"/>
-          </w:tcPr>
-          <w:p>
-            <w:pPr>
-              <w:pStyle w:val="Compact"/>
-              <w:jc w:val="left"/>
-            </w:pPr>
-            <w:r>
-              <w:rPr>
-                <w:b/>
-                <w:sz w:val="19"/>
-              </w:rPr>
-              <w:t xml:space="preserve">Atributo</w:t>
-            </w:r>
-          </w:p>
-        </w:tc>
-        <w:tc>
-          <w:tcPr>
-            <w:shd w:val="clear" w:fill="DCE4EE"/>
-          </w:tcPr>
-          <w:p>
-            <w:pPr>
-              <w:pStyle w:val="Compact"/>
-              <w:jc w:val="left"/>
-            </w:pPr>
-            <w:r>
-              <w:rPr>
-                <w:b/>
-                <w:sz w:val="19"/>
-              </w:rPr>
-              <w:t xml:space="preserve">Tipo</w:t>
-            </w:r>
-          </w:p>
-        </w:tc>
-        <w:tc>
-          <w:tcPr>
-            <w:shd w:val="clear" w:fill="DCE4EE"/>
-          </w:tcPr>
-          <w:p>
-            <w:pPr>
-              <w:pStyle w:val="Compact"/>
-              <w:jc w:val="left"/>
-            </w:pPr>
-            <w:r>
-              <w:rPr>
-                <w:b/>
-                <w:sz w:val="19"/>
-              </w:rPr>
-              <w:t xml:space="preserve">Descripción</w:t>
-            </w:r>
-          </w:p>
-        </w:tc>
-      </w:tr>
-      <w:tr>
-        <w:tc>
-          <w:tcPr/>
-          <w:p>
-            <w:pPr>
-              <w:pStyle w:val="Compact"/>
-              <w:jc w:val="left"/>
-            </w:pPr>
-            <w:r>
-              <w:rPr>
-                <w:sz w:val="19"/>
-              </w:rPr>
-              <w:t xml:space="preserve">idFactura</w:t>
-            </w:r>
-          </w:p>
-        </w:tc>
-        <w:tc>
-          <w:tcPr/>
-          <w:p>
-            <w:pPr>
-              <w:pStyle w:val="Compact"/>
-              <w:jc w:val="left"/>
-            </w:pPr>
-            <w:r>
-              <w:rPr>
-                <w:sz w:val="19"/>
-              </w:rPr>
-              <w:t xml:space="preserve">int</w:t>
-            </w:r>
-          </w:p>
-        </w:tc>
-        <w:tc>
-          <w:tcPr/>
-          <w:p>
-            <w:pPr>
-              <w:pStyle w:val="Compact"/>
-              <w:jc w:val="left"/>
-            </w:pPr>
-            <w:r>
-              <w:rPr>
-                <w:sz w:val="19"/>
-              </w:rPr>
-              <w:t xml:space="preserve">Identificador interno</w:t>
-            </w:r>
-          </w:p>
-        </w:tc>
-      </w:tr>
-      <w:tr>
-        <w:tc>
-          <w:tcPr/>
-          <w:p>
-            <w:pPr>
-              <w:pStyle w:val="Compact"/>
-              <w:jc w:val="left"/>
-            </w:pPr>
-            <w:r>
-              <w:rPr>
-                <w:sz w:val="19"/>
-              </w:rPr>
-              <w:t xml:space="preserve">numeroFactura</w:t>
-            </w:r>
-          </w:p>
-        </w:tc>
-        <w:tc>
-          <w:tcPr/>
-          <w:p>
-            <w:pPr>
-              <w:pStyle w:val="Compact"/>
-              <w:jc w:val="left"/>
-            </w:pPr>
-            <w:r>
-              <w:rPr>
-                <w:sz w:val="19"/>
-              </w:rPr>
-              <w:t xml:space="preserve">String</w:t>
-            </w:r>
-          </w:p>
-        </w:tc>
-        <w:tc>
-          <w:tcPr/>
-          <w:p>
-            <w:pPr>
-              <w:pStyle w:val="Compact"/>
-              <w:jc w:val="left"/>
-            </w:pPr>
-            <w:r>
-              <w:rPr>
-                <w:sz w:val="19"/>
-              </w:rPr>
-              <w:t xml:space="preserve">Consecutivo visible (p. ej.</w:t>
-            </w:r>
-            <w:r>
-              <w:rPr>
-                <w:sz w:val="19"/>
-              </w:rPr>
-              <w:t xml:space="preserve"> </w:t>
-            </w:r>
-            <w:r>
-              <w:rPr>
-                <w:rStyle w:val="VerbatimChar"/>
-                <w:sz w:val="19"/>
-              </w:rPr>
-              <w:t xml:space="preserve">FC-000123</w:t>
-            </w:r>
-            <w:r>
-              <w:rPr>
-                <w:sz w:val="19"/>
-              </w:rPr>
-              <w:t xml:space="preserve">)</w:t>
-            </w:r>
-          </w:p>
-        </w:tc>
-      </w:tr>
-      <w:tr>
-        <w:tc>
-          <w:tcPr/>
-          <w:p>
-            <w:pPr>
-              <w:pStyle w:val="Compact"/>
-              <w:jc w:val="left"/>
-            </w:pPr>
-            <w:r>
-              <w:rPr>
-                <w:sz w:val="19"/>
-              </w:rPr>
-              <w:t xml:space="preserve">fecha</w:t>
-            </w:r>
-          </w:p>
-        </w:tc>
-        <w:tc>
-          <w:tcPr/>
-          <w:p>
-            <w:pPr>
-              <w:pStyle w:val="Compact"/>
-              <w:jc w:val="left"/>
-            </w:pPr>
-            <w:r>
-              <w:rPr>
-                <w:sz w:val="19"/>
-              </w:rPr>
-              <w:t xml:space="preserve">LocalDateTime</w:t>
-            </w:r>
-          </w:p>
-        </w:tc>
-        <w:tc>
-          <w:tcPr/>
-          <w:p>
-            <w:pPr>
-              <w:pStyle w:val="Compact"/>
-              <w:jc w:val="left"/>
-            </w:pPr>
-            <w:r>
-              <w:rPr>
-                <w:sz w:val="19"/>
-              </w:rPr>
-              <w:t xml:space="preserve">Fecha y hora de emisión</w:t>
-            </w:r>
-          </w:p>
-        </w:tc>
-      </w:tr>
-      <w:tr>
-        <w:tc>
-          <w:tcPr/>
-          <w:p>
-            <w:pPr>
-              <w:pStyle w:val="Compact"/>
-              <w:jc w:val="left"/>
-            </w:pPr>
-            <w:r>
-              <w:rPr>
-                <w:sz w:val="19"/>
-              </w:rPr>
-              <w:t xml:space="preserve">cliente</w:t>
-            </w:r>
-          </w:p>
-        </w:tc>
-        <w:tc>
-          <w:tcPr/>
-          <w:p>
-            <w:pPr>
-              <w:pStyle w:val="Compact"/>
-              <w:jc w:val="left"/>
-            </w:pPr>
-            <w:r>
-              <w:rPr>
-                <w:sz w:val="19"/>
-              </w:rPr>
-              <w:t xml:space="preserve">Cliente</w:t>
-            </w:r>
-          </w:p>
-        </w:tc>
-        <w:tc>
-          <w:tcPr/>
-          <w:p>
-            <w:pPr>
-              <w:pStyle w:val="Compact"/>
-              <w:jc w:val="left"/>
-            </w:pPr>
-            <w:r>
-              <w:rPr>
-                <w:sz w:val="19"/>
-              </w:rPr>
-              <w:t xml:space="preserve">A quién se factura</w:t>
-            </w:r>
-          </w:p>
-        </w:tc>
-      </w:tr>
-      <w:tr>
-        <w:tc>
-          <w:tcPr/>
-          <w:p>
-            <w:pPr>
-              <w:pStyle w:val="Compact"/>
-              <w:jc w:val="left"/>
-            </w:pPr>
-            <w:r>
-              <w:rPr>
-                <w:sz w:val="19"/>
-              </w:rPr>
-              <w:t xml:space="preserve">vendedor</w:t>
-            </w:r>
-          </w:p>
-        </w:tc>
-        <w:tc>
-          <w:tcPr/>
-          <w:p>
-            <w:pPr>
-              <w:pStyle w:val="Compact"/>
-              <w:jc w:val="left"/>
-            </w:pPr>
-            <w:r>
-              <w:rPr>
-                <w:sz w:val="19"/>
-              </w:rPr>
-              <w:t xml:space="preserve">Usuario</w:t>
-            </w:r>
-          </w:p>
-        </w:tc>
-        <w:tc>
-          <w:tcPr/>
-          <w:p>
-            <w:pPr>
-              <w:pStyle w:val="Compact"/>
-              <w:jc w:val="left"/>
-            </w:pPr>
-            <w:r>
-              <w:rPr>
-                <w:sz w:val="19"/>
-              </w:rPr>
-              <w:t xml:space="preserve">Quién la emite</w:t>
-            </w:r>
-          </w:p>
-        </w:tc>
-      </w:tr>
-      <w:tr>
-        <w:tc>
-          <w:tcPr/>
-          <w:p>
-            <w:pPr>
-              <w:pStyle w:val="Compact"/>
-              <w:jc w:val="left"/>
-            </w:pPr>
-            <w:r>
-              <w:rPr>
-                <w:sz w:val="19"/>
-              </w:rPr>
-              <w:t xml:space="preserve">detalles</w:t>
-            </w:r>
-          </w:p>
-        </w:tc>
-        <w:tc>
-          <w:tcPr/>
-          <w:p>
-            <w:pPr>
-              <w:pStyle w:val="Compact"/>
-              <w:jc w:val="left"/>
-            </w:pPr>
-            <w:r>
-              <w:rPr>
-                <w:sz w:val="19"/>
-              </w:rPr>
-              <w:t xml:space="preserve">List&lt;DetalleFactura&gt;</w:t>
-            </w:r>
-          </w:p>
-        </w:tc>
-        <w:tc>
-          <w:tcPr/>
-          <w:p>
-            <w:pPr>
-              <w:pStyle w:val="Compact"/>
-              <w:jc w:val="left"/>
-            </w:pPr>
-            <w:r>
-              <w:rPr>
-                <w:sz w:val="19"/>
-              </w:rPr>
-              <w:t xml:space="preserve">Líneas de la factura</w:t>
-            </w:r>
-          </w:p>
-        </w:tc>
-      </w:tr>
-      <w:tr>
-        <w:tc>
-          <w:tcPr/>
-          <w:p>
-            <w:pPr>
-              <w:pStyle w:val="Compact"/>
-              <w:jc w:val="left"/>
-            </w:pPr>
-            <w:r>
-              <w:rPr>
-                <w:sz w:val="19"/>
-              </w:rPr>
-              <w:t xml:space="preserve">subtotal, impuesto, descuento, total</w:t>
-            </w:r>
-          </w:p>
-        </w:tc>
-        <w:tc>
-          <w:tcPr/>
-          <w:p>
-            <w:pPr>
-              <w:pStyle w:val="Compact"/>
-              <w:jc w:val="left"/>
-            </w:pPr>
-            <w:r>
-              <w:rPr>
-                <w:sz w:val="19"/>
-              </w:rPr>
-              <w:t xml:space="preserve">double</w:t>
-            </w:r>
-          </w:p>
-        </w:tc>
-        <w:tc>
-          <w:tcPr/>
-          <w:p>
-            <w:pPr>
-              <w:pStyle w:val="Compact"/>
-              <w:jc w:val="left"/>
-            </w:pPr>
-            <w:r>
-              <w:rPr>
-                <w:sz w:val="19"/>
-              </w:rPr>
-              <w:t xml:space="preserve">Montos calculados</w:t>
-            </w:r>
-          </w:p>
-        </w:tc>
-      </w:tr>
-      <w:tr>
-        <w:tc>
-          <w:tcPr/>
-          <w:p>
-            <w:pPr>
-              <w:pStyle w:val="Compact"/>
-              <w:jc w:val="left"/>
-            </w:pPr>
-            <w:r>
-              <w:rPr>
-                <w:sz w:val="19"/>
-              </w:rPr>
-              <w:t xml:space="preserve">metodoPago</w:t>
-            </w:r>
-          </w:p>
-        </w:tc>
-        <w:tc>
-          <w:tcPr/>
-          <w:p>
-            <w:pPr>
-              <w:pStyle w:val="Compact"/>
-              <w:jc w:val="left"/>
-            </w:pPr>
-            <w:r>
-              <w:rPr>
-                <w:sz w:val="19"/>
-              </w:rPr>
-              <w:t xml:space="preserve">MetodoPago</w:t>
-            </w:r>
-          </w:p>
-        </w:tc>
-        <w:tc>
-          <w:tcPr/>
-          <w:p>
-            <w:pPr>
-              <w:pStyle w:val="Compact"/>
-              <w:jc w:val="left"/>
-            </w:pPr>
-            <w:r>
-              <w:rPr>
-                <w:sz w:val="19"/>
-              </w:rPr>
-              <w:t xml:space="preserve">Efectivo, tarjeta o transferencia</w:t>
-            </w:r>
-          </w:p>
-        </w:tc>
-      </w:tr>
-      <w:tr>
-        <w:tc>
-          <w:tcPr/>
-          <w:p>
-            <w:pPr>
-              <w:pStyle w:val="Compact"/>
-              <w:jc w:val="left"/>
-            </w:pPr>
-            <w:r>
-              <w:rPr>
-                <w:sz w:val="19"/>
-              </w:rPr>
-              <w:t xml:space="preserve">estado</w:t>
-            </w:r>
-          </w:p>
-        </w:tc>
-        <w:tc>
-          <w:tcPr/>
-          <w:p>
-            <w:pPr>
-              <w:pStyle w:val="Compact"/>
-              <w:jc w:val="left"/>
-            </w:pPr>
-            <w:r>
-              <w:rPr>
-                <w:sz w:val="19"/>
-              </w:rPr>
-              <w:t xml:space="preserve">EstadoFactura</w:t>
-            </w:r>
-          </w:p>
-        </w:tc>
-        <w:tc>
-          <w:tcPr/>
-          <w:p>
-            <w:pPr>
-              <w:pStyle w:val="Compact"/>
-              <w:jc w:val="left"/>
-            </w:pPr>
-            <w:r>
-              <w:rPr>
-                <w:rStyle w:val="VerbatimChar"/>
-                <w:sz w:val="19"/>
-              </w:rPr>
-              <w:t xml:space="preserve">EMITIDA</w:t>
-            </w:r>
-            <w:r>
-              <w:rPr>
-                <w:sz w:val="19"/>
-              </w:rPr>
-              <w:t xml:space="preserve"> </w:t>
-            </w:r>
-            <w:r>
-              <w:rPr>
-                <w:sz w:val="19"/>
-              </w:rPr>
-              <w:t xml:space="preserve">o</w:t>
-            </w:r>
-            <w:r>
-              <w:rPr>
-                <w:sz w:val="19"/>
-              </w:rPr>
-              <w:t xml:space="preserve"> </w:t>
-            </w:r>
-            <w:r>
-              <w:rPr>
-                <w:rStyle w:val="VerbatimChar"/>
-                <w:sz w:val="19"/>
-              </w:rPr>
-              <w:t xml:space="preserve">ANULADA</w:t>
+              <w:t xml:space="preserve">categorias</w:t>
+            </w:r>
+          </w:p>
+        </w:tc>
+        <w:tc>
+          <w:tcPr/>
+          <w:p>
+            <w:pPr>
+              <w:pStyle w:val="Compact"/>
+              <w:jc w:val="left"/>
+            </w:pPr>
+            <w:r>
+              <w:rPr>
+                <w:sz w:val="19"/>
+              </w:rPr>
+              <w:t xml:space="preserve">ArrayList&lt;Categoria&gt;</w:t>
+            </w:r>
+          </w:p>
+        </w:tc>
+        <w:tc>
+          <w:tcPr/>
+          <w:p>
+            <w:pPr>
+              <w:pStyle w:val="Compact"/>
+              <w:jc w:val="left"/>
+            </w:pPr>
+            <w:r>
+              <w:rPr>
+                <w:sz w:val="19"/>
+              </w:rPr>
+              <w:t xml:space="preserve">Categorías registradas</w:t>
             </w:r>
           </w:p>
         </w:tc>
@@ -4824,22 +6877,22 @@
               <w:rPr>
                 <w:sz w:val="19"/>
               </w:rPr>
-              <w:t xml:space="preserve">agregarDetalle(Producto, int): void</w:t>
-            </w:r>
-          </w:p>
-        </w:tc>
-        <w:tc>
-          <w:tcPr/>
-          <w:p>
-            <w:pPr>
-              <w:pStyle w:val="Compact"/>
-              <w:jc w:val="left"/>
-            </w:pPr>
-            <w:r>
-              <w:rPr>
-                <w:sz w:val="19"/>
-              </w:rPr>
-              <w:t xml:space="preserve">Agrega una línea (o suma cantidad si el producto ya está) y recalcula</w:t>
+              <w:t xml:space="preserve">agregarCategoria / editarCategoria / eliminarCategoria</w:t>
+            </w:r>
+          </w:p>
+        </w:tc>
+        <w:tc>
+          <w:tcPr/>
+          <w:p>
+            <w:pPr>
+              <w:pStyle w:val="Compact"/>
+              <w:jc w:val="left"/>
+            </w:pPr>
+            <w:r>
+              <w:rPr>
+                <w:sz w:val="19"/>
+              </w:rPr>
+              <w:t xml:space="preserve">CRUD de categorías por id</w:t>
             </w:r>
           </w:p>
         </w:tc>
@@ -4856,22 +6909,22 @@
               <w:rPr>
                 <w:sz w:val="19"/>
               </w:rPr>
-              <w:t xml:space="preserve">eliminarDetalle(int): void</w:t>
-            </w:r>
-          </w:p>
-        </w:tc>
-        <w:tc>
-          <w:tcPr/>
-          <w:p>
-            <w:pPr>
-              <w:pStyle w:val="Compact"/>
-              <w:jc w:val="left"/>
-            </w:pPr>
-            <w:r>
-              <w:rPr>
-                <w:sz w:val="19"/>
-              </w:rPr>
-              <w:t xml:space="preserve">Quita una línea</w:t>
+              <w:t xml:space="preserve">agregarProductoCategoria(int idCategoria, Producto)</w:t>
+            </w:r>
+          </w:p>
+        </w:tc>
+        <w:tc>
+          <w:tcPr/>
+          <w:p>
+            <w:pPr>
+              <w:pStyle w:val="Compact"/>
+              <w:jc w:val="left"/>
+            </w:pPr>
+            <w:r>
+              <w:rPr>
+                <w:sz w:val="19"/>
+              </w:rPr>
+              <w:t xml:space="preserve">Agrega un producto en la categoría indicada</w:t>
             </w:r>
           </w:p>
         </w:tc>
@@ -4888,22 +6941,22 @@
               <w:rPr>
                 <w:sz w:val="19"/>
               </w:rPr>
-              <w:t xml:space="preserve">aplicarDescuento(double): void</w:t>
-            </w:r>
-          </w:p>
-        </w:tc>
-        <w:tc>
-          <w:tcPr/>
-          <w:p>
-            <w:pPr>
-              <w:pStyle w:val="Compact"/>
-              <w:jc w:val="left"/>
-            </w:pPr>
-            <w:r>
-              <w:rPr>
-                <w:sz w:val="19"/>
-              </w:rPr>
-              <w:t xml:space="preserve">Aplica un porcentaje de descuento sobre el subtotal</w:t>
+              <w:t xml:space="preserve">editarProductoCategoria / eliminarProductoCategoria</w:t>
+            </w:r>
+          </w:p>
+        </w:tc>
+        <w:tc>
+          <w:tcPr/>
+          <w:p>
+            <w:pPr>
+              <w:pStyle w:val="Compact"/>
+              <w:jc w:val="left"/>
+            </w:pPr>
+            <w:r>
+              <w:rPr>
+                <w:sz w:val="19"/>
+              </w:rPr>
+              <w:t xml:space="preserve">Edita o elimina un producto dentro de una categoría</w:t>
             </w:r>
           </w:p>
         </w:tc>
@@ -4920,22 +6973,22 @@
               <w:rPr>
                 <w:sz w:val="19"/>
               </w:rPr>
-              <w:t xml:space="preserve">calcularTotales(): void</w:t>
-            </w:r>
-          </w:p>
-        </w:tc>
-        <w:tc>
-          <w:tcPr/>
-          <w:p>
-            <w:pPr>
-              <w:pStyle w:val="Compact"/>
-              <w:jc w:val="left"/>
-            </w:pPr>
-            <w:r>
-              <w:rPr>
-                <w:sz w:val="19"/>
-              </w:rPr>
-              <w:t xml:space="preserve">Calcula subtotal, impuesto (según la categoría de cada producto) y total</w:t>
+              <w:t xml:space="preserve">mostrarProductosCategoria(int idCategoria): String</w:t>
+            </w:r>
+          </w:p>
+        </w:tc>
+        <w:tc>
+          <w:tcPr/>
+          <w:p>
+            <w:pPr>
+              <w:pStyle w:val="Compact"/>
+              <w:jc w:val="left"/>
+            </w:pPr>
+            <w:r>
+              <w:rPr>
+                <w:sz w:val="19"/>
+              </w:rPr>
+              <w:t xml:space="preserve">Lista los productos de una categoría</w:t>
             </w:r>
           </w:p>
         </w:tc>
@@ -4952,35 +7005,22 @@
               <w:rPr>
                 <w:sz w:val="19"/>
               </w:rPr>
-              <w:t xml:space="preserve">anular(): void</w:t>
-            </w:r>
-          </w:p>
-        </w:tc>
-        <w:tc>
-          <w:tcPr/>
-          <w:p>
-            <w:pPr>
-              <w:pStyle w:val="Compact"/>
-              <w:jc w:val="left"/>
-            </w:pPr>
-            <w:r>
-              <w:rPr>
-                <w:sz w:val="19"/>
-              </w:rPr>
-              <w:t xml:space="preserve">Cambia el estado a</w:t>
-            </w:r>
-            <w:r>
-              <w:rPr>
-                <w:sz w:val="19"/>
-              </w:rPr>
-              <w:t xml:space="preserve"> </w:t>
-            </w:r>
-            <w:r>
-              <w:rPr>
-                <w:rStyle w:val="VerbatimChar"/>
-                <w:sz w:val="19"/>
-              </w:rPr>
-              <w:t xml:space="preserve">ANULADA</w:t>
+              <w:t xml:space="preserve">buscarProducto(String codigo): Producto</w:t>
+            </w:r>
+          </w:p>
+        </w:tc>
+        <w:tc>
+          <w:tcPr/>
+          <w:p>
+            <w:pPr>
+              <w:pStyle w:val="Compact"/>
+              <w:jc w:val="left"/>
+            </w:pPr>
+            <w:r>
+              <w:rPr>
+                <w:sz w:val="19"/>
+              </w:rPr>
+              <w:t xml:space="preserve">Busca en todas las categorías; se usa al facturar</w:t>
             </w:r>
           </w:p>
         </w:tc>
@@ -4997,43 +7037,93 @@
               <w:rPr>
                 <w:sz w:val="19"/>
               </w:rPr>
-              <w:t xml:space="preserve">estaVacia(): boolean</w:t>
-            </w:r>
-          </w:p>
-        </w:tc>
-        <w:tc>
-          <w:tcPr/>
-          <w:p>
-            <w:pPr>
-              <w:pStyle w:val="Compact"/>
-              <w:jc w:val="left"/>
-            </w:pPr>
-            <w:r>
-              <w:rPr>
-                <w:sz w:val="19"/>
-              </w:rPr>
-              <w:t xml:space="preserve">Impide emitir una factura sin líneas</w:t>
+              <w:t xml:space="preserve">productosBajoMinimo(): ArrayList&lt;Producto&gt;</w:t>
+            </w:r>
+          </w:p>
+        </w:tc>
+        <w:tc>
+          <w:tcPr/>
+          <w:p>
+            <w:pPr>
+              <w:pStyle w:val="Compact"/>
+              <w:jc w:val="left"/>
+            </w:pPr>
+            <w:r>
+              <w:rPr>
+                <w:sz w:val="19"/>
+              </w:rPr>
+              <w:t xml:space="preserve">Productos con</w:t>
+            </w:r>
+            <w:r>
+              <w:rPr>
+                <w:sz w:val="19"/>
+              </w:rPr>
+              <w:t xml:space="preserve"> </w:t>
+            </w:r>
+            <w:r>
+              <w:rPr>
+                <w:rStyle w:val="VerbatimChar"/>
+                <w:sz w:val="19"/>
+              </w:rPr>
+              <w:t xml:space="preserve">necesitaReabastecer()</w:t>
+            </w:r>
+            <w:r>
+              <w:rPr>
+                <w:sz w:val="19"/>
+              </w:rPr>
+              <w:t xml:space="preserve">, ordenados con</w:t>
+            </w:r>
+            <w:r>
+              <w:rPr>
+                <w:sz w:val="19"/>
+              </w:rPr>
+              <w:t xml:space="preserve"> </w:t>
+            </w:r>
+            <w:r>
+              <w:rPr>
+                <w:rStyle w:val="VerbatimChar"/>
+                <w:sz w:val="19"/>
+              </w:rPr>
+              <w:t xml:space="preserve">ComparadorPorExistencias</w:t>
             </w:r>
           </w:p>
         </w:tc>
       </w:tr>
     </w:tbl>
-    <w:p>
-      <w:pPr>
-        <w:pStyle w:val="BodyText"/>
-      </w:pPr>
-      <w:r>
-        <w:rPr>
-          <w:bCs/>
-          <w:b/>
-        </w:rPr>
-        <w:t xml:space="preserve">Relaciones:</w:t>
-      </w:r>
-      <w:r>
-        <w:t xml:space="preserve"> </w:t>
-      </w:r>
-      <w:r>
-        <w:t xml:space="preserve">composición con</w:t>
+    <w:bookmarkEnd w:id="40"/>
+    <w:bookmarkStart w:id="41" w:name="X9bda047d31400a48c89ac61d1384a62e2eedda7"/>
+    <w:p>
+      <w:pPr>
+        <w:pStyle w:val="Heading3"/>
+      </w:pPr>
+      <w:r>
+        <w:t xml:space="preserve">ComparadorPorExistencias (implements Comparator&lt;Producto&gt;)</w:t>
+      </w:r>
+    </w:p>
+    <w:p>
+      <w:pPr>
+        <w:pStyle w:val="FirstParagraph"/>
+      </w:pPr>
+      <w:r>
+        <w:t xml:space="preserve">Orden alterno al natural: de menos a más existencias, para mostrar primero lo que urge reabastecer.</w:t>
+      </w:r>
+    </w:p>
+    <w:bookmarkEnd w:id="41"/>
+    <w:bookmarkStart w:id="42" w:name="factura"/>
+    <w:p>
+      <w:pPr>
+        <w:pStyle w:val="Heading3"/>
+      </w:pPr>
+      <w:r>
+        <w:t xml:space="preserve">Factura</w:t>
+      </w:r>
+    </w:p>
+    <w:p>
+      <w:pPr>
+        <w:pStyle w:val="FirstParagraph"/>
+      </w:pPr>
+      <w:r>
+        <w:t xml:space="preserve">Documento de venta emitido a un cliente. Implementa</w:t>
       </w:r>
       <w:r>
         <w:t xml:space="preserve"> </w:t>
@@ -5042,61 +7132,10 @@
         <w:rPr>
           <w:rStyle w:val="VerbatimChar"/>
         </w:rPr>
-        <w:t xml:space="preserve">DetalleFactura</w:t>
-      </w:r>
-      <w:r>
-        <w:t xml:space="preserve"> </w:t>
-      </w:r>
-      <w:r>
-        <w:t xml:space="preserve">(1 a 1..*): las líneas no existen sin su factura. Asociación con</w:t>
-      </w:r>
-      <w:r>
-        <w:t xml:space="preserve"> </w:t>
-      </w:r>
-      <w:r>
-        <w:rPr>
-          <w:rStyle w:val="VerbatimChar"/>
-        </w:rPr>
-        <w:t xml:space="preserve">Cliente</w:t>
-      </w:r>
-      <w:r>
-        <w:t xml:space="preserve"> </w:t>
-      </w:r>
-      <w:r>
-        <w:t xml:space="preserve">y</w:t>
-      </w:r>
-      <w:r>
-        <w:t xml:space="preserve"> </w:t>
-      </w:r>
-      <w:r>
-        <w:rPr>
-          <w:rStyle w:val="VerbatimChar"/>
-        </w:rPr>
-        <w:t xml:space="preserve">Usuario</w:t>
-      </w:r>
-      <w:r>
-        <w:t xml:space="preserve"> </w:t>
-      </w:r>
-      <w:r>
-        <w:t xml:space="preserve">(* a 1).</w:t>
-      </w:r>
-    </w:p>
-    <w:bookmarkEnd w:id="35"/>
-    <w:bookmarkStart w:id="36" w:name="detallefactura"/>
-    <w:p>
-      <w:pPr>
-        <w:pStyle w:val="Heading3"/>
-      </w:pPr>
-      <w:r>
-        <w:t xml:space="preserve">DetalleFactura</w:t>
-      </w:r>
-    </w:p>
-    <w:p>
-      <w:pPr>
-        <w:pStyle w:val="FirstParagraph"/>
-      </w:pPr>
-      <w:r>
-        <w:t xml:space="preserve">Línea de una factura.</w:t>
+        <w:t xml:space="preserve">Mostrable</w:t>
+      </w:r>
+      <w:r>
+        <w:t xml:space="preserve">.</w:t>
       </w:r>
     </w:p>
     <w:tbl>
@@ -5190,37 +7229,62 @@
               <w:rPr>
                 <w:sz w:val="19"/>
               </w:rPr>
-              <w:t xml:space="preserve">idDetalle</w:t>
-            </w:r>
-          </w:p>
-        </w:tc>
-        <w:tc>
-          <w:tcPr/>
-          <w:p>
-            <w:pPr>
-              <w:pStyle w:val="Compact"/>
-              <w:jc w:val="left"/>
-            </w:pPr>
-            <w:r>
-              <w:rPr>
-                <w:sz w:val="19"/>
-              </w:rPr>
-              <w:t xml:space="preserve">int</w:t>
-            </w:r>
-          </w:p>
-        </w:tc>
-        <w:tc>
-          <w:tcPr/>
-          <w:p>
-            <w:pPr>
-              <w:pStyle w:val="Compact"/>
-              <w:jc w:val="left"/>
-            </w:pPr>
-            <w:r>
-              <w:rPr>
-                <w:sz w:val="19"/>
-              </w:rPr>
-              <w:t xml:space="preserve">Identificador</w:t>
+              <w:t xml:space="preserve">ultimoNumero</w:t>
+            </w:r>
+          </w:p>
+        </w:tc>
+        <w:tc>
+          <w:tcPr/>
+          <w:p>
+            <w:pPr>
+              <w:pStyle w:val="Compact"/>
+              <w:jc w:val="left"/>
+            </w:pPr>
+            <w:r>
+              <w:rPr>
+                <w:sz w:val="19"/>
+              </w:rPr>
+              <w:t xml:space="preserve">static int</w:t>
+            </w:r>
+          </w:p>
+        </w:tc>
+        <w:tc>
+          <w:tcPr/>
+          <w:p>
+            <w:pPr>
+              <w:pStyle w:val="Compact"/>
+              <w:jc w:val="left"/>
+            </w:pPr>
+            <w:r>
+              <w:rPr>
+                <w:sz w:val="19"/>
+              </w:rPr>
+              <w:t xml:space="preserve">Último consecutivo usado (como</w:t>
+            </w:r>
+            <w:r>
+              <w:rPr>
+                <w:sz w:val="19"/>
+              </w:rPr>
+              <w:t xml:space="preserve"> </w:t>
+            </w:r>
+            <w:r>
+              <w:rPr>
+                <w:rStyle w:val="VerbatimChar"/>
+                <w:sz w:val="19"/>
+              </w:rPr>
+              <w:t xml:space="preserve">Factura.ultimoNumero</w:t>
+            </w:r>
+            <w:r>
+              <w:rPr>
+                <w:sz w:val="19"/>
+              </w:rPr>
+              <w:t xml:space="preserve"> </w:t>
+            </w:r>
+            <w:r>
+              <w:rPr>
+                <w:sz w:val="19"/>
+              </w:rPr>
+              <w:t xml:space="preserve">en el ejemplo de la semana 1)</w:t>
             </w:r>
           </w:p>
         </w:tc>
@@ -5237,37 +7301,56 @@
               <w:rPr>
                 <w:sz w:val="19"/>
               </w:rPr>
-              <w:t xml:space="preserve">producto</w:t>
-            </w:r>
-          </w:p>
-        </w:tc>
-        <w:tc>
-          <w:tcPr/>
-          <w:p>
-            <w:pPr>
-              <w:pStyle w:val="Compact"/>
-              <w:jc w:val="left"/>
-            </w:pPr>
-            <w:r>
-              <w:rPr>
-                <w:sz w:val="19"/>
-              </w:rPr>
-              <w:t xml:space="preserve">Producto</w:t>
-            </w:r>
-          </w:p>
-        </w:tc>
-        <w:tc>
-          <w:tcPr/>
-          <w:p>
-            <w:pPr>
-              <w:pStyle w:val="Compact"/>
-              <w:jc w:val="left"/>
-            </w:pPr>
-            <w:r>
-              <w:rPr>
-                <w:sz w:val="19"/>
-              </w:rPr>
-              <w:t xml:space="preserve">Producto vendido</w:t>
+              <w:t xml:space="preserve">numero</w:t>
+            </w:r>
+          </w:p>
+        </w:tc>
+        <w:tc>
+          <w:tcPr/>
+          <w:p>
+            <w:pPr>
+              <w:pStyle w:val="Compact"/>
+              <w:jc w:val="left"/>
+            </w:pPr>
+            <w:r>
+              <w:rPr>
+                <w:sz w:val="19"/>
+              </w:rPr>
+              <w:t xml:space="preserve">int</w:t>
+            </w:r>
+          </w:p>
+        </w:tc>
+        <w:tc>
+          <w:tcPr/>
+          <w:p>
+            <w:pPr>
+              <w:pStyle w:val="Compact"/>
+              <w:jc w:val="left"/>
+            </w:pPr>
+            <w:r>
+              <w:rPr>
+                <w:sz w:val="19"/>
+              </w:rPr>
+              <w:t xml:space="preserve">Consecutivo de esta factura (se muestra como</w:t>
+            </w:r>
+            <w:r>
+              <w:rPr>
+                <w:sz w:val="19"/>
+              </w:rPr>
+              <w:t xml:space="preserve"> </w:t>
+            </w:r>
+            <w:r>
+              <w:rPr>
+                <w:rStyle w:val="VerbatimChar"/>
+                <w:sz w:val="19"/>
+              </w:rPr>
+              <w:t xml:space="preserve">FC-000123</w:t>
+            </w:r>
+            <w:r>
+              <w:rPr>
+                <w:sz w:val="19"/>
+              </w:rPr>
+              <w:t xml:space="preserve">)</w:t>
             </w:r>
           </w:p>
         </w:tc>
@@ -5284,37 +7367,37 @@
               <w:rPr>
                 <w:sz w:val="19"/>
               </w:rPr>
-              <w:t xml:space="preserve">cantidad</w:t>
-            </w:r>
-          </w:p>
-        </w:tc>
-        <w:tc>
-          <w:tcPr/>
-          <w:p>
-            <w:pPr>
-              <w:pStyle w:val="Compact"/>
-              <w:jc w:val="left"/>
-            </w:pPr>
-            <w:r>
-              <w:rPr>
-                <w:sz w:val="19"/>
-              </w:rPr>
-              <w:t xml:space="preserve">int</w:t>
-            </w:r>
-          </w:p>
-        </w:tc>
-        <w:tc>
-          <w:tcPr/>
-          <w:p>
-            <w:pPr>
-              <w:pStyle w:val="Compact"/>
-              <w:jc w:val="left"/>
-            </w:pPr>
-            <w:r>
-              <w:rPr>
-                <w:sz w:val="19"/>
-              </w:rPr>
-              <w:t xml:space="preserve">Unidades</w:t>
+              <w:t xml:space="preserve">fecha</w:t>
+            </w:r>
+          </w:p>
+        </w:tc>
+        <w:tc>
+          <w:tcPr/>
+          <w:p>
+            <w:pPr>
+              <w:pStyle w:val="Compact"/>
+              <w:jc w:val="left"/>
+            </w:pPr>
+            <w:r>
+              <w:rPr>
+                <w:sz w:val="19"/>
+              </w:rPr>
+              <w:t xml:space="preserve">LocalDateTime</w:t>
+            </w:r>
+          </w:p>
+        </w:tc>
+        <w:tc>
+          <w:tcPr/>
+          <w:p>
+            <w:pPr>
+              <w:pStyle w:val="Compact"/>
+              <w:jc w:val="left"/>
+            </w:pPr>
+            <w:r>
+              <w:rPr>
+                <w:sz w:val="19"/>
+              </w:rPr>
+              <w:t xml:space="preserve">Fecha y hora de emisión</w:t>
             </w:r>
           </w:p>
         </w:tc>
@@ -5331,37 +7414,37 @@
               <w:rPr>
                 <w:sz w:val="19"/>
               </w:rPr>
-              <w:t xml:space="preserve">precioUnitario</w:t>
-            </w:r>
-          </w:p>
-        </w:tc>
-        <w:tc>
-          <w:tcPr/>
-          <w:p>
-            <w:pPr>
-              <w:pStyle w:val="Compact"/>
-              <w:jc w:val="left"/>
-            </w:pPr>
-            <w:r>
-              <w:rPr>
-                <w:sz w:val="19"/>
-              </w:rPr>
-              <w:t xml:space="preserve">double</w:t>
-            </w:r>
-          </w:p>
-        </w:tc>
-        <w:tc>
-          <w:tcPr/>
-          <w:p>
-            <w:pPr>
-              <w:pStyle w:val="Compact"/>
-              <w:jc w:val="left"/>
-            </w:pPr>
-            <w:r>
-              <w:rPr>
-                <w:sz w:val="19"/>
-              </w:rPr>
-              <w:t xml:space="preserve">Precio al momento de la venta (se copia para conservar el histórico)</w:t>
+              <w:t xml:space="preserve">cliente</w:t>
+            </w:r>
+          </w:p>
+        </w:tc>
+        <w:tc>
+          <w:tcPr/>
+          <w:p>
+            <w:pPr>
+              <w:pStyle w:val="Compact"/>
+              <w:jc w:val="left"/>
+            </w:pPr>
+            <w:r>
+              <w:rPr>
+                <w:sz w:val="19"/>
+              </w:rPr>
+              <w:t xml:space="preserve">Cliente</w:t>
+            </w:r>
+          </w:p>
+        </w:tc>
+        <w:tc>
+          <w:tcPr/>
+          <w:p>
+            <w:pPr>
+              <w:pStyle w:val="Compact"/>
+              <w:jc w:val="left"/>
+            </w:pPr>
+            <w:r>
+              <w:rPr>
+                <w:sz w:val="19"/>
+              </w:rPr>
+              <w:t xml:space="preserve">A quién se factura</w:t>
             </w:r>
           </w:p>
         </w:tc>
@@ -5378,7 +7461,101 @@
               <w:rPr>
                 <w:sz w:val="19"/>
               </w:rPr>
-              <w:t xml:space="preserve">porcentajeImpuesto</w:t>
+              <w:t xml:space="preserve">vendedor</w:t>
+            </w:r>
+          </w:p>
+        </w:tc>
+        <w:tc>
+          <w:tcPr/>
+          <w:p>
+            <w:pPr>
+              <w:pStyle w:val="Compact"/>
+              <w:jc w:val="left"/>
+            </w:pPr>
+            <w:r>
+              <w:rPr>
+                <w:sz w:val="19"/>
+              </w:rPr>
+              <w:t xml:space="preserve">Usuario</w:t>
+            </w:r>
+          </w:p>
+        </w:tc>
+        <w:tc>
+          <w:tcPr/>
+          <w:p>
+            <w:pPr>
+              <w:pStyle w:val="Compact"/>
+              <w:jc w:val="left"/>
+            </w:pPr>
+            <w:r>
+              <w:rPr>
+                <w:sz w:val="19"/>
+              </w:rPr>
+              <w:t xml:space="preserve">Quién la emite</w:t>
+            </w:r>
+          </w:p>
+        </w:tc>
+      </w:tr>
+      <w:tr>
+        <w:tc>
+          <w:tcPr/>
+          <w:p>
+            <w:pPr>
+              <w:pStyle w:val="Compact"/>
+              <w:jc w:val="left"/>
+            </w:pPr>
+            <w:r>
+              <w:rPr>
+                <w:sz w:val="19"/>
+              </w:rPr>
+              <w:t xml:space="preserve">detalles</w:t>
+            </w:r>
+          </w:p>
+        </w:tc>
+        <w:tc>
+          <w:tcPr/>
+          <w:p>
+            <w:pPr>
+              <w:pStyle w:val="Compact"/>
+              <w:jc w:val="left"/>
+            </w:pPr>
+            <w:r>
+              <w:rPr>
+                <w:sz w:val="19"/>
+              </w:rPr>
+              <w:t xml:space="preserve">ArrayList&lt;DetalleFactura&gt;</w:t>
+            </w:r>
+          </w:p>
+        </w:tc>
+        <w:tc>
+          <w:tcPr/>
+          <w:p>
+            <w:pPr>
+              <w:pStyle w:val="Compact"/>
+              <w:jc w:val="left"/>
+            </w:pPr>
+            <w:r>
+              <w:rPr>
+                <w:sz w:val="19"/>
+              </w:rPr>
+              <w:t xml:space="preserve">Líneas de la factura</w:t>
+            </w:r>
+          </w:p>
+        </w:tc>
+      </w:tr>
+      <w:tr>
+        <w:tc>
+          <w:tcPr/>
+          <w:p>
+            <w:pPr>
+              <w:pStyle w:val="Compact"/>
+              <w:jc w:val="left"/>
+            </w:pPr>
+            <w:r>
+              <w:rPr>
+                <w:sz w:val="19"/>
+              </w:rPr>
+              <w:t xml:space="preserve">porcentajeDescuento</w:t>
             </w:r>
           </w:p>
         </w:tc>
@@ -5408,7 +7585,127 @@
               <w:rPr>
                 <w:sz w:val="19"/>
               </w:rPr>
-              <w:t xml:space="preserve">IVA al momento de la venta</w:t>
+              <w:t xml:space="preserve">Descuento aplicado al subtotal</w:t>
+            </w:r>
+          </w:p>
+        </w:tc>
+      </w:tr>
+      <w:tr>
+        <w:tc>
+          <w:tcPr/>
+          <w:p>
+            <w:pPr>
+              <w:pStyle w:val="Compact"/>
+              <w:jc w:val="left"/>
+            </w:pPr>
+            <w:r>
+              <w:rPr>
+                <w:sz w:val="19"/>
+              </w:rPr>
+              <w:t xml:space="preserve">metodoPago</w:t>
+            </w:r>
+          </w:p>
+        </w:tc>
+        <w:tc>
+          <w:tcPr/>
+          <w:p>
+            <w:pPr>
+              <w:pStyle w:val="Compact"/>
+              <w:jc w:val="left"/>
+            </w:pPr>
+            <w:r>
+              <w:rPr>
+                <w:sz w:val="19"/>
+              </w:rPr>
+              <w:t xml:space="preserve">MetodoPago</w:t>
+            </w:r>
+          </w:p>
+        </w:tc>
+        <w:tc>
+          <w:tcPr/>
+          <w:p>
+            <w:pPr>
+              <w:pStyle w:val="Compact"/>
+              <w:jc w:val="left"/>
+            </w:pPr>
+            <w:r>
+              <w:rPr>
+                <w:sz w:val="19"/>
+              </w:rPr>
+              <w:t xml:space="preserve">Efectivo, tarjeta o transferencia</w:t>
+            </w:r>
+          </w:p>
+        </w:tc>
+      </w:tr>
+      <w:tr>
+        <w:tc>
+          <w:tcPr/>
+          <w:p>
+            <w:pPr>
+              <w:pStyle w:val="Compact"/>
+              <w:jc w:val="left"/>
+            </w:pPr>
+            <w:r>
+              <w:rPr>
+                <w:sz w:val="19"/>
+              </w:rPr>
+              <w:t xml:space="preserve">estado</w:t>
+            </w:r>
+          </w:p>
+        </w:tc>
+        <w:tc>
+          <w:tcPr/>
+          <w:p>
+            <w:pPr>
+              <w:pStyle w:val="Compact"/>
+              <w:jc w:val="left"/>
+            </w:pPr>
+            <w:r>
+              <w:rPr>
+                <w:sz w:val="19"/>
+              </w:rPr>
+              <w:t xml:space="preserve">EstadoFactura</w:t>
+            </w:r>
+          </w:p>
+        </w:tc>
+        <w:tc>
+          <w:tcPr/>
+          <w:p>
+            <w:pPr>
+              <w:pStyle w:val="Compact"/>
+              <w:jc w:val="left"/>
+            </w:pPr>
+            <w:r>
+              <w:rPr>
+                <w:rStyle w:val="VerbatimChar"/>
+                <w:sz w:val="19"/>
+              </w:rPr>
+              <w:t xml:space="preserve">EMITIDA</w:t>
+            </w:r>
+            <w:r>
+              <w:rPr>
+                <w:sz w:val="19"/>
+              </w:rPr>
+              <w:t xml:space="preserve"> </w:t>
+            </w:r>
+            <w:r>
+              <w:rPr>
+                <w:sz w:val="19"/>
+              </w:rPr>
+              <w:t xml:space="preserve">o</w:t>
+            </w:r>
+            <w:r>
+              <w:rPr>
+                <w:sz w:val="19"/>
+              </w:rPr>
+              <w:t xml:space="preserve"> </w:t>
+            </w:r>
+            <w:r>
+              <w:rPr>
+                <w:rStyle w:val="VerbatimChar"/>
+                <w:sz w:val="19"/>
+              </w:rPr>
+              <w:t xml:space="preserve">ANULADA</w:t>
             </w:r>
           </w:p>
         </w:tc>
@@ -5418,7 +7715,7 @@
     <w:tbl>
       <w:tblPr>
         <w:tblStyle w:val="Table"/>
-        <w:tblW w:type="auto" w:w="0"/>
+        <w:tblW w:type="pct" w:w="5000"/>
         <w:tblLook w:firstRow="1" w:lastRow="0" w:firstColumn="0" w:lastColumn="0" w:noHBand="0" w:noVBand="0" w:val="0020"/>
         <w:jc w:val="start"/>
         <w:tblBorders>
@@ -5487,23 +7784,35 @@
               <w:rPr>
                 <w:sz w:val="19"/>
               </w:rPr>
-              <w:t xml:space="preserve">calcularSubtotal(): double</w:t>
-            </w:r>
-          </w:p>
-        </w:tc>
-        <w:tc>
-          <w:tcPr/>
-          <w:p>
-            <w:pPr>
-              <w:pStyle w:val="Compact"/>
-              <w:jc w:val="left"/>
-            </w:pPr>
-            <w:r>
-              <w:rPr>
-                <w:rStyle w:val="VerbatimChar"/>
-                <w:sz w:val="19"/>
-              </w:rPr>
-              <w:t xml:space="preserve">cantidad × precioUnitario</w:t>
+              <w:t xml:space="preserve">agregarDetalle(Producto, int): void</w:t>
+            </w:r>
+          </w:p>
+        </w:tc>
+        <w:tc>
+          <w:tcPr/>
+          <w:p>
+            <w:pPr>
+              <w:pStyle w:val="Compact"/>
+              <w:jc w:val="left"/>
+            </w:pPr>
+            <w:r>
+              <w:rPr>
+                <w:sz w:val="19"/>
+              </w:rPr>
+              <w:t xml:space="preserve">Crea la línea; si el producto ya está, suma la cantidad. Lanza</w:t>
+            </w:r>
+            <w:r>
+              <w:rPr>
+                <w:sz w:val="19"/>
+              </w:rPr>
+              <w:t xml:space="preserve"> </w:t>
+            </w:r>
+            <w:r>
+              <w:rPr>
+                <w:rStyle w:val="VerbatimChar"/>
+                <w:sz w:val="19"/>
+              </w:rPr>
+              <w:t xml:space="preserve">StockInsuficienteException</w:t>
             </w:r>
           </w:p>
         </w:tc>
@@ -5520,23 +7829,22 @@
               <w:rPr>
                 <w:sz w:val="19"/>
               </w:rPr>
-              <w:t xml:space="preserve">calcularImpuesto(): double</w:t>
-            </w:r>
-          </w:p>
-        </w:tc>
-        <w:tc>
-          <w:tcPr/>
-          <w:p>
-            <w:pPr>
-              <w:pStyle w:val="Compact"/>
-              <w:jc w:val="left"/>
-            </w:pPr>
-            <w:r>
-              <w:rPr>
-                <w:rStyle w:val="VerbatimChar"/>
-                <w:sz w:val="19"/>
-              </w:rPr>
-              <w:t xml:space="preserve">subtotal × porcentajeImpuesto / 100</w:t>
+              <w:t xml:space="preserve">eliminarDetalle(int): void</w:t>
+            </w:r>
+          </w:p>
+        </w:tc>
+        <w:tc>
+          <w:tcPr/>
+          <w:p>
+            <w:pPr>
+              <w:pStyle w:val="Compact"/>
+              <w:jc w:val="left"/>
+            </w:pPr>
+            <w:r>
+              <w:rPr>
+                <w:sz w:val="19"/>
+              </w:rPr>
+              <w:t xml:space="preserve">Quita una línea</w:t>
             </w:r>
           </w:p>
         </w:tc>
@@ -5553,29 +7861,1505 @@
               <w:rPr>
                 <w:sz w:val="19"/>
               </w:rPr>
-              <w:t xml:space="preserve">calcularTotal(): double</w:t>
-            </w:r>
-          </w:p>
-        </w:tc>
-        <w:tc>
-          <w:tcPr/>
-          <w:p>
-            <w:pPr>
-              <w:pStyle w:val="Compact"/>
-              <w:jc w:val="left"/>
-            </w:pPr>
-            <w:r>
-              <w:rPr>
-                <w:sz w:val="19"/>
-              </w:rPr>
-              <w:t xml:space="preserve">Subtotal más impuesto</w:t>
+              <w:t xml:space="preserve">calcularSubtotal / calcularDescuento / calcularImpuesto / calcularTotal</w:t>
+            </w:r>
+          </w:p>
+        </w:tc>
+        <w:tc>
+          <w:tcPr/>
+          <w:p>
+            <w:pPr>
+              <w:pStyle w:val="Compact"/>
+              <w:jc w:val="left"/>
+            </w:pPr>
+            <w:r>
+              <w:rPr>
+                <w:sz w:val="19"/>
+              </w:rPr>
+              <w:t xml:space="preserve">Recorren</w:t>
+            </w:r>
+            <w:r>
+              <w:rPr>
+                <w:sz w:val="19"/>
+              </w:rPr>
+              <w:t xml:space="preserve"> </w:t>
+            </w:r>
+            <w:r>
+              <w:rPr>
+                <w:rStyle w:val="VerbatimChar"/>
+                <w:sz w:val="19"/>
+              </w:rPr>
+              <w:t xml:space="preserve">detalles</w:t>
+            </w:r>
+            <w:r>
+              <w:rPr>
+                <w:sz w:val="19"/>
+              </w:rPr>
+              <w:t xml:space="preserve"> </w:t>
+            </w:r>
+            <w:r>
+              <w:rPr>
+                <w:sz w:val="19"/>
+              </w:rPr>
+              <w:t xml:space="preserve">y suman; el impuesto de cada línea lo da su producto (polimorfismo)</w:t>
+            </w:r>
+          </w:p>
+        </w:tc>
+      </w:tr>
+      <w:tr>
+        <w:tc>
+          <w:tcPr/>
+          <w:p>
+            <w:pPr>
+              <w:pStyle w:val="Compact"/>
+              <w:jc w:val="left"/>
+            </w:pPr>
+            <w:r>
+              <w:rPr>
+                <w:sz w:val="19"/>
+              </w:rPr>
+              <w:t xml:space="preserve">anular(): void</w:t>
+            </w:r>
+          </w:p>
+        </w:tc>
+        <w:tc>
+          <w:tcPr/>
+          <w:p>
+            <w:pPr>
+              <w:pStyle w:val="Compact"/>
+              <w:jc w:val="left"/>
+            </w:pPr>
+            <w:r>
+              <w:rPr>
+                <w:sz w:val="19"/>
+              </w:rPr>
+              <w:t xml:space="preserve">Cambia el estado a</w:t>
+            </w:r>
+            <w:r>
+              <w:rPr>
+                <w:sz w:val="19"/>
+              </w:rPr>
+              <w:t xml:space="preserve"> </w:t>
+            </w:r>
+            <w:r>
+              <w:rPr>
+                <w:rStyle w:val="VerbatimChar"/>
+                <w:sz w:val="19"/>
+              </w:rPr>
+              <w:t xml:space="preserve">ANULADA</w:t>
+            </w:r>
+          </w:p>
+        </w:tc>
+      </w:tr>
+      <w:tr>
+        <w:tc>
+          <w:tcPr/>
+          <w:p>
+            <w:pPr>
+              <w:pStyle w:val="Compact"/>
+              <w:jc w:val="left"/>
+            </w:pPr>
+            <w:r>
+              <w:rPr>
+                <w:sz w:val="19"/>
+              </w:rPr>
+              <w:t xml:space="preserve">mostrarInformacion(): String</w:t>
+            </w:r>
+          </w:p>
+        </w:tc>
+        <w:tc>
+          <w:tcPr/>
+          <w:p>
+            <w:pPr>
+              <w:pStyle w:val="Compact"/>
+              <w:jc w:val="left"/>
+            </w:pPr>
+            <w:r>
+              <w:rPr>
+                <w:sz w:val="19"/>
+              </w:rPr>
+              <w:t xml:space="preserve">Arma el desglose completo de la factura como texto</w:t>
+            </w:r>
+          </w:p>
+        </w:tc>
+      </w:tr>
+      <w:tr>
+        <w:tc>
+          <w:tcPr/>
+          <w:p>
+            <w:pPr>
+              <w:pStyle w:val="Compact"/>
+              <w:jc w:val="left"/>
+            </w:pPr>
+            <w:r>
+              <w:rPr>
+                <w:sz w:val="19"/>
+              </w:rPr>
+              <w:t xml:space="preserve">generarArchivo(String carpeta): void</w:t>
+            </w:r>
+          </w:p>
+        </w:tc>
+        <w:tc>
+          <w:tcPr/>
+          <w:p>
+            <w:pPr>
+              <w:pStyle w:val="Compact"/>
+              <w:jc w:val="left"/>
+            </w:pPr>
+            <w:r>
+              <w:rPr>
+                <w:sz w:val="19"/>
+              </w:rPr>
+              <w:t xml:space="preserve">Escribe</w:t>
+            </w:r>
+            <w:r>
+              <w:rPr>
+                <w:sz w:val="19"/>
+              </w:rPr>
+              <w:t xml:space="preserve"> </w:t>
+            </w:r>
+            <w:r>
+              <w:rPr>
+                <w:rStyle w:val="VerbatimChar"/>
+                <w:sz w:val="19"/>
+              </w:rPr>
+              <w:t xml:space="preserve">mostrarInformacion()</w:t>
+            </w:r>
+            <w:r>
+              <w:rPr>
+                <w:sz w:val="19"/>
+              </w:rPr>
+              <w:t xml:space="preserve"> </w:t>
+            </w:r>
+            <w:r>
+              <w:rPr>
+                <w:sz w:val="19"/>
+              </w:rPr>
+              <w:t xml:space="preserve">en</w:t>
+            </w:r>
+            <w:r>
+              <w:rPr>
+                <w:sz w:val="19"/>
+              </w:rPr>
+              <w:t xml:space="preserve"> </w:t>
+            </w:r>
+            <w:r>
+              <w:rPr>
+                <w:rStyle w:val="VerbatimChar"/>
+                <w:sz w:val="19"/>
+              </w:rPr>
+              <w:t xml:space="preserve">FC-000123.txt</w:t>
+            </w:r>
+            <w:r>
+              <w:rPr>
+                <w:sz w:val="19"/>
+              </w:rPr>
+              <w:t xml:space="preserve"> </w:t>
+            </w:r>
+            <w:r>
+              <w:rPr>
+                <w:sz w:val="19"/>
+              </w:rPr>
+              <w:t xml:space="preserve">con</w:t>
+            </w:r>
+            <w:r>
+              <w:rPr>
+                <w:sz w:val="19"/>
+              </w:rPr>
+              <w:t xml:space="preserve"> </w:t>
+            </w:r>
+            <w:r>
+              <w:rPr>
+                <w:rStyle w:val="VerbatimChar"/>
+                <w:sz w:val="19"/>
+              </w:rPr>
+              <w:t xml:space="preserve">FileWriter</w:t>
+            </w:r>
+            <w:r>
+              <w:rPr>
+                <w:sz w:val="19"/>
+              </w:rPr>
+              <w:t xml:space="preserve">, manejando</w:t>
+            </w:r>
+            <w:r>
+              <w:rPr>
+                <w:sz w:val="19"/>
+              </w:rPr>
+              <w:t xml:space="preserve"> </w:t>
+            </w:r>
+            <w:r>
+              <w:rPr>
+                <w:rStyle w:val="VerbatimChar"/>
+                <w:sz w:val="19"/>
+              </w:rPr>
+              <w:t xml:space="preserve">IOException</w:t>
+            </w:r>
+            <w:r>
+              <w:rPr>
+                <w:sz w:val="19"/>
+              </w:rPr>
+              <w:t xml:space="preserve"> </w:t>
+            </w:r>
+            <w:r>
+              <w:rPr>
+                <w:sz w:val="19"/>
+              </w:rPr>
+              <w:t xml:space="preserve">con</w:t>
+            </w:r>
+            <w:r>
+              <w:rPr>
+                <w:sz w:val="19"/>
+              </w:rPr>
+              <w:t xml:space="preserve"> </w:t>
+            </w:r>
+            <w:r>
+              <w:rPr>
+                <w:rStyle w:val="VerbatimChar"/>
+                <w:sz w:val="19"/>
+              </w:rPr>
+              <w:t xml:space="preserve">try/catch/finally</w:t>
             </w:r>
           </w:p>
         </w:tc>
       </w:tr>
     </w:tbl>
-    <w:bookmarkEnd w:id="36"/>
-    <w:bookmarkStart w:id="37" w:name="enumeraciones"/>
+    <w:p>
+      <w:pPr>
+        <w:pStyle w:val="BodyText"/>
+      </w:pPr>
+      <w:r>
+        <w:rPr>
+          <w:bCs/>
+          <w:b/>
+        </w:rPr>
+        <w:t xml:space="preserve">Relaciones:</w:t>
+      </w:r>
+      <w:r>
+        <w:t xml:space="preserve"> </w:t>
+      </w:r>
+      <w:r>
+        <w:rPr>
+          <w:bCs/>
+          <w:b/>
+        </w:rPr>
+        <w:t xml:space="preserve">composición</w:t>
+      </w:r>
+      <w:r>
+        <w:t xml:space="preserve"> </w:t>
+      </w:r>
+      <w:r>
+        <w:t xml:space="preserve">con</w:t>
+      </w:r>
+      <w:r>
+        <w:t xml:space="preserve"> </w:t>
+      </w:r>
+      <w:r>
+        <w:rPr>
+          <w:rStyle w:val="VerbatimChar"/>
+        </w:rPr>
+        <w:t xml:space="preserve">DetalleFactura</w:t>
+      </w:r>
+      <w:r>
+        <w:t xml:space="preserve"> </w:t>
+      </w:r>
+      <w:r>
+        <w:t xml:space="preserve">(1 a 1..*): las líneas no existen sin su factura. Asociación con</w:t>
+      </w:r>
+      <w:r>
+        <w:t xml:space="preserve"> </w:t>
+      </w:r>
+      <w:r>
+        <w:rPr>
+          <w:rStyle w:val="VerbatimChar"/>
+        </w:rPr>
+        <w:t xml:space="preserve">Cliente</w:t>
+      </w:r>
+      <w:r>
+        <w:t xml:space="preserve"> </w:t>
+      </w:r>
+      <w:r>
+        <w:t xml:space="preserve">y</w:t>
+      </w:r>
+      <w:r>
+        <w:t xml:space="preserve"> </w:t>
+      </w:r>
+      <w:r>
+        <w:rPr>
+          <w:rStyle w:val="VerbatimChar"/>
+        </w:rPr>
+        <w:t xml:space="preserve">Usuario</w:t>
+      </w:r>
+      <w:r>
+        <w:t xml:space="preserve"> </w:t>
+      </w:r>
+      <w:r>
+        <w:t xml:space="preserve">(* a 1). La administra</w:t>
+      </w:r>
+      <w:r>
+        <w:t xml:space="preserve"> </w:t>
+      </w:r>
+      <w:r>
+        <w:rPr>
+          <w:rStyle w:val="VerbatimChar"/>
+        </w:rPr>
+        <w:t xml:space="preserve">RegistroFacturas</w:t>
+      </w:r>
+      <w:r>
+        <w:t xml:space="preserve">.</w:t>
+      </w:r>
+    </w:p>
+    <w:bookmarkEnd w:id="42"/>
+    <w:bookmarkStart w:id="43" w:name="detallefactura"/>
+    <w:p>
+      <w:pPr>
+        <w:pStyle w:val="Heading3"/>
+      </w:pPr>
+      <w:r>
+        <w:t xml:space="preserve">DetalleFactura</w:t>
+      </w:r>
+    </w:p>
+    <w:p>
+      <w:pPr>
+        <w:pStyle w:val="FirstParagraph"/>
+      </w:pPr>
+      <w:r>
+        <w:t xml:space="preserve">Línea de una factura. Implementa</w:t>
+      </w:r>
+      <w:r>
+        <w:t xml:space="preserve"> </w:t>
+      </w:r>
+      <w:r>
+        <w:rPr>
+          <w:rStyle w:val="VerbatimChar"/>
+        </w:rPr>
+        <w:t xml:space="preserve">Mostrable</w:t>
+      </w:r>
+      <w:r>
+        <w:t xml:space="preserve">.</w:t>
+      </w:r>
+    </w:p>
+    <w:tbl>
+      <w:tblPr>
+        <w:tblStyle w:val="Table"/>
+        <w:tblW w:type="pct" w:w="5000"/>
+        <w:tblLook w:firstRow="1" w:lastRow="0" w:firstColumn="0" w:lastColumn="0" w:noHBand="0" w:noVBand="0" w:val="0020"/>
+        <w:jc w:val="start"/>
+        <w:tblBorders>
+          <w:top w:val="single" w:sz="4" w:color="8E9BAB"/>
+          <w:left w:val="single" w:sz="4" w:color="8E9BAB"/>
+          <w:bottom w:val="single" w:sz="4" w:color="8E9BAB"/>
+          <w:right w:val="single" w:sz="4" w:color="8E9BAB"/>
+          <w:insideH w:val="single" w:sz="4" w:color="8E9BAB"/>
+          <w:insideV w:val="single" w:sz="4" w:color="8E9BAB"/>
+        </w:tblBorders>
+      </w:tblPr>
+      <w:tblGrid>
+        <w:gridCol w:w="2640"/>
+        <w:gridCol w:w="2640"/>
+        <w:gridCol w:w="2640"/>
+      </w:tblGrid>
+      <w:tr>
+        <w:trPr>
+          <w:tblHeader w:val="true"/>
+        </w:trPr>
+        <w:tc>
+          <w:tcPr>
+            <w:shd w:val="clear" w:fill="DCE4EE"/>
+          </w:tcPr>
+          <w:p>
+            <w:pPr>
+              <w:pStyle w:val="Compact"/>
+              <w:jc w:val="left"/>
+            </w:pPr>
+            <w:r>
+              <w:rPr>
+                <w:b/>
+                <w:sz w:val="19"/>
+              </w:rPr>
+              <w:t xml:space="preserve">Atributo</w:t>
+            </w:r>
+          </w:p>
+        </w:tc>
+        <w:tc>
+          <w:tcPr>
+            <w:shd w:val="clear" w:fill="DCE4EE"/>
+          </w:tcPr>
+          <w:p>
+            <w:pPr>
+              <w:pStyle w:val="Compact"/>
+              <w:jc w:val="left"/>
+            </w:pPr>
+            <w:r>
+              <w:rPr>
+                <w:b/>
+                <w:sz w:val="19"/>
+              </w:rPr>
+              <w:t xml:space="preserve">Tipo</w:t>
+            </w:r>
+          </w:p>
+        </w:tc>
+        <w:tc>
+          <w:tcPr>
+            <w:shd w:val="clear" w:fill="DCE4EE"/>
+          </w:tcPr>
+          <w:p>
+            <w:pPr>
+              <w:pStyle w:val="Compact"/>
+              <w:jc w:val="left"/>
+            </w:pPr>
+            <w:r>
+              <w:rPr>
+                <w:b/>
+                <w:sz w:val="19"/>
+              </w:rPr>
+              <w:t xml:space="preserve">Descripción</w:t>
+            </w:r>
+          </w:p>
+        </w:tc>
+      </w:tr>
+      <w:tr>
+        <w:tc>
+          <w:tcPr/>
+          <w:p>
+            <w:pPr>
+              <w:pStyle w:val="Compact"/>
+              <w:jc w:val="left"/>
+            </w:pPr>
+            <w:r>
+              <w:rPr>
+                <w:sz w:val="19"/>
+              </w:rPr>
+              <w:t xml:space="preserve">producto</w:t>
+            </w:r>
+          </w:p>
+        </w:tc>
+        <w:tc>
+          <w:tcPr/>
+          <w:p>
+            <w:pPr>
+              <w:pStyle w:val="Compact"/>
+              <w:jc w:val="left"/>
+            </w:pPr>
+            <w:r>
+              <w:rPr>
+                <w:sz w:val="19"/>
+              </w:rPr>
+              <w:t xml:space="preserve">Producto</w:t>
+            </w:r>
+          </w:p>
+        </w:tc>
+        <w:tc>
+          <w:tcPr/>
+          <w:p>
+            <w:pPr>
+              <w:pStyle w:val="Compact"/>
+              <w:jc w:val="left"/>
+            </w:pPr>
+            <w:r>
+              <w:rPr>
+                <w:sz w:val="19"/>
+              </w:rPr>
+              <w:t xml:space="preserve">Producto vendido</w:t>
+            </w:r>
+          </w:p>
+        </w:tc>
+      </w:tr>
+      <w:tr>
+        <w:tc>
+          <w:tcPr/>
+          <w:p>
+            <w:pPr>
+              <w:pStyle w:val="Compact"/>
+              <w:jc w:val="left"/>
+            </w:pPr>
+            <w:r>
+              <w:rPr>
+                <w:sz w:val="19"/>
+              </w:rPr>
+              <w:t xml:space="preserve">cantidad</w:t>
+            </w:r>
+          </w:p>
+        </w:tc>
+        <w:tc>
+          <w:tcPr/>
+          <w:p>
+            <w:pPr>
+              <w:pStyle w:val="Compact"/>
+              <w:jc w:val="left"/>
+            </w:pPr>
+            <w:r>
+              <w:rPr>
+                <w:sz w:val="19"/>
+              </w:rPr>
+              <w:t xml:space="preserve">int</w:t>
+            </w:r>
+          </w:p>
+        </w:tc>
+        <w:tc>
+          <w:tcPr/>
+          <w:p>
+            <w:pPr>
+              <w:pStyle w:val="Compact"/>
+              <w:jc w:val="left"/>
+            </w:pPr>
+            <w:r>
+              <w:rPr>
+                <w:sz w:val="19"/>
+              </w:rPr>
+              <w:t xml:space="preserve">Unidades</w:t>
+            </w:r>
+          </w:p>
+        </w:tc>
+      </w:tr>
+      <w:tr>
+        <w:tc>
+          <w:tcPr/>
+          <w:p>
+            <w:pPr>
+              <w:pStyle w:val="Compact"/>
+              <w:jc w:val="left"/>
+            </w:pPr>
+            <w:r>
+              <w:rPr>
+                <w:sz w:val="19"/>
+              </w:rPr>
+              <w:t xml:space="preserve">precioUnitario</w:t>
+            </w:r>
+          </w:p>
+        </w:tc>
+        <w:tc>
+          <w:tcPr/>
+          <w:p>
+            <w:pPr>
+              <w:pStyle w:val="Compact"/>
+              <w:jc w:val="left"/>
+            </w:pPr>
+            <w:r>
+              <w:rPr>
+                <w:sz w:val="19"/>
+              </w:rPr>
+              <w:t xml:space="preserve">double</w:t>
+            </w:r>
+          </w:p>
+        </w:tc>
+        <w:tc>
+          <w:tcPr/>
+          <w:p>
+            <w:pPr>
+              <w:pStyle w:val="Compact"/>
+              <w:jc w:val="left"/>
+            </w:pPr>
+            <w:r>
+              <w:rPr>
+                <w:sz w:val="19"/>
+              </w:rPr>
+              <w:t xml:space="preserve">Copia del</w:t>
+            </w:r>
+            <w:r>
+              <w:rPr>
+                <w:sz w:val="19"/>
+              </w:rPr>
+              <w:t xml:space="preserve"> </w:t>
+            </w:r>
+            <w:r>
+              <w:rPr>
+                <w:rStyle w:val="VerbatimChar"/>
+                <w:sz w:val="19"/>
+              </w:rPr>
+              <w:t xml:space="preserve">valorVenta</w:t>
+            </w:r>
+            <w:r>
+              <w:rPr>
+                <w:sz w:val="19"/>
+              </w:rPr>
+              <w:t xml:space="preserve"> </w:t>
+            </w:r>
+            <w:r>
+              <w:rPr>
+                <w:sz w:val="19"/>
+              </w:rPr>
+              <w:t xml:space="preserve">al momento de la venta, para conservar el histórico</w:t>
+            </w:r>
+          </w:p>
+        </w:tc>
+      </w:tr>
+    </w:tbl>
+    <w:p/>
+    <w:tbl>
+      <w:tblPr>
+        <w:tblStyle w:val="Table"/>
+        <w:tblW w:type="pct" w:w="5000"/>
+        <w:tblLook w:firstRow="1" w:lastRow="0" w:firstColumn="0" w:lastColumn="0" w:noHBand="0" w:noVBand="0" w:val="0020"/>
+        <w:jc w:val="start"/>
+        <w:tblBorders>
+          <w:top w:val="single" w:sz="4" w:color="8E9BAB"/>
+          <w:left w:val="single" w:sz="4" w:color="8E9BAB"/>
+          <w:bottom w:val="single" w:sz="4" w:color="8E9BAB"/>
+          <w:right w:val="single" w:sz="4" w:color="8E9BAB"/>
+          <w:insideH w:val="single" w:sz="4" w:color="8E9BAB"/>
+          <w:insideV w:val="single" w:sz="4" w:color="8E9BAB"/>
+        </w:tblBorders>
+      </w:tblPr>
+      <w:tblGrid>
+        <w:gridCol w:w="3960"/>
+        <w:gridCol w:w="3960"/>
+      </w:tblGrid>
+      <w:tr>
+        <w:trPr>
+          <w:tblHeader w:val="true"/>
+        </w:trPr>
+        <w:tc>
+          <w:tcPr>
+            <w:shd w:val="clear" w:fill="DCE4EE"/>
+          </w:tcPr>
+          <w:p>
+            <w:pPr>
+              <w:pStyle w:val="Compact"/>
+              <w:jc w:val="left"/>
+            </w:pPr>
+            <w:r>
+              <w:rPr>
+                <w:b/>
+                <w:sz w:val="19"/>
+              </w:rPr>
+              <w:t xml:space="preserve">Método</w:t>
+            </w:r>
+          </w:p>
+        </w:tc>
+        <w:tc>
+          <w:tcPr>
+            <w:shd w:val="clear" w:fill="DCE4EE"/>
+          </w:tcPr>
+          <w:p>
+            <w:pPr>
+              <w:pStyle w:val="Compact"/>
+              <w:jc w:val="left"/>
+            </w:pPr>
+            <w:r>
+              <w:rPr>
+                <w:b/>
+                <w:sz w:val="19"/>
+              </w:rPr>
+              <w:t xml:space="preserve">Descripción</w:t>
+            </w:r>
+          </w:p>
+        </w:tc>
+      </w:tr>
+      <w:tr>
+        <w:tc>
+          <w:tcPr/>
+          <w:p>
+            <w:pPr>
+              <w:pStyle w:val="Compact"/>
+              <w:jc w:val="left"/>
+            </w:pPr>
+            <w:r>
+              <w:rPr>
+                <w:sz w:val="19"/>
+              </w:rPr>
+              <w:t xml:space="preserve">calcularSubtotal(): double</w:t>
+            </w:r>
+          </w:p>
+        </w:tc>
+        <w:tc>
+          <w:tcPr/>
+          <w:p>
+            <w:pPr>
+              <w:pStyle w:val="Compact"/>
+              <w:jc w:val="left"/>
+            </w:pPr>
+            <w:r>
+              <w:rPr>
+                <w:rStyle w:val="VerbatimChar"/>
+                <w:sz w:val="19"/>
+              </w:rPr>
+              <w:t xml:space="preserve">cantidad × precioUnitario</w:t>
+            </w:r>
+          </w:p>
+        </w:tc>
+      </w:tr>
+      <w:tr>
+        <w:tc>
+          <w:tcPr/>
+          <w:p>
+            <w:pPr>
+              <w:pStyle w:val="Compact"/>
+              <w:jc w:val="left"/>
+            </w:pPr>
+            <w:r>
+              <w:rPr>
+                <w:sz w:val="19"/>
+              </w:rPr>
+              <w:t xml:space="preserve">calcularImpuesto(): double</w:t>
+            </w:r>
+          </w:p>
+        </w:tc>
+        <w:tc>
+          <w:tcPr/>
+          <w:p>
+            <w:pPr>
+              <w:pStyle w:val="Compact"/>
+              <w:jc w:val="left"/>
+            </w:pPr>
+            <w:r>
+              <w:rPr>
+                <w:rStyle w:val="VerbatimChar"/>
+                <w:sz w:val="19"/>
+              </w:rPr>
+              <w:t xml:space="preserve">subtotal × producto.obtenerPorcentajeImpuesto()</w:t>
+            </w:r>
+          </w:p>
+        </w:tc>
+      </w:tr>
+      <w:tr>
+        <w:tc>
+          <w:tcPr/>
+          <w:p>
+            <w:pPr>
+              <w:pStyle w:val="Compact"/>
+              <w:jc w:val="left"/>
+            </w:pPr>
+            <w:r>
+              <w:rPr>
+                <w:sz w:val="19"/>
+              </w:rPr>
+              <w:t xml:space="preserve">calcularTotal(): double</w:t>
+            </w:r>
+          </w:p>
+        </w:tc>
+        <w:tc>
+          <w:tcPr/>
+          <w:p>
+            <w:pPr>
+              <w:pStyle w:val="Compact"/>
+              <w:jc w:val="left"/>
+            </w:pPr>
+            <w:r>
+              <w:rPr>
+                <w:sz w:val="19"/>
+              </w:rPr>
+              <w:t xml:space="preserve">Subtotal más impuesto</w:t>
+            </w:r>
+          </w:p>
+        </w:tc>
+      </w:tr>
+      <w:tr>
+        <w:tc>
+          <w:tcPr/>
+          <w:p>
+            <w:pPr>
+              <w:pStyle w:val="Compact"/>
+              <w:jc w:val="left"/>
+            </w:pPr>
+            <w:r>
+              <w:rPr>
+                <w:sz w:val="19"/>
+              </w:rPr>
+              <w:t xml:space="preserve">mostrarInformacion(): String</w:t>
+            </w:r>
+          </w:p>
+        </w:tc>
+        <w:tc>
+          <w:tcPr/>
+          <w:p>
+            <w:pPr>
+              <w:pStyle w:val="Compact"/>
+              <w:jc w:val="left"/>
+            </w:pPr>
+            <w:r>
+              <w:rPr>
+                <w:sz w:val="19"/>
+              </w:rPr>
+              <w:t xml:space="preserve">Una línea del desglose: cantidad, descripción, precio y total</w:t>
+            </w:r>
+          </w:p>
+        </w:tc>
+      </w:tr>
+    </w:tbl>
+    <w:bookmarkEnd w:id="43"/>
+    <w:bookmarkStart w:id="44" w:name="X949794d89de1b70e9958dd5a81143eda8d1ce33"/>
+    <w:p>
+      <w:pPr>
+        <w:pStyle w:val="Heading3"/>
+      </w:pPr>
+      <w:r>
+        <w:t xml:space="preserve">RegistroUsuarios, RegistroClientes y RegistroFacturas</w:t>
+      </w:r>
+    </w:p>
+    <w:p>
+      <w:pPr>
+        <w:pStyle w:val="FirstParagraph"/>
+      </w:pPr>
+      <w:r>
+        <w:t xml:space="preserve">Clases que administran las colecciones, con el mismo patrón de</w:t>
+      </w:r>
+      <w:r>
+        <w:t xml:space="preserve"> </w:t>
+      </w:r>
+      <w:r>
+        <w:rPr>
+          <w:rStyle w:val="VerbatimChar"/>
+        </w:rPr>
+        <w:t xml:space="preserve">Inventario</w:t>
+      </w:r>
+      <w:r>
+        <w:t xml:space="preserve">.</w:t>
+      </w:r>
+    </w:p>
+    <w:tbl>
+      <w:tblPr>
+        <w:tblStyle w:val="Table"/>
+        <w:tblW w:type="pct" w:w="5000"/>
+        <w:tblLook w:firstRow="1" w:lastRow="0" w:firstColumn="0" w:lastColumn="0" w:noHBand="0" w:noVBand="0" w:val="0020"/>
+        <w:jc w:val="start"/>
+        <w:tblBorders>
+          <w:top w:val="single" w:sz="4" w:color="8E9BAB"/>
+          <w:left w:val="single" w:sz="4" w:color="8E9BAB"/>
+          <w:bottom w:val="single" w:sz="4" w:color="8E9BAB"/>
+          <w:right w:val="single" w:sz="4" w:color="8E9BAB"/>
+          <w:insideH w:val="single" w:sz="4" w:color="8E9BAB"/>
+          <w:insideV w:val="single" w:sz="4" w:color="8E9BAB"/>
+        </w:tblBorders>
+      </w:tblPr>
+      <w:tblGrid>
+        <w:gridCol w:w="2640"/>
+        <w:gridCol w:w="2640"/>
+        <w:gridCol w:w="2640"/>
+      </w:tblGrid>
+      <w:tr>
+        <w:trPr>
+          <w:tblHeader w:val="true"/>
+        </w:trPr>
+        <w:tc>
+          <w:tcPr>
+            <w:shd w:val="clear" w:fill="DCE4EE"/>
+          </w:tcPr>
+          <w:p>
+            <w:pPr>
+              <w:pStyle w:val="Compact"/>
+              <w:jc w:val="left"/>
+            </w:pPr>
+            <w:r>
+              <w:rPr>
+                <w:b/>
+                <w:sz w:val="19"/>
+              </w:rPr>
+              <w:t xml:space="preserve">Clase</w:t>
+            </w:r>
+          </w:p>
+        </w:tc>
+        <w:tc>
+          <w:tcPr>
+            <w:shd w:val="clear" w:fill="DCE4EE"/>
+          </w:tcPr>
+          <w:p>
+            <w:pPr>
+              <w:pStyle w:val="Compact"/>
+              <w:jc w:val="left"/>
+            </w:pPr>
+            <w:r>
+              <w:rPr>
+                <w:b/>
+                <w:sz w:val="19"/>
+              </w:rPr>
+              <w:t xml:space="preserve">Atributo</w:t>
+            </w:r>
+          </w:p>
+        </w:tc>
+        <w:tc>
+          <w:tcPr>
+            <w:shd w:val="clear" w:fill="DCE4EE"/>
+          </w:tcPr>
+          <w:p>
+            <w:pPr>
+              <w:pStyle w:val="Compact"/>
+              <w:jc w:val="left"/>
+            </w:pPr>
+            <w:r>
+              <w:rPr>
+                <w:b/>
+                <w:sz w:val="19"/>
+              </w:rPr>
+              <w:t xml:space="preserve">Métodos</w:t>
+            </w:r>
+          </w:p>
+        </w:tc>
+      </w:tr>
+      <w:tr>
+        <w:tc>
+          <w:tcPr/>
+          <w:p>
+            <w:pPr>
+              <w:pStyle w:val="Compact"/>
+              <w:jc w:val="left"/>
+            </w:pPr>
+            <w:r>
+              <w:rPr>
+                <w:bCs/>
+                <w:b/>
+                <w:sz w:val="19"/>
+              </w:rPr>
+              <w:t xml:space="preserve">RegistroUsuarios</w:t>
+            </w:r>
+          </w:p>
+        </w:tc>
+        <w:tc>
+          <w:tcPr/>
+          <w:p>
+            <w:pPr>
+              <w:pStyle w:val="Compact"/>
+              <w:jc w:val="left"/>
+            </w:pPr>
+            <w:r>
+              <w:rPr>
+                <w:rStyle w:val="VerbatimChar"/>
+                <w:sz w:val="19"/>
+              </w:rPr>
+              <w:t xml:space="preserve">usuarios: ArrayList&lt;Usuario&gt;</w:t>
+            </w:r>
+          </w:p>
+        </w:tc>
+        <w:tc>
+          <w:tcPr/>
+          <w:p>
+            <w:pPr>
+              <w:pStyle w:val="Compact"/>
+              <w:jc w:val="left"/>
+            </w:pPr>
+            <w:r>
+              <w:rPr>
+                <w:rStyle w:val="VerbatimChar"/>
+                <w:sz w:val="19"/>
+              </w:rPr>
+              <w:t xml:space="preserve">agregarUsuario</w:t>
+            </w:r>
+            <w:r>
+              <w:rPr>
+                <w:sz w:val="19"/>
+              </w:rPr>
+              <w:t xml:space="preserve">,</w:t>
+            </w:r>
+            <w:r>
+              <w:rPr>
+                <w:sz w:val="19"/>
+              </w:rPr>
+              <w:t xml:space="preserve"> </w:t>
+            </w:r>
+            <w:r>
+              <w:rPr>
+                <w:rStyle w:val="VerbatimChar"/>
+                <w:sz w:val="19"/>
+              </w:rPr>
+              <w:t xml:space="preserve">editarUsuario</w:t>
+            </w:r>
+            <w:r>
+              <w:rPr>
+                <w:sz w:val="19"/>
+              </w:rPr>
+              <w:t xml:space="preserve">,</w:t>
+            </w:r>
+            <w:r>
+              <w:rPr>
+                <w:sz w:val="19"/>
+              </w:rPr>
+              <w:t xml:space="preserve"> </w:t>
+            </w:r>
+            <w:r>
+              <w:rPr>
+                <w:rStyle w:val="VerbatimChar"/>
+                <w:sz w:val="19"/>
+              </w:rPr>
+              <w:t xml:space="preserve">desactivarUsuario</w:t>
+            </w:r>
+            <w:r>
+              <w:rPr>
+                <w:sz w:val="19"/>
+              </w:rPr>
+              <w:t xml:space="preserve">,</w:t>
+            </w:r>
+            <w:r>
+              <w:rPr>
+                <w:sz w:val="19"/>
+              </w:rPr>
+              <w:t xml:space="preserve"> </w:t>
+            </w:r>
+            <w:r>
+              <w:rPr>
+                <w:rStyle w:val="VerbatimChar"/>
+                <w:sz w:val="19"/>
+              </w:rPr>
+              <w:t xml:space="preserve">iniciarSesion(nombreUsuario, contrasena)</w:t>
+            </w:r>
+            <w:r>
+              <w:rPr>
+                <w:sz w:val="19"/>
+              </w:rPr>
+              <w:t xml:space="preserve"> </w:t>
+            </w:r>
+            <w:r>
+              <w:rPr>
+                <w:sz w:val="19"/>
+              </w:rPr>
+              <w:t xml:space="preserve">que devuelve el</w:t>
+            </w:r>
+            <w:r>
+              <w:rPr>
+                <w:sz w:val="19"/>
+              </w:rPr>
+              <w:t xml:space="preserve"> </w:t>
+            </w:r>
+            <w:r>
+              <w:rPr>
+                <w:rStyle w:val="VerbatimChar"/>
+                <w:sz w:val="19"/>
+              </w:rPr>
+              <w:t xml:space="preserve">Usuario</w:t>
+            </w:r>
+            <w:r>
+              <w:rPr>
+                <w:sz w:val="19"/>
+              </w:rPr>
+              <w:t xml:space="preserve"> </w:t>
+            </w:r>
+            <w:r>
+              <w:rPr>
+                <w:sz w:val="19"/>
+              </w:rPr>
+              <w:t xml:space="preserve">o lanza</w:t>
+            </w:r>
+            <w:r>
+              <w:rPr>
+                <w:sz w:val="19"/>
+              </w:rPr>
+              <w:t xml:space="preserve"> </w:t>
+            </w:r>
+            <w:r>
+              <w:rPr>
+                <w:rStyle w:val="VerbatimChar"/>
+                <w:sz w:val="19"/>
+              </w:rPr>
+              <w:t xml:space="preserve">CredencialesInvalidasException</w:t>
+            </w:r>
+          </w:p>
+        </w:tc>
+      </w:tr>
+      <w:tr>
+        <w:tc>
+          <w:tcPr/>
+          <w:p>
+            <w:pPr>
+              <w:pStyle w:val="Compact"/>
+              <w:jc w:val="left"/>
+            </w:pPr>
+            <w:r>
+              <w:rPr>
+                <w:bCs/>
+                <w:b/>
+                <w:sz w:val="19"/>
+              </w:rPr>
+              <w:t xml:space="preserve">RegistroClientes</w:t>
+            </w:r>
+          </w:p>
+        </w:tc>
+        <w:tc>
+          <w:tcPr/>
+          <w:p>
+            <w:pPr>
+              <w:pStyle w:val="Compact"/>
+              <w:jc w:val="left"/>
+            </w:pPr>
+            <w:r>
+              <w:rPr>
+                <w:rStyle w:val="VerbatimChar"/>
+                <w:sz w:val="19"/>
+              </w:rPr>
+              <w:t xml:space="preserve">clientes: ArrayList&lt;Cliente&gt;</w:t>
+            </w:r>
+          </w:p>
+        </w:tc>
+        <w:tc>
+          <w:tcPr/>
+          <w:p>
+            <w:pPr>
+              <w:pStyle w:val="Compact"/>
+              <w:jc w:val="left"/>
+            </w:pPr>
+            <w:r>
+              <w:rPr>
+                <w:rStyle w:val="VerbatimChar"/>
+                <w:sz w:val="19"/>
+              </w:rPr>
+              <w:t xml:space="preserve">agregarCliente</w:t>
+            </w:r>
+            <w:r>
+              <w:rPr>
+                <w:sz w:val="19"/>
+              </w:rPr>
+              <w:t xml:space="preserve"> </w:t>
+            </w:r>
+            <w:r>
+              <w:rPr>
+                <w:sz w:val="19"/>
+              </w:rPr>
+              <w:t xml:space="preserve">(rechaza identificaciones repetidas),</w:t>
+            </w:r>
+            <w:r>
+              <w:rPr>
+                <w:sz w:val="19"/>
+              </w:rPr>
+              <w:t xml:space="preserve"> </w:t>
+            </w:r>
+            <w:r>
+              <w:rPr>
+                <w:rStyle w:val="VerbatimChar"/>
+                <w:sz w:val="19"/>
+              </w:rPr>
+              <w:t xml:space="preserve">editarCliente</w:t>
+            </w:r>
+            <w:r>
+              <w:rPr>
+                <w:sz w:val="19"/>
+              </w:rPr>
+              <w:t xml:space="preserve">,</w:t>
+            </w:r>
+            <w:r>
+              <w:rPr>
+                <w:sz w:val="19"/>
+              </w:rPr>
+              <w:t xml:space="preserve"> </w:t>
+            </w:r>
+            <w:r>
+              <w:rPr>
+                <w:rStyle w:val="VerbatimChar"/>
+                <w:sz w:val="19"/>
+              </w:rPr>
+              <w:t xml:space="preserve">desactivarCliente</w:t>
+            </w:r>
+            <w:r>
+              <w:rPr>
+                <w:sz w:val="19"/>
+              </w:rPr>
+              <w:t xml:space="preserve">,</w:t>
+            </w:r>
+            <w:r>
+              <w:rPr>
+                <w:sz w:val="19"/>
+              </w:rPr>
+              <w:t xml:space="preserve"> </w:t>
+            </w:r>
+            <w:r>
+              <w:rPr>
+                <w:rStyle w:val="VerbatimChar"/>
+                <w:sz w:val="19"/>
+              </w:rPr>
+              <w:t xml:space="preserve">buscarCliente(identificacion)</w:t>
+            </w:r>
+            <w:r>
+              <w:rPr>
+                <w:sz w:val="19"/>
+              </w:rPr>
+              <w:t xml:space="preserve">,</w:t>
+            </w:r>
+            <w:r>
+              <w:rPr>
+                <w:sz w:val="19"/>
+              </w:rPr>
+              <w:t xml:space="preserve"> </w:t>
+            </w:r>
+            <w:r>
+              <w:rPr>
+                <w:rStyle w:val="VerbatimChar"/>
+                <w:sz w:val="19"/>
+              </w:rPr>
+              <w:t xml:space="preserve">mostrarClientes</w:t>
+            </w:r>
+          </w:p>
+        </w:tc>
+      </w:tr>
+      <w:tr>
+        <w:tc>
+          <w:tcPr/>
+          <w:p>
+            <w:pPr>
+              <w:pStyle w:val="Compact"/>
+              <w:jc w:val="left"/>
+            </w:pPr>
+            <w:r>
+              <w:rPr>
+                <w:bCs/>
+                <w:b/>
+                <w:sz w:val="19"/>
+              </w:rPr>
+              <w:t xml:space="preserve">RegistroFacturas</w:t>
+            </w:r>
+          </w:p>
+        </w:tc>
+        <w:tc>
+          <w:tcPr/>
+          <w:p>
+            <w:pPr>
+              <w:pStyle w:val="Compact"/>
+              <w:jc w:val="left"/>
+            </w:pPr>
+            <w:r>
+              <w:rPr>
+                <w:rStyle w:val="VerbatimChar"/>
+                <w:sz w:val="19"/>
+              </w:rPr>
+              <w:t xml:space="preserve">facturas: ArrayList&lt;Factura&gt;</w:t>
+            </w:r>
+          </w:p>
+        </w:tc>
+        <w:tc>
+          <w:tcPr/>
+          <w:p>
+            <w:pPr>
+              <w:pStyle w:val="Compact"/>
+              <w:jc w:val="left"/>
+            </w:pPr>
+            <w:r>
+              <w:rPr>
+                <w:rStyle w:val="VerbatimChar"/>
+                <w:sz w:val="19"/>
+              </w:rPr>
+              <w:t xml:space="preserve">agregarFactura</w:t>
+            </w:r>
+            <w:r>
+              <w:rPr>
+                <w:sz w:val="19"/>
+              </w:rPr>
+              <w:t xml:space="preserve">,</w:t>
+            </w:r>
+            <w:r>
+              <w:rPr>
+                <w:sz w:val="19"/>
+              </w:rPr>
+              <w:t xml:space="preserve"> </w:t>
+            </w:r>
+            <w:r>
+              <w:rPr>
+                <w:rStyle w:val="VerbatimChar"/>
+                <w:sz w:val="19"/>
+              </w:rPr>
+              <w:t xml:space="preserve">buscarFactura(numero)</w:t>
+            </w:r>
+            <w:r>
+              <w:rPr>
+                <w:sz w:val="19"/>
+              </w:rPr>
+              <w:t xml:space="preserve">,</w:t>
+            </w:r>
+            <w:r>
+              <w:rPr>
+                <w:sz w:val="19"/>
+              </w:rPr>
+              <w:t xml:space="preserve"> </w:t>
+            </w:r>
+            <w:r>
+              <w:rPr>
+                <w:rStyle w:val="VerbatimChar"/>
+                <w:sz w:val="19"/>
+              </w:rPr>
+              <w:t xml:space="preserve">anularFactura(numero)</w:t>
+            </w:r>
+            <w:r>
+              <w:rPr>
+                <w:sz w:val="19"/>
+              </w:rPr>
+              <w:t xml:space="preserve"> </w:t>
+            </w:r>
+            <w:r>
+              <w:rPr>
+                <w:sz w:val="19"/>
+              </w:rPr>
+              <w:t xml:space="preserve">(devuelve las existencias al inventario),</w:t>
+            </w:r>
+            <w:r>
+              <w:rPr>
+                <w:sz w:val="19"/>
+              </w:rPr>
+              <w:t xml:space="preserve"> </w:t>
+            </w:r>
+            <w:r>
+              <w:rPr>
+                <w:rStyle w:val="VerbatimChar"/>
+                <w:sz w:val="19"/>
+              </w:rPr>
+              <w:t xml:space="preserve">facturasPorFecha(desde, hasta)</w:t>
+            </w:r>
+          </w:p>
+        </w:tc>
+      </w:tr>
+    </w:tbl>
+    <w:bookmarkEnd w:id="44"/>
+    <w:bookmarkStart w:id="45" w:name="excepciones-propias-extends-exception"/>
+    <w:p>
+      <w:pPr>
+        <w:pStyle w:val="Heading3"/>
+      </w:pPr>
+      <w:r>
+        <w:t xml:space="preserve">Excepciones propias (extends Exception)</w:t>
+      </w:r>
+    </w:p>
+    <w:tbl>
+      <w:tblPr>
+        <w:tblStyle w:val="Table"/>
+        <w:tblW w:type="pct" w:w="5000"/>
+        <w:tblLook w:firstRow="1" w:lastRow="0" w:firstColumn="0" w:lastColumn="0" w:noHBand="0" w:noVBand="0" w:val="0020"/>
+        <w:jc w:val="start"/>
+        <w:tblBorders>
+          <w:top w:val="single" w:sz="4" w:color="8E9BAB"/>
+          <w:left w:val="single" w:sz="4" w:color="8E9BAB"/>
+          <w:bottom w:val="single" w:sz="4" w:color="8E9BAB"/>
+          <w:right w:val="single" w:sz="4" w:color="8E9BAB"/>
+          <w:insideH w:val="single" w:sz="4" w:color="8E9BAB"/>
+          <w:insideV w:val="single" w:sz="4" w:color="8E9BAB"/>
+        </w:tblBorders>
+      </w:tblPr>
+      <w:tblGrid>
+        <w:gridCol w:w="3960"/>
+        <w:gridCol w:w="3960"/>
+      </w:tblGrid>
+      <w:tr>
+        <w:trPr>
+          <w:tblHeader w:val="true"/>
+        </w:trPr>
+        <w:tc>
+          <w:tcPr>
+            <w:shd w:val="clear" w:fill="DCE4EE"/>
+          </w:tcPr>
+          <w:p>
+            <w:pPr>
+              <w:pStyle w:val="Compact"/>
+              <w:jc w:val="left"/>
+            </w:pPr>
+            <w:r>
+              <w:rPr>
+                <w:b/>
+                <w:sz w:val="19"/>
+              </w:rPr>
+              <w:t xml:space="preserve">Excepción</w:t>
+            </w:r>
+          </w:p>
+        </w:tc>
+        <w:tc>
+          <w:tcPr>
+            <w:shd w:val="clear" w:fill="DCE4EE"/>
+          </w:tcPr>
+          <w:p>
+            <w:pPr>
+              <w:pStyle w:val="Compact"/>
+              <w:jc w:val="left"/>
+            </w:pPr>
+            <w:r>
+              <w:rPr>
+                <w:b/>
+                <w:sz w:val="19"/>
+              </w:rPr>
+              <w:t xml:space="preserve">Cuándo se lanza</w:t>
+            </w:r>
+          </w:p>
+        </w:tc>
+      </w:tr>
+      <w:tr>
+        <w:tc>
+          <w:tcPr/>
+          <w:p>
+            <w:pPr>
+              <w:pStyle w:val="Compact"/>
+              <w:jc w:val="left"/>
+            </w:pPr>
+            <w:r>
+              <w:rPr>
+                <w:sz w:val="19"/>
+              </w:rPr>
+              <w:t xml:space="preserve">StockInsuficienteException</w:t>
+            </w:r>
+          </w:p>
+        </w:tc>
+        <w:tc>
+          <w:tcPr/>
+          <w:p>
+            <w:pPr>
+              <w:pStyle w:val="Compact"/>
+              <w:jc w:val="left"/>
+            </w:pPr>
+            <w:r>
+              <w:rPr>
+                <w:sz w:val="19"/>
+              </w:rPr>
+              <w:t xml:space="preserve">Se intenta facturar o descontar más unidades de las que hay</w:t>
+            </w:r>
+          </w:p>
+        </w:tc>
+      </w:tr>
+      <w:tr>
+        <w:tc>
+          <w:tcPr/>
+          <w:p>
+            <w:pPr>
+              <w:pStyle w:val="Compact"/>
+              <w:jc w:val="left"/>
+            </w:pPr>
+            <w:r>
+              <w:rPr>
+                <w:sz w:val="19"/>
+              </w:rPr>
+              <w:t xml:space="preserve">CredencialesInvalidasException</w:t>
+            </w:r>
+          </w:p>
+        </w:tc>
+        <w:tc>
+          <w:tcPr/>
+          <w:p>
+            <w:pPr>
+              <w:pStyle w:val="Compact"/>
+              <w:jc w:val="left"/>
+            </w:pPr>
+            <w:r>
+              <w:rPr>
+                <w:sz w:val="19"/>
+              </w:rPr>
+              <w:t xml:space="preserve">Usuario o contraseña incorrectos, o usuario inactivo</w:t>
+            </w:r>
+          </w:p>
+        </w:tc>
+      </w:tr>
+      <w:tr>
+        <w:tc>
+          <w:tcPr/>
+          <w:p>
+            <w:pPr>
+              <w:pStyle w:val="Compact"/>
+              <w:jc w:val="left"/>
+            </w:pPr>
+            <w:r>
+              <w:rPr>
+                <w:sz w:val="19"/>
+              </w:rPr>
+              <w:t xml:space="preserve">RegistroNoEncontradoException</w:t>
+            </w:r>
+          </w:p>
+        </w:tc>
+        <w:tc>
+          <w:tcPr/>
+          <w:p>
+            <w:pPr>
+              <w:pStyle w:val="Compact"/>
+              <w:jc w:val="left"/>
+            </w:pPr>
+            <w:r>
+              <w:rPr>
+                <w:sz w:val="19"/>
+              </w:rPr>
+              <w:t xml:space="preserve">Se busca, edita o elimina un id o identificación que no existe</w:t>
+            </w:r>
+          </w:p>
+        </w:tc>
+      </w:tr>
+    </w:tbl>
+    <w:bookmarkEnd w:id="45"/>
+    <w:bookmarkStart w:id="46" w:name="enumeraciones"/>
     <w:p>
       <w:pPr>
         <w:pStyle w:val="Heading3"/>
@@ -5632,10 +9416,10 @@
         <w:rPr>
           <w:rStyle w:val="VerbatimChar"/>
         </w:rPr>
-        <w:t xml:space="preserve">TipoMovimiento</w:t>
-      </w:r>
-      <w:r>
-        <w:t xml:space="preserve">: ENTRADA, SALIDA, AJUSTE.</w:t>
+        <w:t xml:space="preserve">MetodoPago</w:t>
+      </w:r>
+      <w:r>
+        <w:t xml:space="preserve">: EFECTIVO, TARJETA, TRANSFERENCIA.</w:t>
       </w:r>
     </w:p>
     <w:p>
@@ -5650,47 +9434,45 @@
         <w:rPr>
           <w:rStyle w:val="VerbatimChar"/>
         </w:rPr>
-        <w:t xml:space="preserve">MetodoPago</w:t>
-      </w:r>
-      <w:r>
-        <w:t xml:space="preserve">: EFECTIVO, TARJETA, TRANSFERENCIA.</w:t>
-      </w:r>
-    </w:p>
-    <w:p>
-      <w:pPr>
-        <w:numPr>
-          <w:ilvl w:val="0"/>
-          <w:numId w:val="1002"/>
-        </w:numPr>
-        <w:pStyle w:val="Compact"/>
-      </w:pPr>
+        <w:t xml:space="preserve">EstadoFactura</w:t>
+      </w:r>
+      <w:r>
+        <w:t xml:space="preserve">: EMITIDA, ANULADA.</w:t>
+      </w:r>
+    </w:p>
+    <w:bookmarkEnd w:id="46"/>
+    <w:bookmarkEnd w:id="47"/>
+    <w:bookmarkStart w:id="51" w:name="diagrama-de-clases-cliente-servidor"/>
+    <w:p>
+      <w:pPr>
+        <w:pStyle w:val="Heading2"/>
+      </w:pPr>
+      <w:r>
+        <w:t xml:space="preserve">2.3 Diagrama de clases cliente-servidor</w:t>
+      </w:r>
+    </w:p>
+    <w:p>
+      <w:pPr>
+        <w:pStyle w:val="FirstParagraph"/>
+      </w:pPr>
+      <w:r>
+        <w:t xml:space="preserve">Este diagrama es la</w:t>
+      </w:r>
+      <w:r>
+        <w:t xml:space="preserve"> </w:t>
+      </w:r>
       <w:r>
         <w:rPr>
-          <w:rStyle w:val="VerbatimChar"/>
+          <w:bCs/>
+          <w:b/>
         </w:rPr>
-        <w:t xml:space="preserve">EstadoFactura</w:t>
-      </w:r>
-      <w:r>
-        <w:t xml:space="preserve">: EMITIDA, ANULADA.</w:t>
-      </w:r>
-    </w:p>
-    <w:bookmarkEnd w:id="37"/>
-    <w:bookmarkEnd w:id="38"/>
-    <w:bookmarkStart w:id="42" w:name="diagrama-de-clases-cliente-servidor"/>
-    <w:p>
-      <w:pPr>
-        <w:pStyle w:val="Heading2"/>
-      </w:pPr>
-      <w:r>
-        <w:t xml:space="preserve">2.3 Diagrama de clases cliente-servidor</w:t>
-      </w:r>
-    </w:p>
-    <w:p>
-      <w:pPr>
-        <w:pStyle w:val="FirstParagraph"/>
-      </w:pPr>
-      <w:r>
-        <w:t xml:space="preserve">Este diagrama muestra las clases que hacen funcionar la aplicación en red y de forma concurrente: las ventanas Swing, la conexión por sockets, el servidor con sus hilos, los servicios y el acceso a datos.</w:t>
+        <w:t xml:space="preserve">arquitectura prevista</w:t>
+      </w:r>
+      <w:r>
+        <w:t xml:space="preserve"> </w:t>
+      </w:r>
+      <w:r>
+        <w:t xml:space="preserve">para los siguientes avances, cuando el curso cubra hilos, sockets, Swing y bases de datos. Muestra las clases que harán funcionar la aplicación en red y de forma concurrente sobre el modelo de la sección 2.1: las ventanas Swing, la conexión por sockets, el servidor con sus hilos, los servicios y el acceso a datos.</w:t>
       </w:r>
     </w:p>
     <w:p>
@@ -5702,18 +9484,18 @@
           <wp:inline>
             <wp:extent cx="6063158" cy="7920000"/>
             <wp:effectExtent b="0" l="0" r="0" t="0"/>
-            <wp:docPr descr="Diagrama de clases cliente-servidor" title="" id="40" name="Picture"/>
+            <wp:docPr descr="Diagrama de clases cliente-servidor" title="" id="49" name="Picture"/>
             <a:graphic>
               <a:graphicData uri="http://schemas.openxmlformats.org/drawingml/2006/picture">
                 <pic:pic>
                   <pic:nvPicPr>
-                    <pic:cNvPr descr="img/02_clases_cliente_servidor.png" id="41" name="Picture"/>
+                    <pic:cNvPr descr="img/02_clases_cliente_servidor.png" id="50" name="Picture"/>
                     <pic:cNvPicPr>
                       <a:picLocks noChangeArrowheads="1" noChangeAspect="1"/>
                     </pic:cNvPicPr>
                   </pic:nvPicPr>
                   <pic:blipFill>
-                    <a:blip r:embed="rId39"/>
+                    <a:blip r:embed="rId48"/>
                     <a:stretch>
                       <a:fillRect/>
                     </a:stretch>
@@ -5748,8 +9530,8 @@
         <w:t xml:space="preserve">Diagrama de clases cliente-servidor</w:t>
       </w:r>
     </w:p>
-    <w:bookmarkEnd w:id="42"/>
-    <w:bookmarkStart w:id="43" w:name="Xfe095a03a4569356bdece450951d262879175f8"/>
+    <w:bookmarkEnd w:id="51"/>
+    <w:bookmarkStart w:id="52" w:name="Xfe095a03a4569356bdece450951d262879175f8"/>
     <w:p>
       <w:pPr>
         <w:pStyle w:val="Heading2"/>
@@ -6826,6 +10608,31 @@
                 <w:rStyle w:val="VerbatimChar"/>
                 <w:sz w:val="19"/>
               </w:rPr>
+              <w:t xml:space="preserve">Inventario</w:t>
+            </w:r>
+            <w:r>
+              <w:rPr>
+                <w:sz w:val="19"/>
+              </w:rPr>
+              <w:t xml:space="preserve"> </w:t>
+            </w:r>
+            <w:r>
+              <w:rPr>
+                <w:sz w:val="19"/>
+              </w:rPr>
+              <w:t xml:space="preserve">y</w:t>
+            </w:r>
+            <w:r>
+              <w:rPr>
+                <w:sz w:val="19"/>
+              </w:rPr>
+              <w:t xml:space="preserve"> </w:t>
+            </w:r>
+            <w:r>
+              <w:rPr>
+                <w:rStyle w:val="VerbatimChar"/>
+                <w:sz w:val="19"/>
+              </w:rPr>
               <w:t xml:space="preserve">ProductoDAO</w:t>
             </w:r>
           </w:p>
@@ -6860,20 +10667,45 @@
               <w:rPr>
                 <w:sz w:val="19"/>
               </w:rPr>
-              <w:t xml:space="preserve">Arma y guarda la factura, reserva el stock, asigna el consecutivo con</w:t>
-            </w:r>
-            <w:r>
-              <w:rPr>
-                <w:sz w:val="19"/>
-              </w:rPr>
-              <w:t xml:space="preserve"> </w:t>
-            </w:r>
-            <w:r>
-              <w:rPr>
-                <w:rStyle w:val="VerbatimChar"/>
-                <w:sz w:val="19"/>
-              </w:rPr>
-              <w:t xml:space="preserve">AtomicInteger</w:t>
+              <w:t xml:space="preserve">Arma y guarda la factura, reserva el stock, asigna el consecutivo de</w:t>
+            </w:r>
+            <w:r>
+              <w:rPr>
+                <w:sz w:val="19"/>
+              </w:rPr>
+              <w:t xml:space="preserve"> </w:t>
+            </w:r>
+            <w:r>
+              <w:rPr>
+                <w:rStyle w:val="VerbatimChar"/>
+                <w:sz w:val="19"/>
+              </w:rPr>
+              <w:t xml:space="preserve">Factura</w:t>
+            </w:r>
+            <w:r>
+              <w:rPr>
+                <w:sz w:val="19"/>
+              </w:rPr>
+              <w:t xml:space="preserve"> </w:t>
+            </w:r>
+            <w:r>
+              <w:rPr>
+                <w:sz w:val="19"/>
+              </w:rPr>
+              <w:t xml:space="preserve">en un método</w:t>
+            </w:r>
+            <w:r>
+              <w:rPr>
+                <w:sz w:val="19"/>
+              </w:rPr>
+              <w:t xml:space="preserve"> </w:t>
+            </w:r>
+            <w:r>
+              <w:rPr>
+                <w:rStyle w:val="VerbatimChar"/>
+                <w:sz w:val="19"/>
+              </w:rPr>
+              <w:t xml:space="preserve">synchronized</w:t>
             </w:r>
             <w:r>
               <w:rPr>
@@ -7993,8 +11825,8 @@
         </w:tc>
       </w:tr>
     </w:tbl>
-    <w:bookmarkEnd w:id="43"/>
-    <w:bookmarkStart w:id="47" w:name="Xb25a7bcb2c777c46a80322396c0b8385eebd30b"/>
+    <w:bookmarkEnd w:id="52"/>
+    <w:bookmarkStart w:id="56" w:name="Xb25a7bcb2c777c46a80322396c0b8385eebd30b"/>
     <w:p>
       <w:pPr>
         <w:pStyle w:val="Heading2"/>
@@ -8020,18 +11852,18 @@
           <wp:inline>
             <wp:extent cx="6300000" cy="3089561"/>
             <wp:effectExtent b="0" l="0" r="0" t="0"/>
-            <wp:docPr descr="Diagrama de secuencia: emitir factura" title="" id="45" name="Picture"/>
+            <wp:docPr descr="Diagrama de secuencia: emitir factura" title="" id="54" name="Picture"/>
             <a:graphic>
               <a:graphicData uri="http://schemas.openxmlformats.org/drawingml/2006/picture">
                 <pic:pic>
                   <pic:nvPicPr>
-                    <pic:cNvPr descr="img/04_secuencia_factura.png" id="46" name="Picture"/>
+                    <pic:cNvPr descr="img/04_secuencia_factura.png" id="55" name="Picture"/>
                     <pic:cNvPicPr>
                       <a:picLocks noChangeArrowheads="1" noChangeAspect="1"/>
                     </pic:cNvPicPr>
                   </pic:nvPicPr>
                   <pic:blipFill>
-                    <a:blip r:embed="rId44"/>
+                    <a:blip r:embed="rId53"/>
                     <a:stretch>
                       <a:fillRect/>
                     </a:stretch>
@@ -8066,9 +11898,9 @@
         <w:t xml:space="preserve">Diagrama de secuencia: emitir factura</w:t>
       </w:r>
     </w:p>
-    <w:bookmarkEnd w:id="47"/>
-    <w:bookmarkEnd w:id="48"/>
-    <w:bookmarkStart w:id="54" w:name="historias-de-usuario"/>
+    <w:bookmarkEnd w:id="56"/>
+    <w:bookmarkEnd w:id="57"/>
+    <w:bookmarkStart w:id="63" w:name="historias-de-usuario"/>
     <w:p>
       <w:pPr>
         <w:pStyle w:val="Heading1"/>
@@ -8098,7 +11930,7 @@
         <w:t xml:space="preserve">= imprescindible para la entrega final). La estimación está en puntos de historia (1 = muy simple, 8 = compleja).</w:t>
       </w:r>
     </w:p>
-    <w:bookmarkStart w:id="49" w:name="módulo-de-acceso"/>
+    <w:bookmarkStart w:id="58" w:name="módulo-de-acceso"/>
     <w:p>
       <w:pPr>
         <w:pStyle w:val="Heading2"/>
@@ -8459,8 +12291,8 @@
         <w:t xml:space="preserve">.</w:t>
       </w:r>
     </w:p>
-    <w:bookmarkEnd w:id="49"/>
-    <w:bookmarkStart w:id="50" w:name="módulo-de-clientes"/>
+    <w:bookmarkEnd w:id="58"/>
+    <w:bookmarkStart w:id="59" w:name="módulo-de-clientes"/>
     <w:p>
       <w:pPr>
         <w:pStyle w:val="Heading2"/>
@@ -8763,8 +12595,8 @@
         <w:t xml:space="preserve">Se pide confirmación antes de desactivar.</w:t>
       </w:r>
     </w:p>
-    <w:bookmarkEnd w:id="50"/>
-    <w:bookmarkStart w:id="51" w:name="módulo-de-productos-e-inventario"/>
+    <w:bookmarkEnd w:id="59"/>
+    <w:bookmarkStart w:id="60" w:name="módulo-de-productos-e-inventario"/>
     <w:p>
       <w:pPr>
         <w:pStyle w:val="Heading2"/>
@@ -8814,7 +12646,7 @@
         <w:t xml:space="preserve"> </w:t>
       </w:r>
       <w:r>
-        <w:t xml:space="preserve">crear categorías de producto (abarrotes, bebidas, limpieza, higiene…) con su porcentaje de impuesto</w:t>
+        <w:t xml:space="preserve">crear, editar y eliminar categorías de producto (abarrotes, bebidas, limpieza, higiene…)</w:t>
       </w:r>
       <w:r>
         <w:t xml:space="preserve"> </w:t>
@@ -8830,7 +12662,7 @@
         <w:t xml:space="preserve"> </w:t>
       </w:r>
       <w:r>
-        <w:t xml:space="preserve">clasificar el catálogo y calcular bien el IVA.</w:t>
+        <w:t xml:space="preserve">mantener el catálogo ordenado.</w:t>
       </w:r>
       <w:r>
         <w:t xml:space="preserve"> </w:t>
@@ -8848,7 +12680,19 @@
         <w:pStyle w:val="Compact"/>
       </w:pPr>
       <w:r>
-        <w:t xml:space="preserve">El nombre de la categoría es único y el impuesto está entre 0 % y 13 %.</w:t>
+        <w:t xml:space="preserve">El nombre de la categoría es único.</w:t>
+      </w:r>
+    </w:p>
+    <w:p>
+      <w:pPr>
+        <w:numPr>
+          <w:ilvl w:val="0"/>
+          <w:numId w:val="1009"/>
+        </w:numPr>
+        <w:pStyle w:val="Compact"/>
+      </w:pPr>
+      <w:r>
+        <w:t xml:space="preserve">No se puede eliminar una categoría que todavía tiene productos.</w:t>
       </w:r>
     </w:p>
     <w:p>
@@ -8892,7 +12736,7 @@
         <w:t xml:space="preserve"> </w:t>
       </w:r>
       <w:r>
-        <w:t xml:space="preserve">registrar un producto con código, nombre, categoría, precio, stock inicial y stock mínimo</w:t>
+        <w:t xml:space="preserve">registrar un producto indicando su tipo (abarrote, bebida o artículo del hogar), código, nombre, categoría, valor de compra, valor de venta, existencias y stock mínimo</w:t>
       </w:r>
       <w:r>
         <w:t xml:space="preserve"> </w:t>
@@ -8926,7 +12770,7 @@
         <w:pStyle w:val="Compact"/>
       </w:pPr>
       <w:r>
-        <w:t xml:space="preserve">El código es único; el precio debe ser mayor que 0 y el stock no puede ser negativo.</w:t>
+        <w:t xml:space="preserve">Según el tipo elegido se piden sus datos propios: fecha de vencimiento, peso y si es canasta básica (abarrote); volumen y unidades por paquete (bebida); marca y presentación (artículo del hogar).</w:t>
       </w:r>
     </w:p>
     <w:p>
@@ -8938,6 +12782,30 @@
         <w:pStyle w:val="Compact"/>
       </w:pPr>
       <w:r>
+        <w:t xml:space="preserve">El impuesto lo define el tipo: 1 % para abarrotes de canasta básica y 13 % para el resto.</w:t>
+      </w:r>
+    </w:p>
+    <w:p>
+      <w:pPr>
+        <w:numPr>
+          <w:ilvl w:val="0"/>
+          <w:numId w:val="1010"/>
+        </w:numPr>
+        <w:pStyle w:val="Compact"/>
+      </w:pPr>
+      <w:r>
+        <w:t xml:space="preserve">El código es único; el valor de venta debe ser mayor que 0 y mayor o igual al de compra; las existencias no pueden ser negativas.</w:t>
+      </w:r>
+    </w:p>
+    <w:p>
+      <w:pPr>
+        <w:numPr>
+          <w:ilvl w:val="0"/>
+          <w:numId w:val="1010"/>
+        </w:numPr>
+        <w:pStyle w:val="Compact"/>
+      </w:pPr>
+      <w:r>
         <w:t xml:space="preserve">Se puede filtrar la lista por categoría y buscar por código o nombre.</w:t>
       </w:r>
     </w:p>
@@ -9016,22 +12884,7 @@
         <w:pStyle w:val="Compact"/>
       </w:pPr>
       <w:r>
-        <w:t xml:space="preserve">Cada ajuste genera un</w:t>
-      </w:r>
-      <w:r>
-        <w:t xml:space="preserve"> </w:t>
-      </w:r>
-      <w:r>
-        <w:rPr>
-          <w:rStyle w:val="VerbatimChar"/>
-        </w:rPr>
-        <w:t xml:space="preserve">MovimientoInventario</w:t>
-      </w:r>
-      <w:r>
-        <w:t xml:space="preserve"> </w:t>
-      </w:r>
-      <w:r>
-        <w:t xml:space="preserve">con usuario, fecha, cantidad y motivo.</w:t>
+        <w:t xml:space="preserve">El ajuste pide el motivo (compra, merma, conteo físico) y se confirma antes de aplicarlo.</w:t>
       </w:r>
     </w:p>
     <w:p>
@@ -9148,8 +13001,8 @@
         <w:t xml:space="preserve">La tabla se refresca en segundo plano cada 30 segundos sin bloquear la ventana.</w:t>
       </w:r>
     </w:p>
-    <w:bookmarkEnd w:id="51"/>
-    <w:bookmarkStart w:id="52" w:name="módulo-de-facturación"/>
+    <w:bookmarkEnd w:id="60"/>
+    <w:bookmarkStart w:id="61" w:name="módulo-de-facturación"/>
     <w:p>
       <w:pPr>
         <w:pStyle w:val="Heading2"/>
@@ -9257,7 +13110,7 @@
         <w:pStyle w:val="Compact"/>
       </w:pPr>
       <w:r>
-        <w:t xml:space="preserve">Subtotal, descuento, impuesto (según la categoría de cada producto) y total se recalculan en cada cambio.</w:t>
+        <w:t xml:space="preserve">Subtotal, descuento, impuesto (según el tipo de cada producto) y total se recalculan en cada cambio.</w:t>
       </w:r>
     </w:p>
     <w:p>
@@ -9734,19 +13587,7 @@
         <w:t xml:space="preserve"> </w:t>
       </w:r>
       <w:r>
-        <w:t xml:space="preserve">y el stock de cada línea se devuelve con un movimiento de tipo</w:t>
-      </w:r>
-      <w:r>
-        <w:t xml:space="preserve"> </w:t>
-      </w:r>
-      <w:r>
-        <w:rPr>
-          <w:rStyle w:val="VerbatimChar"/>
-        </w:rPr>
-        <w:t xml:space="preserve">ENTRADA</w:t>
-      </w:r>
-      <w:r>
-        <w:t xml:space="preserve">.</w:t>
+        <w:t xml:space="preserve">y las existencias de cada línea se devuelven al inventario.</w:t>
       </w:r>
     </w:p>
     <w:p>
@@ -9761,8 +13602,8 @@
         <w:t xml:space="preserve">Una factura anulada no se puede volver a anular.</w:t>
       </w:r>
     </w:p>
-    <w:bookmarkEnd w:id="52"/>
-    <w:bookmarkStart w:id="53" w:name="resumen"/>
+    <w:bookmarkEnd w:id="61"/>
+    <w:bookmarkStart w:id="62" w:name="resumen"/>
     <w:p>
       <w:pPr>
         <w:pStyle w:val="Heading2"/>
@@ -11288,9 +15129,9 @@
         </w:tc>
       </w:tr>
     </w:tbl>
-    <w:bookmarkEnd w:id="53"/>
-    <w:bookmarkEnd w:id="54"/>
-    <w:bookmarkStart w:id="91" w:name="prototipos-de-interfaz-gráfica"/>
+    <w:bookmarkEnd w:id="62"/>
+    <w:bookmarkEnd w:id="63"/>
+    <w:bookmarkStart w:id="100" w:name="prototipos-de-interfaz-gráfica"/>
     <w:p>
       <w:pPr>
         <w:pStyle w:val="Heading1"/>
@@ -11319,7 +15160,7 @@
         <w:t xml:space="preserve">, y se exportaron a imagen. Los datos mostrados son de ejemplo.</w:t>
       </w:r>
     </w:p>
-    <w:bookmarkStart w:id="58" w:name="mapa-de-navegación"/>
+    <w:bookmarkStart w:id="67" w:name="mapa-de-navegación"/>
     <w:p>
       <w:pPr>
         <w:pStyle w:val="Heading2"/>
@@ -11337,18 +15178,18 @@
           <wp:inline>
             <wp:extent cx="6300000" cy="4570894"/>
             <wp:effectExtent b="0" l="0" r="0" t="0"/>
-            <wp:docPr descr="Mapa de navegación entre pantallas" title="" id="56" name="Picture"/>
+            <wp:docPr descr="Mapa de navegación entre pantallas" title="" id="65" name="Picture"/>
             <a:graphic>
               <a:graphicData uri="http://schemas.openxmlformats.org/drawingml/2006/picture">
                 <pic:pic>
                   <pic:nvPicPr>
-                    <pic:cNvPr descr="img/05_navegacion.png" id="57" name="Picture"/>
+                    <pic:cNvPr descr="img/05_navegacion.png" id="66" name="Picture"/>
                     <pic:cNvPicPr>
                       <a:picLocks noChangeArrowheads="1" noChangeAspect="1"/>
                     </pic:cNvPicPr>
                   </pic:nvPicPr>
                   <pic:blipFill>
-                    <a:blip r:embed="rId55"/>
+                    <a:blip r:embed="rId64"/>
                     <a:stretch>
                       <a:fillRect/>
                     </a:stretch>
@@ -11383,8 +15224,8 @@
         <w:t xml:space="preserve">Mapa de navegación entre pantallas</w:t>
       </w:r>
     </w:p>
-    <w:bookmarkEnd w:id="58"/>
-    <w:bookmarkStart w:id="62" w:name="p1-inicio-de-sesión-hu-01"/>
+    <w:bookmarkEnd w:id="67"/>
+    <w:bookmarkStart w:id="71" w:name="p1-inicio-de-sesión-hu-01"/>
     <w:p>
       <w:pPr>
         <w:pStyle w:val="Heading2"/>
@@ -11410,18 +15251,18 @@
           <wp:inline>
             <wp:extent cx="6300000" cy="4755000"/>
             <wp:effectExtent b="0" l="0" r="0" t="0"/>
-            <wp:docPr descr="P1 Inicio de sesión" title="" id="60" name="Picture"/>
+            <wp:docPr descr="P1 Inicio de sesión" title="" id="69" name="Picture"/>
             <a:graphic>
               <a:graphicData uri="http://schemas.openxmlformats.org/drawingml/2006/picture">
                 <pic:pic>
                   <pic:nvPicPr>
-                    <pic:cNvPr descr="img/P1_inicio_sesion.png" id="61" name="Picture"/>
+                    <pic:cNvPr descr="img/P1_inicio_sesion.png" id="70" name="Picture"/>
                     <pic:cNvPicPr>
                       <a:picLocks noChangeArrowheads="1" noChangeAspect="1"/>
                     </pic:cNvPicPr>
                   </pic:nvPicPr>
                   <pic:blipFill>
-                    <a:blip r:embed="rId59"/>
+                    <a:blip r:embed="rId68"/>
                     <a:stretch>
                       <a:fillRect/>
                     </a:stretch>
@@ -11456,8 +15297,8 @@
         <w:t xml:space="preserve">P1 Inicio de sesión</w:t>
       </w:r>
     </w:p>
-    <w:bookmarkEnd w:id="62"/>
-    <w:bookmarkStart w:id="66" w:name="p2-menú-principal-hu-02-hu-10"/>
+    <w:bookmarkEnd w:id="71"/>
+    <w:bookmarkStart w:id="75" w:name="p2-menú-principal-hu-02-hu-10"/>
     <w:p>
       <w:pPr>
         <w:pStyle w:val="Heading2"/>
@@ -11499,18 +15340,18 @@
           <wp:inline>
             <wp:extent cx="6300000" cy="3481577"/>
             <wp:effectExtent b="0" l="0" r="0" t="0"/>
-            <wp:docPr descr="P2 Menú principal" title="" id="64" name="Picture"/>
+            <wp:docPr descr="P2 Menú principal" title="" id="73" name="Picture"/>
             <a:graphic>
               <a:graphicData uri="http://schemas.openxmlformats.org/drawingml/2006/picture">
                 <pic:pic>
                   <pic:nvPicPr>
-                    <pic:cNvPr descr="img/P2_menu_principal.png" id="65" name="Picture"/>
+                    <pic:cNvPr descr="img/P2_menu_principal.png" id="74" name="Picture"/>
                     <pic:cNvPicPr>
                       <a:picLocks noChangeArrowheads="1" noChangeAspect="1"/>
                     </pic:cNvPicPr>
                   </pic:nvPicPr>
                   <pic:blipFill>
-                    <a:blip r:embed="rId63"/>
+                    <a:blip r:embed="rId72"/>
                     <a:stretch>
                       <a:fillRect/>
                     </a:stretch>
@@ -11545,8 +15386,8 @@
         <w:t xml:space="preserve">P2 Menú principal</w:t>
       </w:r>
     </w:p>
-    <w:bookmarkEnd w:id="66"/>
-    <w:bookmarkStart w:id="70" w:name="p3-gestión-de-clientes-hu-04-hu-05-hu-06"/>
+    <w:bookmarkEnd w:id="75"/>
+    <w:bookmarkStart w:id="79" w:name="p3-gestión-de-clientes-hu-04-hu-05-hu-06"/>
     <w:p>
       <w:pPr>
         <w:pStyle w:val="Heading2"/>
@@ -11572,18 +15413,18 @@
           <wp:inline>
             <wp:extent cx="6300000" cy="3047441"/>
             <wp:effectExtent b="0" l="0" r="0" t="0"/>
-            <wp:docPr descr="P3 Gestión de clientes" title="" id="68" name="Picture"/>
+            <wp:docPr descr="P3 Gestión de clientes" title="" id="77" name="Picture"/>
             <a:graphic>
               <a:graphicData uri="http://schemas.openxmlformats.org/drawingml/2006/picture">
                 <pic:pic>
                   <pic:nvPicPr>
-                    <pic:cNvPr descr="img/P3_clientes.png" id="69" name="Picture"/>
+                    <pic:cNvPr descr="img/P3_clientes.png" id="78" name="Picture"/>
                     <pic:cNvPicPr>
                       <a:picLocks noChangeArrowheads="1" noChangeAspect="1"/>
                     </pic:cNvPicPr>
                   </pic:nvPicPr>
                   <pic:blipFill>
-                    <a:blip r:embed="rId67"/>
+                    <a:blip r:embed="rId76"/>
                     <a:stretch>
                       <a:fillRect/>
                     </a:stretch>
@@ -11618,8 +15459,8 @@
         <w:t xml:space="preserve">P3 Gestión de clientes</w:t>
       </w:r>
     </w:p>
-    <w:bookmarkEnd w:id="70"/>
-    <w:bookmarkStart w:id="74" w:name="Xc1fc0f09cd90c067d91428aeb1f8a142f326943"/>
+    <w:bookmarkEnd w:id="79"/>
+    <w:bookmarkStart w:id="83" w:name="Xc1fc0f09cd90c067d91428aeb1f8a142f326943"/>
     <w:p>
       <w:pPr>
         <w:pStyle w:val="Heading2"/>
@@ -11633,7 +15474,7 @@
         <w:pStyle w:val="FirstParagraph"/>
       </w:pPr>
       <w:r>
-        <w:t xml:space="preserve">Pestañas para productos, categorías (tipos de producto) y movimientos de inventario. Los productos bajo el mínimo se resaltan en rojo.</w:t>
+        <w:t xml:space="preserve">Pestañas para productos, categorías y productos bajo el mínimo. El formulario cambia según el tipo de producto elegido (abarrote, bebida o artículo del hogar). Los productos bajo el mínimo se resaltan en rojo.</w:t>
       </w:r>
     </w:p>
     <w:p>
@@ -11643,20 +15484,20 @@
       <w:r>
         <w:drawing>
           <wp:inline>
-            <wp:extent cx="6300000" cy="3380999"/>
+            <wp:extent cx="6300000" cy="4381999"/>
             <wp:effectExtent b="0" l="0" r="0" t="0"/>
-            <wp:docPr descr="P4 Productos e inventario" title="" id="72" name="Picture"/>
+            <wp:docPr descr="P4 Productos e inventario" title="" id="81" name="Picture"/>
             <a:graphic>
               <a:graphicData uri="http://schemas.openxmlformats.org/drawingml/2006/picture">
                 <pic:pic>
                   <pic:nvPicPr>
-                    <pic:cNvPr descr="img/P4_productos_inventario.png" id="73" name="Picture"/>
+                    <pic:cNvPr descr="img/P4_productos_inventario.png" id="82" name="Picture"/>
                     <pic:cNvPicPr>
                       <a:picLocks noChangeArrowheads="1" noChangeAspect="1"/>
                     </pic:cNvPicPr>
                   </pic:nvPicPr>
                   <pic:blipFill>
-                    <a:blip r:embed="rId71"/>
+                    <a:blip r:embed="rId80"/>
                     <a:stretch>
                       <a:fillRect/>
                     </a:stretch>
@@ -11664,7 +15505,7 @@
                   <pic:spPr bwMode="auto">
                     <a:xfrm>
                       <a:off x="0" y="0"/>
-                      <a:ext cx="6300000" cy="3380999"/>
+                      <a:ext cx="6300000" cy="4381999"/>
                     </a:xfrm>
                     <a:prstGeom prst="rect">
                       <a:avLst/>
@@ -11691,8 +15532,8 @@
         <w:t xml:space="preserve">P4 Productos e inventario</w:t>
       </w:r>
     </w:p>
-    <w:bookmarkEnd w:id="74"/>
-    <w:bookmarkStart w:id="78" w:name="p5-nueva-factura-hu-11-hu-12"/>
+    <w:bookmarkEnd w:id="83"/>
+    <w:bookmarkStart w:id="87" w:name="p5-nueva-factura-hu-11-hu-12"/>
     <w:p>
       <w:pPr>
         <w:pStyle w:val="Heading2"/>
@@ -11718,18 +15559,18 @@
           <wp:inline>
             <wp:extent cx="6300000" cy="3491807"/>
             <wp:effectExtent b="0" l="0" r="0" t="0"/>
-            <wp:docPr descr="P5 Nueva factura" title="" id="76" name="Picture"/>
+            <wp:docPr descr="P5 Nueva factura" title="" id="85" name="Picture"/>
             <a:graphic>
               <a:graphicData uri="http://schemas.openxmlformats.org/drawingml/2006/picture">
                 <pic:pic>
                   <pic:nvPicPr>
-                    <pic:cNvPr descr="img/P5_nueva_factura.png" id="77" name="Picture"/>
+                    <pic:cNvPr descr="img/P5_nueva_factura.png" id="86" name="Picture"/>
                     <pic:cNvPicPr>
                       <a:picLocks noChangeArrowheads="1" noChangeAspect="1"/>
                     </pic:cNvPicPr>
                   </pic:nvPicPr>
                   <pic:blipFill>
-                    <a:blip r:embed="rId75"/>
+                    <a:blip r:embed="rId84"/>
                     <a:stretch>
                       <a:fillRect/>
                     </a:stretch>
@@ -11764,8 +15605,8 @@
         <w:t xml:space="preserve">P5 Nueva factura</w:t>
       </w:r>
     </w:p>
-    <w:bookmarkEnd w:id="78"/>
-    <w:bookmarkStart w:id="82" w:name="Xbd5e86e5fc906fc5d192c2fdb80ff96a1e7ffc4"/>
+    <w:bookmarkEnd w:id="87"/>
+    <w:bookmarkStart w:id="91" w:name="Xbd5e86e5fc906fc5d192c2fdb80ff96a1e7ffc4"/>
     <w:p>
       <w:pPr>
         <w:pStyle w:val="Heading2"/>
@@ -11818,18 +15659,18 @@
           <wp:inline>
             <wp:extent cx="6300000" cy="5197500"/>
             <wp:effectExtent b="0" l="0" r="0" t="0"/>
-            <wp:docPr descr="P6 Vista previa de factura" title="" id="80" name="Picture"/>
+            <wp:docPr descr="P6 Vista previa de factura" title="" id="89" name="Picture"/>
             <a:graphic>
               <a:graphicData uri="http://schemas.openxmlformats.org/drawingml/2006/picture">
                 <pic:pic>
                   <pic:nvPicPr>
-                    <pic:cNvPr descr="img/P6_vista_previa_factura.png" id="81" name="Picture"/>
+                    <pic:cNvPr descr="img/P6_vista_previa_factura.png" id="90" name="Picture"/>
                     <pic:cNvPicPr>
                       <a:picLocks noChangeArrowheads="1" noChangeAspect="1"/>
                     </pic:cNvPicPr>
                   </pic:nvPicPr>
                   <pic:blipFill>
-                    <a:blip r:embed="rId79"/>
+                    <a:blip r:embed="rId88"/>
                     <a:stretch>
                       <a:fillRect/>
                     </a:stretch>
@@ -11864,8 +15705,8 @@
         <w:t xml:space="preserve">P6 Vista previa de factura</w:t>
       </w:r>
     </w:p>
-    <w:bookmarkEnd w:id="82"/>
-    <w:bookmarkStart w:id="86" w:name="p7-historial-de-facturas-hu-14-hu-15"/>
+    <w:bookmarkEnd w:id="91"/>
+    <w:bookmarkStart w:id="95" w:name="p7-historial-de-facturas-hu-14-hu-15"/>
     <w:p>
       <w:pPr>
         <w:pStyle w:val="Heading2"/>
@@ -11891,18 +15732,18 @@
           <wp:inline>
             <wp:extent cx="6300000" cy="2426931"/>
             <wp:effectExtent b="0" l="0" r="0" t="0"/>
-            <wp:docPr descr="P7 Historial de facturas" title="" id="84" name="Picture"/>
+            <wp:docPr descr="P7 Historial de facturas" title="" id="93" name="Picture"/>
             <a:graphic>
               <a:graphicData uri="http://schemas.openxmlformats.org/drawingml/2006/picture">
                 <pic:pic>
                   <pic:nvPicPr>
-                    <pic:cNvPr descr="img/P7_historial_facturas.png" id="85" name="Picture"/>
+                    <pic:cNvPr descr="img/P7_historial_facturas.png" id="94" name="Picture"/>
                     <pic:cNvPicPr>
                       <a:picLocks noChangeArrowheads="1" noChangeAspect="1"/>
                     </pic:cNvPicPr>
                   </pic:nvPicPr>
                   <pic:blipFill>
-                    <a:blip r:embed="rId83"/>
+                    <a:blip r:embed="rId92"/>
                     <a:stretch>
                       <a:fillRect/>
                     </a:stretch>
@@ -11937,8 +15778,8 @@
         <w:t xml:space="preserve">P7 Historial de facturas</w:t>
       </w:r>
     </w:p>
-    <w:bookmarkEnd w:id="86"/>
-    <w:bookmarkStart w:id="90" w:name="p8-gestión-de-usuarios-hu-03"/>
+    <w:bookmarkEnd w:id="95"/>
+    <w:bookmarkStart w:id="99" w:name="p8-gestión-de-usuarios-hu-03"/>
     <w:p>
       <w:pPr>
         <w:pStyle w:val="Heading2"/>
@@ -11964,18 +15805,18 @@
           <wp:inline>
             <wp:extent cx="6300000" cy="3150000"/>
             <wp:effectExtent b="0" l="0" r="0" t="0"/>
-            <wp:docPr descr="P8 Gestión de usuarios" title="" id="88" name="Picture"/>
+            <wp:docPr descr="P8 Gestión de usuarios" title="" id="97" name="Picture"/>
             <a:graphic>
               <a:graphicData uri="http://schemas.openxmlformats.org/drawingml/2006/picture">
                 <pic:pic>
                   <pic:nvPicPr>
-                    <pic:cNvPr descr="img/P8_usuarios.png" id="89" name="Picture"/>
+                    <pic:cNvPr descr="img/P8_usuarios.png" id="98" name="Picture"/>
                     <pic:cNvPicPr>
                       <a:picLocks noChangeArrowheads="1" noChangeAspect="1"/>
                     </pic:cNvPicPr>
                   </pic:nvPicPr>
                   <pic:blipFill>
-                    <a:blip r:embed="rId87"/>
+                    <a:blip r:embed="rId96"/>
                     <a:stretch>
                       <a:fillRect/>
                     </a:stretch>
@@ -12010,9 +15851,9 @@
         <w:t xml:space="preserve">P8 Gestión de usuarios</w:t>
       </w:r>
     </w:p>
-    <w:bookmarkEnd w:id="90"/>
-    <w:bookmarkEnd w:id="91"/>
-    <w:bookmarkStart w:id="92" w:name="trazabilidad-historias-clases-pantallas"/>
+    <w:bookmarkEnd w:id="99"/>
+    <w:bookmarkEnd w:id="100"/>
+    <w:bookmarkStart w:id="101" w:name="trazabilidad-historias-clases-pantallas"/>
     <w:p>
       <w:pPr>
         <w:pStyle w:val="Heading1"/>
@@ -12127,7 +15968,7 @@
               <w:rPr>
                 <w:sz w:val="19"/>
               </w:rPr>
-              <w:t xml:space="preserve">Usuario, ServicioAutenticacion, UsuarioDAO, VentanaLogin, ClienteSocket</w:t>
+              <w:t xml:space="preserve">Usuario, RegistroUsuarios, CredencialesInvalidasException, VentanaLogin</w:t>
             </w:r>
           </w:p>
         </w:tc>
@@ -12174,7 +16015,7 @@
               <w:rPr>
                 <w:sz w:val="19"/>
               </w:rPr>
-              <w:t xml:space="preserve">Usuario, Rol, ServicioAutenticacion, UsuarioDAO</w:t>
+              <w:t xml:space="preserve">Usuario, Rol, RegistroUsuarios</w:t>
             </w:r>
           </w:p>
         </w:tc>
@@ -12221,7 +16062,7 @@
               <w:rPr>
                 <w:sz w:val="19"/>
               </w:rPr>
-              <w:t xml:space="preserve">Cliente, ServicioClientes, ClienteDAO, PanelClientes</w:t>
+              <w:t xml:space="preserve">Persona, Cliente, RegistroClientes, RegistroNoEncontradoException</w:t>
             </w:r>
           </w:p>
         </w:tc>
@@ -12268,7 +16109,7 @@
               <w:rPr>
                 <w:sz w:val="19"/>
               </w:rPr>
-              <w:t xml:space="preserve">CategoriaProducto, Producto, ServicioInventario, ProductoDAO, PanelProductos</w:t>
+              <w:t xml:space="preserve">Inventario, Categoria, Producto, Abarrote, Bebida, ArticuloHogar</w:t>
             </w:r>
           </w:p>
         </w:tc>
@@ -12315,7 +16156,7 @@
               <w:rPr>
                 <w:sz w:val="19"/>
               </w:rPr>
-              <w:t xml:space="preserve">Producto, MovimientoInventario, ServicioInventario, HiloActualizacionStock</w:t>
+              <w:t xml:space="preserve">Producto, Inventario, ComparadorPorExistencias</w:t>
             </w:r>
           </w:p>
         </w:tc>
@@ -12362,7 +16203,7 @@
               <w:rPr>
                 <w:sz w:val="19"/>
               </w:rPr>
-              <w:t xml:space="preserve">Factura, DetalleFactura, ServicioFacturacion, ServicioInventario, ManejadorCliente, PanelFacturacion</w:t>
+              <w:t xml:space="preserve">Factura, DetalleFactura, Inventario, StockInsuficienteException (y en la arquitectura prevista: ServicioFacturacion, ManejadorCliente)</w:t>
             </w:r>
           </w:p>
         </w:tc>
@@ -12409,7 +16250,7 @@
               <w:rPr>
                 <w:sz w:val="19"/>
               </w:rPr>
-              <w:t xml:space="preserve">Factura, GeneradorArchivoFactura</w:t>
+              <w:t xml:space="preserve">Factura, DetalleFactura, Mostrable</w:t>
             </w:r>
           </w:p>
         </w:tc>
@@ -12456,7 +16297,7 @@
               <w:rPr>
                 <w:sz w:val="19"/>
               </w:rPr>
-              <w:t xml:space="preserve">Factura, EstadoFactura, FacturaDAO, MovimientoInventario</w:t>
+              <w:t xml:space="preserve">Factura, EstadoFactura, RegistroFacturas</w:t>
             </w:r>
           </w:p>
         </w:tc>
@@ -12477,7 +16318,7 @@
         </w:tc>
       </w:tr>
     </w:tbl>
-    <w:bookmarkEnd w:id="92"/>
+    <w:bookmarkEnd w:id="101"/>
     <w:sectPr>
       <w:pgSz w:w="12240" w:h="15840"/>
       <w:pgMar w:left="1134" w:right="1134"/>

--- a/docs/Avance1_Documento_Diseno.docx
+++ b/docs/Avance1_Documento_Diseno.docx
@@ -101,6 +101,24 @@
       <w:r>
         <w:t xml:space="preserve">1)</w:t>
       </w:r>
+      <w:r>
+        <w:t xml:space="preserve"> </w:t>
+      </w:r>
+      <w:r>
+        <w:t xml:space="preserve">·</w:t>
+      </w:r>
+      <w:r>
+        <w:t xml:space="preserve"> </w:t>
+      </w:r>
+      <w:r>
+        <w:t xml:space="preserve">Versión</w:t>
+      </w:r>
+      <w:r>
+        <w:t xml:space="preserve"> </w:t>
+      </w:r>
+      <w:r>
+        <w:t xml:space="preserve">1.2</w:t>
+      </w:r>
     </w:p>
     <w:p>
       <w:pPr>
@@ -196,6 +214,239 @@
         <w:t xml:space="preserve">2026</w:t>
       </w:r>
     </w:p>
+    <w:p>
+      <w:pPr>
+        <w:pStyle w:val="FirstParagraph"/>
+      </w:pPr>
+      <w:r>
+        <w:rPr>
+          <w:bCs/>
+          <w:b/>
+        </w:rPr>
+        <w:t xml:space="preserve">Control de versiones</w:t>
+      </w:r>
+    </w:p>
+    <w:tbl>
+      <w:tblPr>
+        <w:tblStyle w:val="Table"/>
+        <w:tblW w:type="pct" w:w="5000"/>
+        <w:tblLook w:firstRow="1" w:lastRow="0" w:firstColumn="0" w:lastColumn="0" w:noHBand="0" w:noVBand="0" w:val="0020"/>
+        <w:jc w:val="start"/>
+        <w:tblBorders>
+          <w:top w:val="single" w:sz="4" w:color="8E9BAB"/>
+          <w:left w:val="single" w:sz="4" w:color="8E9BAB"/>
+          <w:bottom w:val="single" w:sz="4" w:color="8E9BAB"/>
+          <w:right w:val="single" w:sz="4" w:color="8E9BAB"/>
+          <w:insideH w:val="single" w:sz="4" w:color="8E9BAB"/>
+          <w:insideV w:val="single" w:sz="4" w:color="8E9BAB"/>
+        </w:tblBorders>
+      </w:tblPr>
+      <w:tblGrid>
+        <w:gridCol w:w="2640"/>
+        <w:gridCol w:w="2640"/>
+        <w:gridCol w:w="2640"/>
+      </w:tblGrid>
+      <w:tr>
+        <w:trPr>
+          <w:tblHeader w:val="true"/>
+        </w:trPr>
+        <w:tc>
+          <w:tcPr>
+            <w:shd w:val="clear" w:fill="DCE4EE"/>
+          </w:tcPr>
+          <w:p>
+            <w:pPr>
+              <w:pStyle w:val="Compact"/>
+              <w:jc w:val="left"/>
+            </w:pPr>
+            <w:r>
+              <w:rPr>
+                <w:b/>
+                <w:sz w:val="19"/>
+              </w:rPr>
+              <w:t xml:space="preserve">Versión</w:t>
+            </w:r>
+          </w:p>
+        </w:tc>
+        <w:tc>
+          <w:tcPr>
+            <w:shd w:val="clear" w:fill="DCE4EE"/>
+          </w:tcPr>
+          <w:p>
+            <w:pPr>
+              <w:pStyle w:val="Compact"/>
+              <w:jc w:val="left"/>
+            </w:pPr>
+            <w:r>
+              <w:rPr>
+                <w:b/>
+                <w:sz w:val="19"/>
+              </w:rPr>
+              <w:t xml:space="preserve">Fecha</w:t>
+            </w:r>
+          </w:p>
+        </w:tc>
+        <w:tc>
+          <w:tcPr>
+            <w:shd w:val="clear" w:fill="DCE4EE"/>
+          </w:tcPr>
+          <w:p>
+            <w:pPr>
+              <w:pStyle w:val="Compact"/>
+              <w:jc w:val="left"/>
+            </w:pPr>
+            <w:r>
+              <w:rPr>
+                <w:b/>
+                <w:sz w:val="19"/>
+              </w:rPr>
+              <w:t xml:space="preserve">Cambios</w:t>
+            </w:r>
+          </w:p>
+        </w:tc>
+      </w:tr>
+      <w:tr>
+        <w:tc>
+          <w:tcPr/>
+          <w:p>
+            <w:pPr>
+              <w:pStyle w:val="Compact"/>
+              <w:jc w:val="left"/>
+            </w:pPr>
+            <w:r>
+              <w:rPr>
+                <w:sz w:val="19"/>
+              </w:rPr>
+              <w:t xml:space="preserve">1.0</w:t>
+            </w:r>
+          </w:p>
+        </w:tc>
+        <w:tc>
+          <w:tcPr/>
+          <w:p>
+            <w:pPr>
+              <w:pStyle w:val="Compact"/>
+              <w:jc w:val="left"/>
+            </w:pPr>
+            <w:r>
+              <w:rPr>
+                <w:sz w:val="19"/>
+              </w:rPr>
+              <w:t xml:space="preserve">06/10/2026</w:t>
+            </w:r>
+          </w:p>
+        </w:tc>
+        <w:tc>
+          <w:tcPr/>
+          <w:p>
+            <w:pPr>
+              <w:pStyle w:val="Compact"/>
+              <w:jc w:val="left"/>
+            </w:pPr>
+            <w:r>
+              <w:rPr>
+                <w:sz w:val="19"/>
+              </w:rPr>
+              <w:t xml:space="preserve">Primera versión: clases, 15 historias de usuario, 8 prototipos y diagramas de arquitectura, secuencia y navegación</w:t>
+            </w:r>
+          </w:p>
+        </w:tc>
+      </w:tr>
+      <w:tr>
+        <w:tc>
+          <w:tcPr/>
+          <w:p>
+            <w:pPr>
+              <w:pStyle w:val="Compact"/>
+              <w:jc w:val="left"/>
+            </w:pPr>
+            <w:r>
+              <w:rPr>
+                <w:sz w:val="19"/>
+              </w:rPr>
+              <w:t xml:space="preserve">1.1</w:t>
+            </w:r>
+          </w:p>
+        </w:tc>
+        <w:tc>
+          <w:tcPr/>
+          <w:p>
+            <w:pPr>
+              <w:pStyle w:val="Compact"/>
+              <w:jc w:val="left"/>
+            </w:pPr>
+            <w:r>
+              <w:rPr>
+                <w:sz w:val="19"/>
+              </w:rPr>
+              <w:t xml:space="preserve">08/10/2026</w:t>
+            </w:r>
+          </w:p>
+        </w:tc>
+        <w:tc>
+          <w:tcPr/>
+          <w:p>
+            <w:pPr>
+              <w:pStyle w:val="Compact"/>
+              <w:jc w:val="left"/>
+            </w:pPr>
+            <w:r>
+              <w:rPr>
+                <w:sz w:val="19"/>
+              </w:rPr>
+              <w:t xml:space="preserve">Modelo de clases ajustado al material de las semanas 1 a 5 (estilo MultiSports); tabla de temas del curso; hilos, sockets, Swing y BD como arquitectura prevista; historias y prototipo de productos por tipo</w:t>
+            </w:r>
+          </w:p>
+        </w:tc>
+      </w:tr>
+      <w:tr>
+        <w:tc>
+          <w:tcPr/>
+          <w:p>
+            <w:pPr>
+              <w:pStyle w:val="Compact"/>
+              <w:jc w:val="left"/>
+            </w:pPr>
+            <w:r>
+              <w:rPr>
+                <w:sz w:val="19"/>
+              </w:rPr>
+              <w:t xml:space="preserve">1.2</w:t>
+            </w:r>
+          </w:p>
+        </w:tc>
+        <w:tc>
+          <w:tcPr/>
+          <w:p>
+            <w:pPr>
+              <w:pStyle w:val="Compact"/>
+              <w:jc w:val="left"/>
+            </w:pPr>
+            <w:r>
+              <w:rPr>
+                <w:sz w:val="19"/>
+              </w:rPr>
+              <w:t xml:space="preserve">08/10/2026</w:t>
+            </w:r>
+          </w:p>
+        </w:tc>
+        <w:tc>
+          <w:tcPr/>
+          <w:p>
+            <w:pPr>
+              <w:pStyle w:val="Compact"/>
+              <w:jc w:val="left"/>
+            </w:pPr>
+            <w:r>
+              <w:rPr>
+                <w:sz w:val="19"/>
+              </w:rPr>
+              <w:t xml:space="preserve">Se agrega esta tabla de control de versiones</w:t>
+            </w:r>
+          </w:p>
+        </w:tc>
+      </w:tr>
+    </w:tbl>
     <w:bookmarkStart w:id="25" w:name="introducción"/>
     <w:p>
       <w:pPr>
